--- a/OwnerMate_Final_Phase2.docx
+++ b/OwnerMate_Final_Phase2.docx
@@ -741,561 +741,561 @@
       </w:pPr>
       <w:r>
         <w:rPr/>
-        <w:t>The OwnerMate Platform is an all-in-one AI-powered platform designed to optimize the </w:t>
-      </w:r>
-      <w:r>
-        <w:rPr/>
-        <w:t>per-formance of small and medium-sized businesses (SMBs).</w:t>
+        <w:t>The OwnerMate Platform is an all-in-one AI-powered platform designed to optimize the per-formance of small and medium-sized businesses (SMBs). The system created to help resolve the market fragmentation issue is the integration of operational reporting, sentiment analysis, and content generation into a single workflow which is designed to cater to the linguistic and cultural requirements specific to the Jordanian market. The solutions created are meant for Jordanian SMB owners restaurant managers, for example, who lack the necessary time, money, and expertise to handle a number of specialized subscriptions. The system was developed to be accessible on a responsive website, which allows the system to be accessed at all times and anywhere by simply using a web browser and Internet connectivity. Our research described in this assignment covers the main operations of the development of the system, beginning with the collection of research data on various websites and review of the information of various reporting systems available on the Internet such as Prediko and Chattermill. They must then be specified to the needs after the use case analysis was performed, in the design and development of the system process. The final step was the implementation of the system.</w:t>
+      </w:r>
+      <w:r>
+        <w:rPr/>
+        <w:t/>
       </w:r>
       <w:r>
         <w:rPr>
           <w:spacing w:val="40"/>
         </w:rPr>
-        <w:t> </w:t>
-      </w:r>
-      <w:r>
-        <w:rPr/>
-        <w:t>The system created to help resolve the market fragmentation issue is the integration of predictive analytics, sentiment analysis, and content generation into a single workflow which is designed to cater to the linguistic and cultural requirements specific to the Jordanian market.</w:t>
+        <w:t/>
+      </w:r>
+      <w:r>
+        <w:rPr/>
+        <w:t/>
       </w:r>
       <w:r>
         <w:rPr>
           <w:spacing w:val="40"/>
         </w:rPr>
-        <w:t> </w:t>
-      </w:r>
-      <w:r>
-        <w:rPr/>
-        <w:t>The solutions created are meant for Jordanian</w:t>
+        <w:t/>
+      </w:r>
+      <w:r>
+        <w:rPr/>
+        <w:t/>
       </w:r>
       <w:r>
         <w:rPr>
           <w:spacing w:val="-12"/>
         </w:rPr>
-        <w:t> </w:t>
-      </w:r>
-      <w:r>
-        <w:rPr/>
-        <w:t>SMB</w:t>
+        <w:t/>
+      </w:r>
+      <w:r>
+        <w:rPr/>
+        <w:t/>
       </w:r>
       <w:r>
         <w:rPr>
           <w:spacing w:val="-12"/>
         </w:rPr>
-        <w:t> </w:t>
-      </w:r>
-      <w:r>
-        <w:rPr/>
-        <w:t>owners</w:t>
+        <w:t/>
+      </w:r>
+      <w:r>
+        <w:rPr/>
+        <w:t/>
       </w:r>
       <w:r>
         <w:rPr>
           <w:spacing w:val="-12"/>
         </w:rPr>
-        <w:t> </w:t>
-      </w:r>
-      <w:r>
-        <w:rPr/>
-        <w:t>restaurant</w:t>
+        <w:t/>
+      </w:r>
+      <w:r>
+        <w:rPr/>
+        <w:t/>
       </w:r>
       <w:r>
         <w:rPr>
           <w:spacing w:val="-12"/>
         </w:rPr>
-        <w:t> </w:t>
-      </w:r>
-      <w:r>
-        <w:rPr/>
-        <w:t>managers,</w:t>
+        <w:t/>
+      </w:r>
+      <w:r>
+        <w:rPr/>
+        <w:t/>
       </w:r>
       <w:r>
         <w:rPr>
           <w:spacing w:val="-11"/>
         </w:rPr>
-        <w:t> </w:t>
-      </w:r>
-      <w:r>
-        <w:rPr/>
-        <w:t>for</w:t>
+        <w:t/>
+      </w:r>
+      <w:r>
+        <w:rPr/>
+        <w:t/>
       </w:r>
       <w:r>
         <w:rPr>
           <w:spacing w:val="-12"/>
         </w:rPr>
-        <w:t> </w:t>
-      </w:r>
-      <w:r>
-        <w:rPr/>
-        <w:t>example,</w:t>
+        <w:t/>
+      </w:r>
+      <w:r>
+        <w:rPr/>
+        <w:t/>
       </w:r>
       <w:r>
         <w:rPr>
           <w:spacing w:val="-12"/>
         </w:rPr>
-        <w:t> </w:t>
-      </w:r>
-      <w:r>
-        <w:rPr/>
-        <w:t>who</w:t>
+        <w:t/>
+      </w:r>
+      <w:r>
+        <w:rPr/>
+        <w:t/>
       </w:r>
       <w:r>
         <w:rPr>
           <w:spacing w:val="-12"/>
         </w:rPr>
-        <w:t> </w:t>
-      </w:r>
-      <w:r>
-        <w:rPr/>
-        <w:t>lack</w:t>
+        <w:t/>
+      </w:r>
+      <w:r>
+        <w:rPr/>
+        <w:t/>
       </w:r>
       <w:r>
         <w:rPr>
           <w:spacing w:val="-12"/>
         </w:rPr>
-        <w:t> </w:t>
-      </w:r>
-      <w:r>
-        <w:rPr/>
-        <w:t>the</w:t>
+        <w:t/>
+      </w:r>
+      <w:r>
+        <w:rPr/>
+        <w:t/>
       </w:r>
       <w:r>
         <w:rPr>
           <w:spacing w:val="-12"/>
         </w:rPr>
-        <w:t> </w:t>
-      </w:r>
-      <w:r>
-        <w:rPr/>
-        <w:t>necessary</w:t>
+        <w:t/>
+      </w:r>
+      <w:r>
+        <w:rPr/>
+        <w:t/>
       </w:r>
       <w:r>
         <w:rPr>
           <w:spacing w:val="-12"/>
         </w:rPr>
-        <w:t> </w:t>
-      </w:r>
-      <w:r>
-        <w:rPr/>
-        <w:t>time,</w:t>
+        <w:t/>
+      </w:r>
+      <w:r>
+        <w:rPr/>
+        <w:t/>
       </w:r>
       <w:r>
         <w:rPr>
           <w:spacing w:val="-11"/>
         </w:rPr>
-        <w:t> </w:t>
-      </w:r>
-      <w:r>
-        <w:rPr/>
-        <w:t>money, and expertise to handle a number of specialized subscriptions.</w:t>
+        <w:t/>
+      </w:r>
+      <w:r>
+        <w:rPr/>
+        <w:t/>
       </w:r>
       <w:r>
         <w:rPr>
           <w:spacing w:val="40"/>
         </w:rPr>
-        <w:t> </w:t>
-      </w:r>
-      <w:r>
-        <w:rPr/>
-        <w:t>The system was developed to be accessible on a responsive website, which allows the system to be accessed at all times and anywhere</w:t>
+        <w:t/>
+      </w:r>
+      <w:r>
+        <w:rPr/>
+        <w:t/>
       </w:r>
       <w:r>
         <w:rPr>
           <w:spacing w:val="-2"/>
         </w:rPr>
-        <w:t> </w:t>
-      </w:r>
-      <w:r>
-        <w:rPr/>
-        <w:t>by</w:t>
+        <w:t/>
+      </w:r>
+      <w:r>
+        <w:rPr/>
+        <w:t/>
       </w:r>
       <w:r>
         <w:rPr>
           <w:spacing w:val="-1"/>
         </w:rPr>
-        <w:t> </w:t>
-      </w:r>
-      <w:r>
-        <w:rPr/>
-        <w:t>simply</w:t>
+        <w:t/>
+      </w:r>
+      <w:r>
+        <w:rPr/>
+        <w:t/>
       </w:r>
       <w:r>
         <w:rPr>
           <w:spacing w:val="-1"/>
         </w:rPr>
-        <w:t> </w:t>
-      </w:r>
-      <w:r>
-        <w:rPr/>
-        <w:t>using</w:t>
+        <w:t/>
+      </w:r>
+      <w:r>
+        <w:rPr/>
+        <w:t/>
       </w:r>
       <w:r>
         <w:rPr>
           <w:spacing w:val="-1"/>
         </w:rPr>
-        <w:t> </w:t>
-      </w:r>
-      <w:r>
-        <w:rPr/>
-        <w:t>a</w:t>
+        <w:t/>
+      </w:r>
+      <w:r>
+        <w:rPr/>
+        <w:t/>
       </w:r>
       <w:r>
         <w:rPr>
           <w:spacing w:val="-1"/>
         </w:rPr>
-        <w:t> </w:t>
-      </w:r>
-      <w:r>
-        <w:rPr/>
-        <w:t>web</w:t>
+        <w:t/>
+      </w:r>
+      <w:r>
+        <w:rPr/>
+        <w:t/>
       </w:r>
       <w:r>
         <w:rPr>
           <w:spacing w:val="-1"/>
         </w:rPr>
-        <w:t> </w:t>
-      </w:r>
-      <w:r>
-        <w:rPr/>
-        <w:t>browser</w:t>
+        <w:t/>
+      </w:r>
+      <w:r>
+        <w:rPr/>
+        <w:t/>
       </w:r>
       <w:r>
         <w:rPr>
           <w:spacing w:val="-2"/>
         </w:rPr>
-        <w:t> </w:t>
-      </w:r>
-      <w:r>
-        <w:rPr/>
-        <w:t>and</w:t>
+        <w:t/>
+      </w:r>
+      <w:r>
+        <w:rPr/>
+        <w:t/>
       </w:r>
       <w:r>
         <w:rPr>
           <w:spacing w:val="-1"/>
         </w:rPr>
-        <w:t> </w:t>
-      </w:r>
-      <w:r>
-        <w:rPr/>
-        <w:t>Internet</w:t>
+        <w:t/>
+      </w:r>
+      <w:r>
+        <w:rPr/>
+        <w:t/>
       </w:r>
       <w:r>
         <w:rPr>
           <w:spacing w:val="-1"/>
         </w:rPr>
-        <w:t> </w:t>
-      </w:r>
-      <w:r>
-        <w:rPr/>
-        <w:t>connectivity. Our</w:t>
+        <w:t/>
+      </w:r>
+      <w:r>
+        <w:rPr/>
+        <w:t/>
       </w:r>
       <w:r>
         <w:rPr>
           <w:spacing w:val="-1"/>
         </w:rPr>
-        <w:t> </w:t>
-      </w:r>
-      <w:r>
-        <w:rPr/>
-        <w:t>research</w:t>
+        <w:t/>
+      </w:r>
+      <w:r>
+        <w:rPr/>
+        <w:t/>
       </w:r>
       <w:r>
         <w:rPr>
           <w:spacing w:val="-1"/>
         </w:rPr>
-        <w:t> </w:t>
-      </w:r>
-      <w:r>
-        <w:rPr/>
-        <w:t>described</w:t>
+        <w:t/>
+      </w:r>
+      <w:r>
+        <w:rPr/>
+        <w:t/>
       </w:r>
       <w:r>
         <w:rPr>
           <w:spacing w:val="-1"/>
         </w:rPr>
-        <w:t> </w:t>
-      </w:r>
-      <w:r>
-        <w:rPr/>
-        <w:t>in this assignment covers the main operations of the development of the system, beginning with the collection of research data on various websites and review of the information of various reporting</w:t>
+        <w:t/>
+      </w:r>
+      <w:r>
+        <w:rPr/>
+        <w:t/>
       </w:r>
       <w:r>
         <w:rPr>
           <w:spacing w:val="-7"/>
         </w:rPr>
-        <w:t> </w:t>
-      </w:r>
-      <w:r>
-        <w:rPr/>
-        <w:t>systems</w:t>
+        <w:t/>
+      </w:r>
+      <w:r>
+        <w:rPr/>
+        <w:t/>
       </w:r>
       <w:r>
         <w:rPr>
           <w:spacing w:val="-7"/>
         </w:rPr>
-        <w:t> </w:t>
-      </w:r>
-      <w:r>
-        <w:rPr/>
-        <w:t>available</w:t>
+        <w:t/>
+      </w:r>
+      <w:r>
+        <w:rPr/>
+        <w:t/>
       </w:r>
       <w:r>
         <w:rPr>
           <w:spacing w:val="-7"/>
         </w:rPr>
-        <w:t> </w:t>
-      </w:r>
-      <w:r>
-        <w:rPr/>
-        <w:t>on</w:t>
+        <w:t/>
+      </w:r>
+      <w:r>
+        <w:rPr/>
+        <w:t/>
       </w:r>
       <w:r>
         <w:rPr>
           <w:spacing w:val="-7"/>
         </w:rPr>
-        <w:t> </w:t>
-      </w:r>
-      <w:r>
-        <w:rPr/>
-        <w:t>the</w:t>
+        <w:t/>
+      </w:r>
+      <w:r>
+        <w:rPr/>
+        <w:t/>
       </w:r>
       <w:r>
         <w:rPr>
           <w:spacing w:val="-6"/>
         </w:rPr>
-        <w:t> </w:t>
-      </w:r>
-      <w:r>
-        <w:rPr/>
-        <w:t>Internet</w:t>
+        <w:t/>
+      </w:r>
+      <w:r>
+        <w:rPr/>
+        <w:t/>
       </w:r>
       <w:r>
         <w:rPr>
           <w:spacing w:val="-7"/>
         </w:rPr>
-        <w:t> </w:t>
-      </w:r>
-      <w:r>
-        <w:rPr/>
-        <w:t>such</w:t>
+        <w:t/>
+      </w:r>
+      <w:r>
+        <w:rPr/>
+        <w:t/>
       </w:r>
       <w:r>
         <w:rPr>
           <w:spacing w:val="-7"/>
         </w:rPr>
-        <w:t> </w:t>
-      </w:r>
-      <w:r>
-        <w:rPr/>
-        <w:t>as</w:t>
+        <w:t/>
+      </w:r>
+      <w:r>
+        <w:rPr/>
+        <w:t/>
       </w:r>
       <w:r>
         <w:rPr>
           <w:spacing w:val="-7"/>
         </w:rPr>
-        <w:t> </w:t>
-      </w:r>
-      <w:r>
-        <w:rPr/>
-        <w:t>Prediko</w:t>
+        <w:t/>
+      </w:r>
+      <w:r>
+        <w:rPr/>
+        <w:t/>
       </w:r>
       <w:r>
         <w:rPr>
           <w:spacing w:val="-7"/>
         </w:rPr>
-        <w:t> </w:t>
-      </w:r>
-      <w:r>
-        <w:rPr/>
-        <w:t>and</w:t>
+        <w:t/>
+      </w:r>
+      <w:r>
+        <w:rPr/>
+        <w:t/>
       </w:r>
       <w:r>
         <w:rPr>
           <w:spacing w:val="-7"/>
         </w:rPr>
-        <w:t> </w:t>
-      </w:r>
-      <w:r>
-        <w:rPr/>
-        <w:t>Chattermill. They</w:t>
+        <w:t/>
+      </w:r>
+      <w:r>
+        <w:rPr/>
+        <w:t/>
       </w:r>
       <w:r>
         <w:rPr>
           <w:spacing w:val="-7"/>
         </w:rPr>
-        <w:t> </w:t>
-      </w:r>
-      <w:r>
-        <w:rPr/>
-        <w:t>must</w:t>
+        <w:t/>
+      </w:r>
+      <w:r>
+        <w:rPr/>
+        <w:t/>
       </w:r>
       <w:r>
         <w:rPr>
           <w:spacing w:val="-7"/>
         </w:rPr>
-        <w:t> </w:t>
-      </w:r>
-      <w:r>
-        <w:rPr/>
-        <w:t>then</w:t>
+        <w:t/>
+      </w:r>
+      <w:r>
+        <w:rPr/>
+        <w:t/>
       </w:r>
       <w:r>
         <w:rPr>
           <w:spacing w:val="-7"/>
         </w:rPr>
-        <w:t> </w:t>
-      </w:r>
-      <w:r>
-        <w:rPr/>
-        <w:t>be specified</w:t>
+        <w:t/>
+      </w:r>
+      <w:r>
+        <w:rPr/>
+        <w:t/>
       </w:r>
       <w:r>
         <w:rPr>
           <w:spacing w:val="-9"/>
         </w:rPr>
-        <w:t> </w:t>
-      </w:r>
-      <w:r>
-        <w:rPr/>
-        <w:t>to</w:t>
+        <w:t/>
+      </w:r>
+      <w:r>
+        <w:rPr/>
+        <w:t/>
       </w:r>
       <w:r>
         <w:rPr>
           <w:spacing w:val="-9"/>
         </w:rPr>
-        <w:t> </w:t>
-      </w:r>
-      <w:r>
-        <w:rPr/>
-        <w:t>the</w:t>
+        <w:t/>
+      </w:r>
+      <w:r>
+        <w:rPr/>
+        <w:t/>
       </w:r>
       <w:r>
         <w:rPr>
           <w:spacing w:val="-8"/>
         </w:rPr>
-        <w:t> </w:t>
-      </w:r>
-      <w:r>
-        <w:rPr/>
-        <w:t>needs</w:t>
+        <w:t/>
+      </w:r>
+      <w:r>
+        <w:rPr/>
+        <w:t/>
       </w:r>
       <w:r>
         <w:rPr>
           <w:spacing w:val="-9"/>
         </w:rPr>
-        <w:t> </w:t>
-      </w:r>
-      <w:r>
-        <w:rPr/>
-        <w:t>after</w:t>
+        <w:t/>
+      </w:r>
+      <w:r>
+        <w:rPr/>
+        <w:t/>
       </w:r>
       <w:r>
         <w:rPr>
           <w:spacing w:val="-9"/>
         </w:rPr>
-        <w:t> </w:t>
-      </w:r>
-      <w:r>
-        <w:rPr/>
-        <w:t>the</w:t>
+        <w:t/>
+      </w:r>
+      <w:r>
+        <w:rPr/>
+        <w:t/>
       </w:r>
       <w:r>
         <w:rPr>
           <w:spacing w:val="-8"/>
         </w:rPr>
-        <w:t> </w:t>
-      </w:r>
-      <w:r>
-        <w:rPr/>
-        <w:t>use</w:t>
+        <w:t/>
+      </w:r>
+      <w:r>
+        <w:rPr/>
+        <w:t/>
       </w:r>
       <w:r>
         <w:rPr>
           <w:spacing w:val="-9"/>
         </w:rPr>
-        <w:t> </w:t>
-      </w:r>
-      <w:r>
-        <w:rPr/>
-        <w:t>case</w:t>
+        <w:t/>
+      </w:r>
+      <w:r>
+        <w:rPr/>
+        <w:t/>
       </w:r>
       <w:r>
         <w:rPr>
           <w:spacing w:val="-9"/>
         </w:rPr>
-        <w:t> </w:t>
-      </w:r>
-      <w:r>
-        <w:rPr/>
-        <w:t>analysis</w:t>
+        <w:t/>
+      </w:r>
+      <w:r>
+        <w:rPr/>
+        <w:t/>
       </w:r>
       <w:r>
         <w:rPr>
           <w:spacing w:val="-8"/>
         </w:rPr>
-        <w:t> </w:t>
-      </w:r>
-      <w:r>
-        <w:rPr/>
-        <w:t>was</w:t>
+        <w:t/>
+      </w:r>
+      <w:r>
+        <w:rPr/>
+        <w:t/>
       </w:r>
       <w:r>
         <w:rPr>
           <w:spacing w:val="-9"/>
         </w:rPr>
-        <w:t> </w:t>
-      </w:r>
-      <w:r>
-        <w:rPr/>
-        <w:t>performed,</w:t>
+        <w:t/>
+      </w:r>
+      <w:r>
+        <w:rPr/>
+        <w:t/>
       </w:r>
       <w:r>
         <w:rPr>
           <w:spacing w:val="-8"/>
         </w:rPr>
-        <w:t> </w:t>
-      </w:r>
-      <w:r>
-        <w:rPr/>
-        <w:t>in</w:t>
+        <w:t/>
+      </w:r>
+      <w:r>
+        <w:rPr/>
+        <w:t/>
       </w:r>
       <w:r>
         <w:rPr>
           <w:spacing w:val="-9"/>
         </w:rPr>
-        <w:t> </w:t>
-      </w:r>
-      <w:r>
-        <w:rPr/>
-        <w:t>the</w:t>
+        <w:t/>
+      </w:r>
+      <w:r>
+        <w:rPr/>
+        <w:t/>
       </w:r>
       <w:r>
         <w:rPr>
           <w:spacing w:val="-9"/>
         </w:rPr>
-        <w:t> </w:t>
-      </w:r>
-      <w:r>
-        <w:rPr/>
-        <w:t>design</w:t>
+        <w:t/>
+      </w:r>
+      <w:r>
+        <w:rPr/>
+        <w:t/>
       </w:r>
       <w:r>
         <w:rPr>
           <w:spacing w:val="-8"/>
         </w:rPr>
-        <w:t> </w:t>
-      </w:r>
-      <w:r>
-        <w:rPr/>
-        <w:t>and</w:t>
+        <w:t/>
+      </w:r>
+      <w:r>
+        <w:rPr/>
+        <w:t/>
       </w:r>
       <w:r>
         <w:rPr>
           <w:spacing w:val="-9"/>
         </w:rPr>
-        <w:t> </w:t>
-      </w:r>
-      <w:r>
-        <w:rPr/>
-        <w:t>development of the system process. The final step was the implementation of the system.</w:t>
+        <w:t/>
+      </w:r>
+      <w:r>
+        <w:rPr/>
+        <w:t/>
       </w:r>
     </w:p>
     <w:p>
@@ -5619,47 +5619,47 @@
           <w:rPr>
             <w:sz w:val="24"/>
           </w:rPr>
-          <w:t>Sequence</w:t>
+          <w:t>Sequence Diagram: Originally Proposed Forecast Workflow (Future Work)23</w:t>
         </w:r>
         <w:r>
           <w:rPr>
             <w:spacing w:val="-10"/>
             <w:sz w:val="24"/>
           </w:rPr>
-          <w:t> </w:t>
+          <w:t/>
         </w:r>
         <w:r>
           <w:rPr>
             <w:sz w:val="24"/>
           </w:rPr>
-          <w:t>Diagram:</w:t>
+          <w:t/>
         </w:r>
         <w:r>
           <w:rPr>
             <w:spacing w:val="4"/>
             <w:sz w:val="24"/>
           </w:rPr>
-          <w:t> </w:t>
+          <w:t/>
         </w:r>
         <w:r>
           <w:rPr>
             <w:sz w:val="24"/>
           </w:rPr>
-          <w:t>Demand</w:t>
+          <w:t/>
         </w:r>
         <w:r>
           <w:rPr>
             <w:spacing w:val="-9"/>
             <w:sz w:val="24"/>
           </w:rPr>
-          <w:t> </w:t>
+          <w:t/>
         </w:r>
         <w:r>
           <w:rPr>
             <w:spacing w:val="-2"/>
             <w:sz w:val="24"/>
           </w:rPr>
-          <w:t>Forecast</w:t>
+          <w:t/>
         </w:r>
       </w:hyperlink>
       <w:r>
@@ -5673,7 +5673,7 @@
           <w:spacing w:val="-5"/>
           <w:sz w:val="24"/>
         </w:rPr>
-        <w:t>23</w:t>
+        <w:t/>
       </w:r>
     </w:p>
     <w:p>
@@ -5979,34 +5979,34 @@
           <w:rPr>
             <w:sz w:val="24"/>
           </w:rPr>
-          <w:t>Forecast</w:t>
+          <w:t>Originally Proposed Forecast Page UI (Future Work)26</w:t>
         </w:r>
         <w:r>
           <w:rPr>
             <w:spacing w:val="-12"/>
             <w:sz w:val="24"/>
           </w:rPr>
-          <w:t> </w:t>
+          <w:t/>
         </w:r>
         <w:r>
           <w:rPr>
             <w:sz w:val="24"/>
           </w:rPr>
-          <w:t>Page</w:t>
+          <w:t/>
         </w:r>
         <w:r>
           <w:rPr>
             <w:spacing w:val="-11"/>
             <w:sz w:val="24"/>
           </w:rPr>
-          <w:t> </w:t>
+          <w:t/>
         </w:r>
         <w:r>
           <w:rPr>
             <w:spacing w:val="-5"/>
             <w:sz w:val="24"/>
           </w:rPr>
-          <w:t>UI</w:t>
+          <w:t/>
         </w:r>
       </w:hyperlink>
       <w:r>
@@ -6020,7 +6020,7 @@
           <w:spacing w:val="-5"/>
           <w:sz w:val="24"/>
         </w:rPr>
-        <w:t>26</w:t>
+        <w:t/>
       </w:r>
     </w:p>
     <w:p>
@@ -9216,1236 +9216,20 @@
     <w:p>
       <w:pPr>
         <w:pStyle w:val="Heading3"/>
-        <w:numPr>
-          <w:ilvl w:val="2"/>
-          <w:numId w:val="3"/>
-        </w:numPr>
-        <w:tabs>
-          <w:tab w:pos="882" w:val="left" w:leader="none"/>
-        </w:tabs>
-        <w:spacing w:line="240" w:lineRule="auto" w:before="0" w:after="0"/>
-        <w:ind w:left="882" w:right="0" w:hanging="717"/>
-        <w:jc w:val="left"/>
-      </w:pPr>
-      <w:bookmarkStart w:name="Predictive Analytics and Time-Series For" w:id="9"/>
-      <w:bookmarkEnd w:id="9"/>
-      <w:r>
-        <w:rPr>
-          <w:b w:val="0"/>
-        </w:rPr>
-      </w:r>
-      <w:bookmarkStart w:name="_bookmark4" w:id="10"/>
-      <w:bookmarkEnd w:id="10"/>
-      <w:r>
-        <w:rPr>
-          <w:b w:val="0"/>
-        </w:rPr>
-      </w:r>
-      <w:r>
-        <w:rPr/>
-        <w:t>Predictive</w:t>
-      </w:r>
-      <w:r>
-        <w:rPr>
-          <w:spacing w:val="-15"/>
-        </w:rPr>
-        <w:t> </w:t>
-      </w:r>
-      <w:r>
-        <w:rPr/>
-        <w:t>Analytics</w:t>
-      </w:r>
-      <w:r>
-        <w:rPr>
-          <w:spacing w:val="-14"/>
-        </w:rPr>
-        <w:t> </w:t>
-      </w:r>
-      <w:r>
-        <w:rPr/>
-        <w:t>and</w:t>
-      </w:r>
-      <w:r>
-        <w:rPr>
-          <w:spacing w:val="-14"/>
-        </w:rPr>
-        <w:t> </w:t>
-      </w:r>
-      <w:r>
-        <w:rPr/>
-        <w:t>Time-Series</w:t>
-      </w:r>
-      <w:r>
-        <w:rPr>
-          <w:spacing w:val="-14"/>
-        </w:rPr>
-        <w:t> </w:t>
-      </w:r>
-      <w:r>
-        <w:rPr>
-          <w:spacing w:val="-2"/>
-        </w:rPr>
-        <w:t>Forecasting</w:t>
-      </w:r>
-    </w:p>
-    <w:p>
-      <w:pPr>
-        <w:pStyle w:val="BodyText"/>
-        <w:spacing w:line="312" w:lineRule="auto" w:before="244"/>
-        <w:ind w:left="165" w:right="163" w:hanging="8"/>
-        <w:jc w:val="both"/>
-      </w:pPr>
-      <w:r>
-        <w:rPr/>
-        <w:t>The</w:t>
-      </w:r>
-      <w:r>
-        <w:rPr>
-          <w:spacing w:val="-15"/>
-        </w:rPr>
-        <w:t> </w:t>
-      </w:r>
-      <w:r>
-        <w:rPr/>
-        <w:t>work</w:t>
-      </w:r>
-      <w:r>
-        <w:rPr>
-          <w:spacing w:val="-15"/>
-        </w:rPr>
-        <w:t> </w:t>
-      </w:r>
-      <w:r>
-        <w:rPr/>
-        <w:t>involves</w:t>
-      </w:r>
-      <w:r>
-        <w:rPr>
-          <w:spacing w:val="-15"/>
-        </w:rPr>
-        <w:t> </w:t>
-      </w:r>
-      <w:r>
-        <w:rPr/>
-        <w:t>the</w:t>
-      </w:r>
-      <w:r>
-        <w:rPr>
-          <w:spacing w:val="-15"/>
-        </w:rPr>
-        <w:t> </w:t>
-      </w:r>
-      <w:r>
-        <w:rPr/>
-        <w:t>use</w:t>
-      </w:r>
-      <w:r>
-        <w:rPr>
-          <w:spacing w:val="-15"/>
-        </w:rPr>
-        <w:t> </w:t>
-      </w:r>
-      <w:r>
-        <w:rPr/>
-        <w:t>of</w:t>
-      </w:r>
-      <w:r>
-        <w:rPr>
-          <w:spacing w:val="-15"/>
-        </w:rPr>
-        <w:t> </w:t>
-      </w:r>
-      <w:r>
-        <w:rPr/>
-        <w:t>Time</w:t>
-      </w:r>
-      <w:r>
-        <w:rPr>
-          <w:spacing w:val="-15"/>
-        </w:rPr>
-        <w:t> </w:t>
-      </w:r>
-      <w:r>
-        <w:rPr/>
-        <w:t>Series</w:t>
-      </w:r>
-      <w:r>
-        <w:rPr>
-          <w:spacing w:val="-15"/>
-        </w:rPr>
-        <w:t> </w:t>
-      </w:r>
-      <w:r>
-        <w:rPr/>
-        <w:t>Analysis</w:t>
-      </w:r>
-      <w:r>
-        <w:rPr>
-          <w:spacing w:val="-15"/>
-        </w:rPr>
-        <w:t> </w:t>
-      </w:r>
-      <w:r>
-        <w:rPr/>
-        <w:t>and</w:t>
-      </w:r>
-      <w:r>
-        <w:rPr>
-          <w:spacing w:val="-15"/>
-        </w:rPr>
-        <w:t> </w:t>
-      </w:r>
-      <w:r>
-        <w:rPr/>
-        <w:t>Regression</w:t>
-      </w:r>
-      <w:r>
-        <w:rPr>
-          <w:spacing w:val="-15"/>
-        </w:rPr>
-        <w:t> </w:t>
-      </w:r>
-      <w:r>
-        <w:rPr/>
-        <w:t>Algorithms</w:t>
-      </w:r>
-      <w:r>
-        <w:rPr>
-          <w:spacing w:val="-15"/>
-        </w:rPr>
-        <w:t> </w:t>
-      </w:r>
-      <w:r>
-        <w:rPr/>
-        <w:t>to</w:t>
-      </w:r>
-      <w:r>
-        <w:rPr>
-          <w:spacing w:val="-15"/>
-        </w:rPr>
-        <w:t> </w:t>
-      </w:r>
-      <w:r>
-        <w:rPr/>
-        <w:t>interpret</w:t>
-      </w:r>
-      <w:r>
-        <w:rPr>
-          <w:spacing w:val="-15"/>
-        </w:rPr>
-        <w:t> </w:t>
-      </w:r>
-      <w:r>
-        <w:rPr/>
-        <w:t>sales trends</w:t>
-      </w:r>
-      <w:r>
-        <w:rPr>
-          <w:spacing w:val="-13"/>
-        </w:rPr>
-        <w:t> </w:t>
-      </w:r>
-      <w:r>
-        <w:rPr/>
-        <w:t>of</w:t>
-      </w:r>
-      <w:r>
-        <w:rPr>
-          <w:spacing w:val="-13"/>
-        </w:rPr>
-        <w:t> </w:t>
-      </w:r>
-      <w:r>
-        <w:rPr/>
-        <w:t>the</w:t>
-      </w:r>
-      <w:r>
-        <w:rPr>
-          <w:spacing w:val="-13"/>
-        </w:rPr>
-        <w:t> </w:t>
-      </w:r>
-      <w:r>
-        <w:rPr/>
-        <w:t>past</w:t>
-      </w:r>
-      <w:r>
-        <w:rPr>
-          <w:spacing w:val="-13"/>
-        </w:rPr>
-        <w:t> </w:t>
-      </w:r>
-      <w:r>
-        <w:rPr/>
-        <w:t>and</w:t>
-      </w:r>
-      <w:r>
-        <w:rPr>
-          <w:spacing w:val="-13"/>
-        </w:rPr>
-        <w:t> </w:t>
-      </w:r>
-      <w:r>
-        <w:rPr/>
-        <w:t>predict</w:t>
-      </w:r>
-      <w:r>
-        <w:rPr>
-          <w:spacing w:val="-13"/>
-        </w:rPr>
-        <w:t> </w:t>
-      </w:r>
-      <w:r>
-        <w:rPr/>
-        <w:t>the</w:t>
-      </w:r>
-      <w:r>
-        <w:rPr>
-          <w:spacing w:val="-13"/>
-        </w:rPr>
-        <w:t> </w:t>
-      </w:r>
-      <w:r>
-        <w:rPr/>
-        <w:t>future</w:t>
-      </w:r>
-      <w:r>
-        <w:rPr>
-          <w:spacing w:val="-13"/>
-        </w:rPr>
-        <w:t> </w:t>
-      </w:r>
-      <w:r>
-        <w:rPr/>
-        <w:t>on</w:t>
-      </w:r>
-      <w:r>
-        <w:rPr>
-          <w:spacing w:val="-13"/>
-        </w:rPr>
-        <w:t> </w:t>
-      </w:r>
-      <w:r>
-        <w:rPr/>
-        <w:t>a</w:t>
-      </w:r>
-      <w:r>
-        <w:rPr>
-          <w:spacing w:val="-13"/>
-        </w:rPr>
-        <w:t> </w:t>
-      </w:r>
-      <w:r>
-        <w:rPr/>
-        <w:t>prescriptive</w:t>
-      </w:r>
-      <w:r>
-        <w:rPr>
-          <w:spacing w:val="-13"/>
-        </w:rPr>
-        <w:t> </w:t>
-      </w:r>
-      <w:r>
-        <w:rPr/>
-        <w:t>level. While</w:t>
-      </w:r>
-      <w:r>
-        <w:rPr>
-          <w:spacing w:val="-13"/>
-        </w:rPr>
-        <w:t> </w:t>
-      </w:r>
-      <w:r>
-        <w:rPr/>
-        <w:t>regular</w:t>
-      </w:r>
-      <w:r>
-        <w:rPr>
-          <w:spacing w:val="-13"/>
-        </w:rPr>
-        <w:t> </w:t>
-      </w:r>
-      <w:r>
-        <w:rPr/>
-        <w:t>reporting</w:t>
-      </w:r>
-      <w:r>
-        <w:rPr>
-          <w:spacing w:val="-13"/>
-        </w:rPr>
-        <w:t> </w:t>
-      </w:r>
-      <w:r>
-        <w:rPr/>
-        <w:t>systems simply graph the data to indicate what has occurred in the past (Descriptive Analytics), </w:t>
-      </w:r>
-      <w:r>
-        <w:rPr/>
-        <w:t>this system is prescriptive.</w:t>
-      </w:r>
-    </w:p>
-    <w:p>
-      <w:pPr>
-        <w:pStyle w:val="BodyText"/>
-        <w:spacing w:line="312" w:lineRule="auto" w:before="143"/>
-        <w:ind w:left="165" w:right="123"/>
-        <w:jc w:val="both"/>
-      </w:pPr>
-      <w:r>
-        <w:rPr/>
-        <w:t>From a technical point of view, what this module does is precisely decompose historical data into three essential components: Trend, Seasonal, and Residues.</w:t>
-      </w:r>
-      <w:r>
-        <w:rPr>
-          <w:spacing w:val="40"/>
-        </w:rPr>
-        <w:t> </w:t>
-      </w:r>
-      <w:r>
-        <w:rPr/>
-        <w:t>These components are then identified</w:t>
-      </w:r>
-      <w:r>
-        <w:rPr>
-          <w:spacing w:val="-11"/>
-        </w:rPr>
-        <w:t> </w:t>
-      </w:r>
-      <w:r>
-        <w:rPr/>
-        <w:t>through</w:t>
-      </w:r>
-      <w:r>
-        <w:rPr>
-          <w:spacing w:val="-11"/>
-        </w:rPr>
-        <w:t> </w:t>
-      </w:r>
-      <w:r>
-        <w:rPr/>
-        <w:t>algorithms</w:t>
-      </w:r>
-      <w:r>
-        <w:rPr>
-          <w:spacing w:val="-11"/>
-        </w:rPr>
-        <w:t> </w:t>
-      </w:r>
-      <w:r>
-        <w:rPr/>
-        <w:t>such</w:t>
-      </w:r>
-      <w:r>
-        <w:rPr>
-          <w:spacing w:val="-11"/>
-        </w:rPr>
-        <w:t> </w:t>
-      </w:r>
-      <w:r>
-        <w:rPr/>
-        <w:t>as</w:t>
-      </w:r>
-      <w:r>
-        <w:rPr>
-          <w:spacing w:val="-11"/>
-        </w:rPr>
-        <w:t> </w:t>
-      </w:r>
-      <w:r>
-        <w:rPr/>
-        <w:t>ARIMA</w:t>
-      </w:r>
-      <w:r>
-        <w:rPr>
-          <w:spacing w:val="-11"/>
-        </w:rPr>
-        <w:t> </w:t>
-      </w:r>
-      <w:r>
-        <w:rPr/>
-        <w:t>models/Random</w:t>
-      </w:r>
-      <w:r>
-        <w:rPr>
-          <w:spacing w:val="-11"/>
-        </w:rPr>
-        <w:t> </w:t>
-      </w:r>
-      <w:r>
-        <w:rPr/>
-        <w:t>Forest</w:t>
-      </w:r>
-      <w:r>
-        <w:rPr>
-          <w:spacing w:val="-11"/>
-        </w:rPr>
-        <w:t> </w:t>
-      </w:r>
-      <w:r>
-        <w:rPr/>
-        <w:t>Regression</w:t>
-      </w:r>
-      <w:r>
-        <w:rPr>
-          <w:spacing w:val="-11"/>
-        </w:rPr>
-        <w:t> </w:t>
-      </w:r>
-      <w:r>
-        <w:rPr/>
-        <w:t>in</w:t>
-      </w:r>
-      <w:r>
-        <w:rPr>
-          <w:spacing w:val="-11"/>
-        </w:rPr>
-        <w:t> </w:t>
-      </w:r>
-      <w:r>
-        <w:rPr/>
-        <w:t>the</w:t>
-      </w:r>
-      <w:r>
-        <w:rPr>
-          <w:spacing w:val="-11"/>
-        </w:rPr>
-        <w:t> </w:t>
-      </w:r>
-      <w:r>
-        <w:rPr/>
-        <w:t>Scikit-learn library.</w:t>
-      </w:r>
-    </w:p>
-    <w:p>
-      <w:pPr>
-        <w:pStyle w:val="BodyText"/>
-        <w:spacing w:line="312" w:lineRule="auto"/>
-        <w:ind w:left="165" w:right="162" w:hanging="9"/>
-        <w:jc w:val="both"/>
-      </w:pPr>
-      <w:r>
-        <w:rPr/>
-        <w:t>A</w:t>
-      </w:r>
-      <w:r>
-        <w:rPr>
-          <w:spacing w:val="-6"/>
-        </w:rPr>
-        <w:t> </w:t>
-      </w:r>
-      <w:r>
-        <w:rPr/>
-        <w:t>technical</w:t>
-      </w:r>
-      <w:r>
-        <w:rPr>
-          <w:spacing w:val="-6"/>
-        </w:rPr>
-        <w:t> </w:t>
-      </w:r>
-      <w:r>
-        <w:rPr/>
-        <w:t>distinctiveness</w:t>
-      </w:r>
-      <w:r>
-        <w:rPr>
-          <w:spacing w:val="-7"/>
-        </w:rPr>
-        <w:t> </w:t>
-      </w:r>
-      <w:r>
-        <w:rPr/>
-        <w:t>of</w:t>
-      </w:r>
-      <w:r>
-        <w:rPr>
-          <w:spacing w:val="-6"/>
-        </w:rPr>
-        <w:t> </w:t>
-      </w:r>
-      <w:r>
-        <w:rPr/>
-        <w:t>the</w:t>
-      </w:r>
-      <w:r>
-        <w:rPr>
-          <w:spacing w:val="-6"/>
-        </w:rPr>
-        <w:t> </w:t>
-      </w:r>
-      <w:r>
-        <w:rPr/>
-        <w:t>model</w:t>
-      </w:r>
-      <w:r>
-        <w:rPr>
-          <w:spacing w:val="-6"/>
-        </w:rPr>
-        <w:t> </w:t>
-      </w:r>
-      <w:r>
-        <w:rPr/>
-        <w:t>is</w:t>
-      </w:r>
-      <w:r>
-        <w:rPr>
-          <w:spacing w:val="-6"/>
-        </w:rPr>
-        <w:t> </w:t>
-      </w:r>
-      <w:r>
-        <w:rPr/>
-        <w:t>the</w:t>
-      </w:r>
-      <w:r>
-        <w:rPr>
-          <w:spacing w:val="-6"/>
-        </w:rPr>
-        <w:t> </w:t>
-      </w:r>
-      <w:r>
-        <w:rPr/>
-        <w:t>inclusion</w:t>
-      </w:r>
-      <w:r>
-        <w:rPr>
-          <w:spacing w:val="-6"/>
-        </w:rPr>
-        <w:t> </w:t>
-      </w:r>
-      <w:r>
-        <w:rPr/>
-        <w:t>of</w:t>
-      </w:r>
-      <w:r>
-        <w:rPr>
-          <w:spacing w:val="-6"/>
-        </w:rPr>
-        <w:t> </w:t>
-      </w:r>
-      <w:r>
-        <w:rPr/>
-        <w:t>"Exogenous</w:t>
-      </w:r>
-      <w:r>
-        <w:rPr>
-          <w:spacing w:val="-6"/>
-        </w:rPr>
-        <w:t> </w:t>
-      </w:r>
-      <w:r>
-        <w:rPr/>
-        <w:t>Variables,"</w:t>
-      </w:r>
-      <w:r>
-        <w:rPr>
-          <w:spacing w:val="-6"/>
-        </w:rPr>
-        <w:t> </w:t>
-      </w:r>
-      <w:r>
-        <w:rPr/>
-        <w:t>or</w:t>
-      </w:r>
-      <w:r>
-        <w:rPr>
-          <w:spacing w:val="-6"/>
-        </w:rPr>
-        <w:t> </w:t>
-      </w:r>
-      <w:r>
-        <w:rPr/>
-        <w:t>external characteristics. The</w:t>
-      </w:r>
-      <w:r>
-        <w:rPr>
-          <w:spacing w:val="-1"/>
-        </w:rPr>
-        <w:t> </w:t>
-      </w:r>
-      <w:r>
-        <w:rPr/>
-        <w:t>model</w:t>
-      </w:r>
-      <w:r>
-        <w:rPr>
-          <w:spacing w:val="-1"/>
-        </w:rPr>
-        <w:t> </w:t>
-      </w:r>
-      <w:r>
-        <w:rPr/>
-        <w:t>does</w:t>
-      </w:r>
-      <w:r>
-        <w:rPr>
-          <w:spacing w:val="-1"/>
-        </w:rPr>
-        <w:t> </w:t>
-      </w:r>
-      <w:r>
-        <w:rPr/>
-        <w:t>not</w:t>
-      </w:r>
-      <w:r>
-        <w:rPr>
-          <w:spacing w:val="-1"/>
-        </w:rPr>
-        <w:t> </w:t>
-      </w:r>
-      <w:r>
-        <w:rPr/>
-        <w:t>wholly</w:t>
-      </w:r>
-      <w:r>
-        <w:rPr>
-          <w:spacing w:val="-1"/>
-        </w:rPr>
-        <w:t> </w:t>
-      </w:r>
-      <w:r>
-        <w:rPr/>
-        <w:t>depend</w:t>
-      </w:r>
-      <w:r>
-        <w:rPr>
-          <w:spacing w:val="-1"/>
-        </w:rPr>
-        <w:t> </w:t>
-      </w:r>
-      <w:r>
-        <w:rPr/>
-        <w:t>on</w:t>
-      </w:r>
-      <w:r>
-        <w:rPr>
-          <w:spacing w:val="-1"/>
-        </w:rPr>
-        <w:t> </w:t>
-      </w:r>
-      <w:r>
-        <w:rPr/>
-        <w:t>past</w:t>
-      </w:r>
-      <w:r>
-        <w:rPr>
-          <w:spacing w:val="-1"/>
-        </w:rPr>
-        <w:t> </w:t>
-      </w:r>
-      <w:r>
-        <w:rPr/>
-        <w:t>sales</w:t>
-      </w:r>
-      <w:r>
-        <w:rPr>
-          <w:spacing w:val="-1"/>
-        </w:rPr>
-        <w:t> </w:t>
-      </w:r>
-      <w:r>
-        <w:rPr/>
-        <w:t>values</w:t>
-      </w:r>
-      <w:r>
-        <w:rPr>
-          <w:spacing w:val="-2"/>
-        </w:rPr>
-        <w:t> </w:t>
-      </w:r>
-      <w:r>
-        <w:rPr/>
-        <w:t>for</w:t>
-      </w:r>
-      <w:r>
-        <w:rPr>
-          <w:spacing w:val="-1"/>
-        </w:rPr>
-        <w:t> </w:t>
-      </w:r>
-      <w:r>
-        <w:rPr/>
-        <w:t>its</w:t>
-      </w:r>
-      <w:r>
-        <w:rPr>
-          <w:spacing w:val="-1"/>
-        </w:rPr>
-        <w:t> </w:t>
-      </w:r>
-      <w:r>
-        <w:rPr/>
-        <w:t>calculation, but rather includes "market context" variables such as:</w:t>
-      </w:r>
-    </w:p>
-    <w:p>
-      <w:pPr>
-        <w:pStyle w:val="BodyText"/>
-        <w:spacing w:after="0" w:line="312" w:lineRule="auto"/>
-        <w:jc w:val="both"/>
-        <w:sectPr>
-          <w:footerReference w:type="default" ns5:id="rId7"/>
-          <w:pgSz w:w="11910" w:h="16840"/>
-          <w:pgMar w:header="0" w:footer="863" w:top="1260" w:bottom="1060" w:left="1275" w:right="1275"/>
-          <w:pgNumType w:start="1"/>
-        </w:sectPr>
-      </w:pPr>
-    </w:p>
-    <w:p>
-      <w:pPr>
-        <w:pStyle w:val="ListParagraph"/>
-        <w:numPr>
-          <w:ilvl w:val="3"/>
-          <w:numId w:val="3"/>
-        </w:numPr>
-        <w:tabs>
-          <w:tab w:pos="760" w:val="left" w:leader="none"/>
-          <w:tab w:pos="762" w:val="left" w:leader="none"/>
-        </w:tabs>
-        <w:spacing w:line="312" w:lineRule="auto" w:before="77" w:after="0"/>
-        <w:ind w:left="762" w:right="123" w:hanging="204"/>
-        <w:jc w:val="both"/>
-        <w:rPr>
-          <w:sz w:val="24"/>
-        </w:rPr>
-      </w:pPr>
-      <w:r>
-        <w:rPr>
-          <w:b/>
-          <w:sz w:val="24"/>
-        </w:rPr>
-        <w:t>Calendar Events: </w:t>
-      </w:r>
-      <w:r>
-        <w:rPr>
-          <w:sz w:val="24"/>
-        </w:rPr>
-        <w:t>Encoding the events in the Jordanian calendar (e.g., Eid al-Fitr, Ra-madan) into binary features to predict the surges in demand.</w:t>
-      </w:r>
-    </w:p>
-    <w:p>
-      <w:pPr>
-        <w:pStyle w:val="ListParagraph"/>
-        <w:numPr>
-          <w:ilvl w:val="3"/>
-          <w:numId w:val="3"/>
-        </w:numPr>
-        <w:tabs>
-          <w:tab w:pos="749" w:val="left" w:leader="none"/>
-        </w:tabs>
-        <w:spacing w:line="240" w:lineRule="auto" w:before="144" w:after="0"/>
-        <w:ind w:left="749" w:right="0" w:hanging="190"/>
-        <w:jc w:val="left"/>
-        <w:rPr>
-          <w:sz w:val="24"/>
-        </w:rPr>
-      </w:pPr>
-      <w:r>
-        <w:rPr>
-          <w:b/>
-          <w:sz w:val="24"/>
-        </w:rPr>
-        <w:t>Weather</w:t>
-      </w:r>
-      <w:r>
-        <w:rPr>
-          <w:b/>
-          <w:spacing w:val="-10"/>
-          <w:sz w:val="24"/>
-        </w:rPr>
-        <w:t> </w:t>
-      </w:r>
-      <w:r>
-        <w:rPr>
-          <w:b/>
-          <w:sz w:val="24"/>
-        </w:rPr>
-        <w:t>Metrics:</w:t>
-      </w:r>
-      <w:r>
-        <w:rPr>
-          <w:b/>
-          <w:spacing w:val="3"/>
-          <w:sz w:val="24"/>
-        </w:rPr>
-        <w:t> </w:t>
-      </w:r>
-      <w:r>
-        <w:rPr>
-          <w:sz w:val="24"/>
-        </w:rPr>
-        <w:t>linking</w:t>
-      </w:r>
-      <w:r>
-        <w:rPr>
-          <w:spacing w:val="-10"/>
-          <w:sz w:val="24"/>
-        </w:rPr>
-        <w:t> </w:t>
-      </w:r>
-      <w:r>
-        <w:rPr>
-          <w:sz w:val="24"/>
-        </w:rPr>
-        <w:t>temperature</w:t>
-      </w:r>
-      <w:r>
-        <w:rPr>
-          <w:spacing w:val="-10"/>
-          <w:sz w:val="24"/>
-        </w:rPr>
-        <w:t> </w:t>
-      </w:r>
-      <w:r>
-        <w:rPr>
-          <w:sz w:val="24"/>
-        </w:rPr>
-        <w:t>or</w:t>
-      </w:r>
-      <w:r>
-        <w:rPr>
-          <w:spacing w:val="-10"/>
-          <w:sz w:val="24"/>
-        </w:rPr>
-        <w:t> </w:t>
-      </w:r>
-      <w:r>
-        <w:rPr>
-          <w:sz w:val="24"/>
-        </w:rPr>
-        <w:t>precipitation</w:t>
-      </w:r>
-      <w:r>
-        <w:rPr>
-          <w:spacing w:val="-10"/>
-          <w:sz w:val="24"/>
-        </w:rPr>
-        <w:t> </w:t>
-      </w:r>
-      <w:r>
-        <w:rPr>
-          <w:sz w:val="24"/>
-        </w:rPr>
-        <w:t>patterns</w:t>
-      </w:r>
-      <w:r>
-        <w:rPr>
-          <w:spacing w:val="-10"/>
-          <w:sz w:val="24"/>
-        </w:rPr>
-        <w:t> </w:t>
-      </w:r>
-      <w:r>
-        <w:rPr>
-          <w:sz w:val="24"/>
-        </w:rPr>
-        <w:t>with</w:t>
-      </w:r>
-      <w:r>
-        <w:rPr>
-          <w:spacing w:val="-9"/>
-          <w:sz w:val="24"/>
-        </w:rPr>
-        <w:t> </w:t>
-      </w:r>
-      <w:r>
-        <w:rPr>
-          <w:sz w:val="24"/>
-        </w:rPr>
-        <w:t>foot</w:t>
-      </w:r>
-      <w:r>
-        <w:rPr>
-          <w:spacing w:val="-10"/>
-          <w:sz w:val="24"/>
-        </w:rPr>
-        <w:t> </w:t>
-      </w:r>
-      <w:r>
-        <w:rPr>
-          <w:spacing w:val="-2"/>
-          <w:sz w:val="24"/>
-        </w:rPr>
-        <w:t>traffic.</w:t>
-      </w:r>
-    </w:p>
-    <w:p>
-      <w:pPr>
-        <w:pStyle w:val="BodyText"/>
-        <w:spacing w:line="312" w:lineRule="auto" w:before="227"/>
-        <w:ind w:left="165" w:right="157"/>
-        <w:jc w:val="both"/>
-      </w:pPr>
-      <w:r>
-        <w:rPr/>
-        <w:t>It’s</w:t>
-      </w:r>
-      <w:r>
-        <w:rPr>
-          <w:spacing w:val="-5"/>
-        </w:rPr>
-        <w:t> </w:t>
-      </w:r>
-      <w:r>
-        <w:rPr/>
-        <w:t>a</w:t>
-      </w:r>
-      <w:r>
-        <w:rPr>
-          <w:spacing w:val="-5"/>
-        </w:rPr>
-        <w:t> </w:t>
-      </w:r>
-      <w:r>
-        <w:rPr/>
-        <w:t>multi-variate</w:t>
-      </w:r>
-      <w:r>
-        <w:rPr>
-          <w:spacing w:val="-5"/>
-        </w:rPr>
-        <w:t> </w:t>
-      </w:r>
-      <w:r>
-        <w:rPr/>
-        <w:t>approach</w:t>
-      </w:r>
-      <w:r>
-        <w:rPr>
-          <w:spacing w:val="-5"/>
-        </w:rPr>
-        <w:t> </w:t>
-      </w:r>
-      <w:r>
-        <w:rPr/>
-        <w:t>that</w:t>
-      </w:r>
-      <w:r>
-        <w:rPr>
-          <w:spacing w:val="-5"/>
-        </w:rPr>
-        <w:t> </w:t>
-      </w:r>
-      <w:r>
-        <w:rPr/>
-        <w:t>assists</w:t>
-      </w:r>
-      <w:r>
-        <w:rPr>
-          <w:spacing w:val="-5"/>
-        </w:rPr>
-        <w:t> </w:t>
-      </w:r>
-      <w:r>
-        <w:rPr/>
-        <w:t>the</w:t>
-      </w:r>
-      <w:r>
-        <w:rPr>
-          <w:spacing w:val="-5"/>
-        </w:rPr>
-        <w:t> </w:t>
-      </w:r>
-      <w:r>
-        <w:rPr/>
-        <w:t>system</w:t>
-      </w:r>
-      <w:r>
-        <w:rPr>
-          <w:spacing w:val="-5"/>
-        </w:rPr>
-        <w:t> </w:t>
-      </w:r>
-      <w:r>
-        <w:rPr/>
-        <w:t>in</w:t>
-      </w:r>
-      <w:r>
-        <w:rPr>
-          <w:spacing w:val="-5"/>
-        </w:rPr>
-        <w:t> </w:t>
-      </w:r>
-      <w:r>
-        <w:rPr/>
-        <w:t>calculating</w:t>
-      </w:r>
-      <w:r>
-        <w:rPr>
-          <w:spacing w:val="-5"/>
-        </w:rPr>
-        <w:t> </w:t>
-      </w:r>
-      <w:r>
-        <w:rPr/>
-        <w:t>Sales</w:t>
-      </w:r>
-      <w:r>
-        <w:rPr>
-          <w:spacing w:val="-5"/>
-        </w:rPr>
-        <w:t> </w:t>
-      </w:r>
-      <w:r>
-        <w:rPr/>
-        <w:t>Velocity</w:t>
-      </w:r>
-      <w:r>
-        <w:rPr>
-          <w:spacing w:val="-5"/>
-        </w:rPr>
-        <w:t> </w:t>
-      </w:r>
-      <w:r>
-        <w:rPr/>
-        <w:t>and</w:t>
-      </w:r>
-      <w:r>
-        <w:rPr>
-          <w:spacing w:val="-5"/>
-        </w:rPr>
-        <w:t> </w:t>
-      </w:r>
-      <w:r>
-        <w:rPr/>
-        <w:t>acting</w:t>
-      </w:r>
-      <w:r>
-        <w:rPr>
-          <w:spacing w:val="-5"/>
-        </w:rPr>
-        <w:t> </w:t>
-      </w:r>
-      <w:r>
-        <w:rPr/>
-        <w:t>on logic-based</w:t>
-      </w:r>
-      <w:r>
-        <w:rPr>
-          <w:spacing w:val="-11"/>
-        </w:rPr>
-        <w:t> </w:t>
-      </w:r>
-      <w:r>
-        <w:rPr/>
-        <w:t>recommendations</w:t>
-      </w:r>
-      <w:r>
-        <w:rPr>
-          <w:spacing w:val="-11"/>
-        </w:rPr>
-        <w:t> </w:t>
-      </w:r>
-      <w:r>
-        <w:rPr/>
-        <w:t>such</w:t>
-      </w:r>
-      <w:r>
-        <w:rPr>
-          <w:spacing w:val="-11"/>
-        </w:rPr>
-        <w:t> </w:t>
-      </w:r>
-      <w:r>
-        <w:rPr/>
-        <w:t>as</w:t>
-      </w:r>
-      <w:r>
-        <w:rPr>
-          <w:spacing w:val="-11"/>
-        </w:rPr>
-        <w:t> </w:t>
-      </w:r>
-      <w:r>
-        <w:rPr/>
-        <w:t>‘Restock</w:t>
-      </w:r>
-      <w:r>
-        <w:rPr>
-          <w:spacing w:val="-11"/>
-        </w:rPr>
-        <w:t> </w:t>
-      </w:r>
-      <w:r>
-        <w:rPr/>
-        <w:t>Alert’</w:t>
-      </w:r>
-      <w:r>
-        <w:rPr>
-          <w:spacing w:val="-11"/>
-        </w:rPr>
-        <w:t> </w:t>
-      </w:r>
-      <w:r>
-        <w:rPr/>
-        <w:t>if</w:t>
-      </w:r>
-      <w:r>
-        <w:rPr>
-          <w:spacing w:val="-10"/>
-        </w:rPr>
-        <w:t> </w:t>
-      </w:r>
-      <w:r>
-        <w:rPr/>
-        <w:t>the</w:t>
-      </w:r>
-      <w:r>
-        <w:rPr>
-          <w:spacing w:val="-11"/>
-        </w:rPr>
-        <w:t> </w:t>
-      </w:r>
-      <w:r>
-        <w:rPr/>
-        <w:t>demand</w:t>
-      </w:r>
-      <w:r>
-        <w:rPr>
-          <w:spacing w:val="-11"/>
-        </w:rPr>
-        <w:t> </w:t>
-      </w:r>
-      <w:r>
-        <w:rPr/>
-        <w:t>exceeds</w:t>
-      </w:r>
-      <w:r>
-        <w:rPr>
-          <w:spacing w:val="-11"/>
-        </w:rPr>
-        <w:t> </w:t>
-      </w:r>
-      <w:r>
-        <w:rPr/>
-        <w:t>the</w:t>
-      </w:r>
-      <w:r>
-        <w:rPr>
-          <w:spacing w:val="-11"/>
-        </w:rPr>
-        <w:t> </w:t>
-      </w:r>
-      <w:r>
-        <w:rPr/>
-        <w:t>existing</w:t>
-      </w:r>
-      <w:r>
-        <w:rPr>
-          <w:spacing w:val="-11"/>
-        </w:rPr>
-        <w:t> </w:t>
-      </w:r>
-      <w:r>
-        <w:rPr/>
-        <w:t>stock levels subtracted by the lead time.</w:t>
-      </w:r>
-    </w:p>
-    <w:p>
-      <w:pPr>
-        <w:pStyle w:val="BodyText"/>
-        <w:spacing w:before="73"/>
-      </w:pPr>
+      </w:pPr>
+      <w:r>
+        <w:t>Operational Reporting and Future Forecasting Scope</w:t>
+      </w:r>
+    </w:p>
+    <w:p>
+      <w:r>
+        <w:t>The final Phase II implementation focuses on operational reporting rather than demand forecasting. OwnerMate uses transaction and review evidence to produce business-facing recommendations, while predictive demand forecasting remains a separate future module.</w:t>
+      </w:r>
+    </w:p>
+    <w:p>
+      <w:r>
+        <w:t>A future forecasting module may use historical sales, calendar events, weather, and local holidays, but it should only be added after a clean sales dataset and formal evaluation plan are available.</w:t>
+      </w:r>
     </w:p>
     <w:p>
       <w:pPr>
@@ -11659,7 +10443,7 @@
           <w:b/>
           <w:sz w:val="24"/>
         </w:rPr>
-        <w:t>Context Injection:</w:t>
+        <w:t>Context Injection: The system draws on operational report findings and review sentiment themes to prepare business-facing content and recommendations.</w:t>
       </w:r>
       <w:r>
         <w:rPr>
@@ -11667,182 +10451,182 @@
           <w:spacing w:val="40"/>
           <w:sz w:val="24"/>
         </w:rPr>
-        <w:t> </w:t>
-      </w:r>
-      <w:r>
-        <w:rPr>
-          <w:sz w:val="24"/>
-        </w:rPr>
-        <w:t>The system draws on the quantitative findings from the Predictive module</w:t>
+        <w:t/>
+      </w:r>
+      <w:r>
+        <w:rPr>
+          <w:sz w:val="24"/>
+        </w:rPr>
+        <w:t/>
       </w:r>
       <w:r>
         <w:rPr>
           <w:spacing w:val="-5"/>
           <w:sz w:val="24"/>
         </w:rPr>
-        <w:t> </w:t>
-      </w:r>
-      <w:r>
-        <w:rPr>
-          <w:sz w:val="24"/>
-        </w:rPr>
-        <w:t>("Surplus</w:t>
+        <w:t/>
+      </w:r>
+      <w:r>
+        <w:rPr>
+          <w:sz w:val="24"/>
+        </w:rPr>
+        <w:t/>
       </w:r>
       <w:r>
         <w:rPr>
           <w:spacing w:val="-5"/>
           <w:sz w:val="24"/>
         </w:rPr>
-        <w:t> </w:t>
-      </w:r>
-      <w:r>
-        <w:rPr>
-          <w:sz w:val="24"/>
-        </w:rPr>
-        <w:t>of</w:t>
+        <w:t/>
+      </w:r>
+      <w:r>
+        <w:rPr>
+          <w:sz w:val="24"/>
+        </w:rPr>
+        <w:t/>
       </w:r>
       <w:r>
         <w:rPr>
           <w:spacing w:val="-5"/>
           <w:sz w:val="24"/>
         </w:rPr>
-        <w:t> </w:t>
-      </w:r>
-      <w:r>
-        <w:rPr>
-          <w:sz w:val="24"/>
-        </w:rPr>
-        <w:t>Inventory</w:t>
+        <w:t/>
+      </w:r>
+      <w:r>
+        <w:rPr>
+          <w:sz w:val="24"/>
+        </w:rPr>
+        <w:t/>
       </w:r>
       <w:r>
         <w:rPr>
           <w:spacing w:val="-5"/>
           <w:sz w:val="24"/>
         </w:rPr>
-        <w:t> </w:t>
-      </w:r>
-      <w:r>
-        <w:rPr>
-          <w:sz w:val="24"/>
-        </w:rPr>
-        <w:t>Item</w:t>
+        <w:t/>
+      </w:r>
+      <w:r>
+        <w:rPr>
+          <w:sz w:val="24"/>
+        </w:rPr>
+        <w:t/>
       </w:r>
       <w:r>
         <w:rPr>
           <w:spacing w:val="-5"/>
           <w:sz w:val="24"/>
         </w:rPr>
-        <w:t> </w:t>
-      </w:r>
-      <w:r>
-        <w:rPr>
-          <w:sz w:val="24"/>
-        </w:rPr>
-        <w:t>A")</w:t>
+        <w:t/>
+      </w:r>
+      <w:r>
+        <w:rPr>
+          <w:sz w:val="24"/>
+        </w:rPr>
+        <w:t/>
       </w:r>
       <w:r>
         <w:rPr>
           <w:spacing w:val="-5"/>
           <w:sz w:val="24"/>
         </w:rPr>
-        <w:t> </w:t>
-      </w:r>
-      <w:r>
-        <w:rPr>
-          <w:sz w:val="24"/>
-        </w:rPr>
-        <w:t>and</w:t>
+        <w:t/>
+      </w:r>
+      <w:r>
+        <w:rPr>
+          <w:sz w:val="24"/>
+        </w:rPr>
+        <w:t/>
       </w:r>
       <w:r>
         <w:rPr>
           <w:spacing w:val="-5"/>
           <w:sz w:val="24"/>
         </w:rPr>
-        <w:t> </w:t>
-      </w:r>
-      <w:r>
-        <w:rPr>
-          <w:sz w:val="24"/>
-        </w:rPr>
-        <w:t>the</w:t>
+        <w:t/>
+      </w:r>
+      <w:r>
+        <w:rPr>
+          <w:sz w:val="24"/>
+        </w:rPr>
+        <w:t/>
       </w:r>
       <w:r>
         <w:rPr>
           <w:spacing w:val="-5"/>
           <w:sz w:val="24"/>
         </w:rPr>
-        <w:t> </w:t>
-      </w:r>
-      <w:r>
-        <w:rPr>
-          <w:sz w:val="24"/>
-        </w:rPr>
-        <w:t>qualitative</w:t>
+        <w:t/>
+      </w:r>
+      <w:r>
+        <w:rPr>
+          <w:sz w:val="24"/>
+        </w:rPr>
+        <w:t/>
       </w:r>
       <w:r>
         <w:rPr>
           <w:spacing w:val="-5"/>
           <w:sz w:val="24"/>
         </w:rPr>
-        <w:t> </w:t>
-      </w:r>
-      <w:r>
-        <w:rPr>
-          <w:sz w:val="24"/>
-        </w:rPr>
-        <w:t>findings</w:t>
+        <w:t/>
+      </w:r>
+      <w:r>
+        <w:rPr>
+          <w:sz w:val="24"/>
+        </w:rPr>
+        <w:t/>
       </w:r>
       <w:r>
         <w:rPr>
           <w:spacing w:val="-5"/>
           <w:sz w:val="24"/>
         </w:rPr>
-        <w:t> </w:t>
-      </w:r>
-      <w:r>
-        <w:rPr>
-          <w:sz w:val="24"/>
-        </w:rPr>
-        <w:t>from</w:t>
+        <w:t/>
+      </w:r>
+      <w:r>
+        <w:rPr>
+          <w:sz w:val="24"/>
+        </w:rPr>
+        <w:t/>
       </w:r>
       <w:r>
         <w:rPr>
           <w:spacing w:val="-5"/>
           <w:sz w:val="24"/>
         </w:rPr>
-        <w:t> </w:t>
-      </w:r>
-      <w:r>
-        <w:rPr>
-          <w:sz w:val="24"/>
-        </w:rPr>
-        <w:t>the</w:t>
+        <w:t/>
+      </w:r>
+      <w:r>
+        <w:rPr>
+          <w:sz w:val="24"/>
+        </w:rPr>
+        <w:t/>
       </w:r>
       <w:r>
         <w:rPr>
           <w:spacing w:val="-5"/>
           <w:sz w:val="24"/>
         </w:rPr>
-        <w:t> </w:t>
-      </w:r>
-      <w:r>
-        <w:rPr>
-          <w:sz w:val="24"/>
-        </w:rPr>
-        <w:t>NLP</w:t>
+        <w:t/>
+      </w:r>
+      <w:r>
+        <w:rPr>
+          <w:sz w:val="24"/>
+        </w:rPr>
+        <w:t/>
       </w:r>
       <w:r>
         <w:rPr>
           <w:spacing w:val="-5"/>
           <w:sz w:val="24"/>
         </w:rPr>
-        <w:t> </w:t>
-      </w:r>
-      <w:r>
-        <w:rPr>
-          <w:sz w:val="24"/>
-        </w:rPr>
-        <w:t>mod-ule ("Customers love the taste of Item A").</w:t>
+        <w:t/>
+      </w:r>
+      <w:r>
+        <w:rPr>
+          <w:sz w:val="24"/>
+        </w:rPr>
+        <w:t/>
       </w:r>
     </w:p>
     <w:p>
@@ -15006,7 +13790,7 @@
       </w:pPr>
       <w:r>
         <w:rPr/>
-        <w:t>The project addresses key limitations of global software by focusing on the Jordanian market. It incorporates specialized NLP models capable of accurately interpreting Levantine Arabic, along with predictive algorithms designed to reflect local cultural and market dynamics.</w:t>
+        <w:t>The project addresses key limitations of global software by focusing on the Jordanian market. It incorporates specialized NLP models capable of accurately interpreting Levantine Arabic, along with operational reporting designed to reflect local business context.</w:t>
       </w:r>
     </w:p>
     <w:p>
@@ -15224,7 +14008,7 @@
         <w:rPr>
           <w:spacing w:val="-2"/>
         </w:rPr>
-        <w:t>Streamlit</w:t>
+        <w:t>Next.js</w:t>
       </w:r>
     </w:p>
     <w:p>
@@ -17589,7 +16373,7 @@
         <w:rPr>
           <w:spacing w:val="-2"/>
         </w:rPr>
-        <w:t>Scikit-learn</w:t>
+        <w:t>Transformer and LoRA Tooling</w:t>
       </w:r>
     </w:p>
     <w:p>
@@ -17601,151 +16385,151 @@
       </w:pPr>
       <w:r>
         <w:rPr/>
-        <w:t>Scikit-learn represents a machine learning library that is utilized in the Predictive Analytics component.</w:t>
+        <w:t>Transformer and LoRA tooling were used for the sentiment model work. The final sentiment experiment compared multilingual Transformer models and used parameter efficient fine tuning rather than a forecasting pipeline.</w:t>
       </w:r>
       <w:r>
         <w:rPr>
           <w:spacing w:val="37"/>
         </w:rPr>
-        <w:t> </w:t>
-      </w:r>
-      <w:r>
-        <w:rPr/>
-        <w:t>Although it is the LLM that is responsible for processing text, Scikit-learn is </w:t>
-      </w:r>
-      <w:r>
-        <w:rPr/>
-        <w:t>uti-lized</w:t>
+        <w:t/>
+      </w:r>
+      <w:r>
+        <w:rPr/>
+        <w:t/>
+      </w:r>
+      <w:r>
+        <w:rPr/>
+        <w:t/>
       </w:r>
       <w:r>
         <w:rPr>
           <w:spacing w:val="-2"/>
         </w:rPr>
-        <w:t> </w:t>
-      </w:r>
-      <w:r>
-        <w:rPr/>
-        <w:t>for</w:t>
+        <w:t/>
+      </w:r>
+      <w:r>
+        <w:rPr/>
+        <w:t/>
       </w:r>
       <w:r>
         <w:rPr>
           <w:spacing w:val="-2"/>
         </w:rPr>
-        <w:t> </w:t>
-      </w:r>
-      <w:r>
-        <w:rPr/>
-        <w:t>the</w:t>
+        <w:t/>
+      </w:r>
+      <w:r>
+        <w:rPr/>
+        <w:t/>
       </w:r>
       <w:r>
         <w:rPr>
           <w:spacing w:val="-2"/>
         </w:rPr>
-        <w:t> </w:t>
-      </w:r>
-      <w:r>
-        <w:rPr/>
-        <w:t>regression</w:t>
+        <w:t/>
+      </w:r>
+      <w:r>
+        <w:rPr/>
+        <w:t/>
       </w:r>
       <w:r>
         <w:rPr>
           <w:spacing w:val="-2"/>
         </w:rPr>
-        <w:t> </w:t>
-      </w:r>
-      <w:r>
-        <w:rPr/>
-        <w:t>and</w:t>
+        <w:t/>
+      </w:r>
+      <w:r>
+        <w:rPr/>
+        <w:t/>
       </w:r>
       <w:r>
         <w:rPr>
           <w:spacing w:val="-2"/>
         </w:rPr>
-        <w:t> </w:t>
-      </w:r>
-      <w:r>
-        <w:rPr/>
-        <w:t>time</w:t>
+        <w:t/>
+      </w:r>
+      <w:r>
+        <w:rPr/>
+        <w:t/>
       </w:r>
       <w:r>
         <w:rPr>
           <w:spacing w:val="-2"/>
         </w:rPr>
-        <w:t> </w:t>
-      </w:r>
-      <w:r>
-        <w:rPr/>
-        <w:t>series</w:t>
+        <w:t/>
+      </w:r>
+      <w:r>
+        <w:rPr/>
+        <w:t/>
       </w:r>
       <w:r>
         <w:rPr>
           <w:spacing w:val="-2"/>
         </w:rPr>
-        <w:t> </w:t>
-      </w:r>
-      <w:r>
-        <w:rPr/>
-        <w:t>algorithms</w:t>
+        <w:t/>
+      </w:r>
+      <w:r>
+        <w:rPr/>
+        <w:t/>
       </w:r>
       <w:r>
         <w:rPr>
           <w:spacing w:val="-2"/>
         </w:rPr>
-        <w:t> </w:t>
-      </w:r>
-      <w:r>
-        <w:rPr/>
-        <w:t>that</w:t>
+        <w:t/>
+      </w:r>
+      <w:r>
+        <w:rPr/>
+        <w:t/>
       </w:r>
       <w:r>
         <w:rPr>
           <w:spacing w:val="-2"/>
         </w:rPr>
-        <w:t> </w:t>
-      </w:r>
-      <w:r>
-        <w:rPr/>
-        <w:t>predict</w:t>
+        <w:t/>
+      </w:r>
+      <w:r>
+        <w:rPr/>
+        <w:t/>
       </w:r>
       <w:r>
         <w:rPr>
           <w:spacing w:val="-2"/>
         </w:rPr>
-        <w:t> </w:t>
-      </w:r>
-      <w:r>
-        <w:rPr/>
-        <w:t>numerical</w:t>
+        <w:t/>
+      </w:r>
+      <w:r>
+        <w:rPr/>
+        <w:t/>
       </w:r>
       <w:r>
         <w:rPr>
           <w:spacing w:val="-2"/>
         </w:rPr>
-        <w:t> </w:t>
-      </w:r>
-      <w:r>
-        <w:rPr/>
-        <w:t>demand</w:t>
+        <w:t/>
+      </w:r>
+      <w:r>
+        <w:rPr/>
+        <w:t/>
       </w:r>
       <w:r>
         <w:rPr>
           <w:spacing w:val="-2"/>
         </w:rPr>
-        <w:t> </w:t>
-      </w:r>
-      <w:r>
-        <w:rPr/>
-        <w:t>and</w:t>
+        <w:t/>
+      </w:r>
+      <w:r>
+        <w:rPr/>
+        <w:t/>
       </w:r>
       <w:r>
         <w:rPr>
           <w:spacing w:val="-2"/>
         </w:rPr>
-        <w:t> </w:t>
-      </w:r>
-      <w:r>
-        <w:rPr/>
-        <w:t>examine the velocity of sales.</w:t>
+        <w:t/>
+      </w:r>
+      <w:r>
+        <w:rPr/>
+        <w:t/>
       </w:r>
     </w:p>
     <w:p>
@@ -23169,7 +21953,7 @@
           <w:b/>
           <w:sz w:val="24"/>
         </w:rPr>
-        <w:t>Consolidation vs.</w:t>
+        <w:t>Consolidation vs. Fragmentation: Current market solutions operate in silos. OwnerMate focuses on bringing review ingestion, sentiment analysis, content generation, and operational reporting into one workflow.</w:t>
       </w:r>
       <w:r>
         <w:rPr>
@@ -23177,208 +21961,208 @@
           <w:spacing w:val="40"/>
           <w:sz w:val="24"/>
         </w:rPr>
-        <w:t> </w:t>
+        <w:t/>
       </w:r>
       <w:r>
         <w:rPr>
           <w:b/>
           <w:sz w:val="24"/>
         </w:rPr>
-        <w:t>Fragmentation: </w:t>
-      </w:r>
-      <w:r>
-        <w:rPr>
-          <w:sz w:val="24"/>
-        </w:rPr>
-        <w:t>Current market solutions operate in silos.</w:t>
+        <w:t/>
+      </w:r>
+      <w:r>
+        <w:rPr>
+          <w:sz w:val="24"/>
+        </w:rPr>
+        <w:t/>
       </w:r>
       <w:r>
         <w:rPr>
           <w:spacing w:val="40"/>
           <w:sz w:val="24"/>
         </w:rPr>
-        <w:t> </w:t>
-      </w:r>
-      <w:r>
-        <w:rPr>
-          <w:sz w:val="24"/>
-        </w:rPr>
-        <w:t>A </w:t>
-      </w:r>
-      <w:r>
-        <w:rPr>
-          <w:sz w:val="24"/>
-        </w:rPr>
-        <w:t>busi-ness owner currently requires Prediko for inventory, Jasper for marketing, and Chatter-mill</w:t>
+        <w:t/>
+      </w:r>
+      <w:r>
+        <w:rPr>
+          <w:sz w:val="24"/>
+        </w:rPr>
+        <w:t/>
+      </w:r>
+      <w:r>
+        <w:rPr>
+          <w:sz w:val="24"/>
+        </w:rPr>
+        <w:t/>
       </w:r>
       <w:r>
         <w:rPr>
           <w:spacing w:val="-15"/>
           <w:sz w:val="24"/>
         </w:rPr>
-        <w:t> </w:t>
-      </w:r>
-      <w:r>
-        <w:rPr>
-          <w:sz w:val="24"/>
-        </w:rPr>
-        <w:t>for</w:t>
+        <w:t/>
+      </w:r>
+      <w:r>
+        <w:rPr>
+          <w:sz w:val="24"/>
+        </w:rPr>
+        <w:t/>
       </w:r>
       <w:r>
         <w:rPr>
           <w:spacing w:val="-15"/>
           <w:sz w:val="24"/>
         </w:rPr>
-        <w:t> </w:t>
-      </w:r>
-      <w:r>
-        <w:rPr>
-          <w:sz w:val="24"/>
-        </w:rPr>
-        <w:t>customer</w:t>
+        <w:t/>
+      </w:r>
+      <w:r>
+        <w:rPr>
+          <w:sz w:val="24"/>
+        </w:rPr>
+        <w:t/>
       </w:r>
       <w:r>
         <w:rPr>
           <w:spacing w:val="-15"/>
           <w:sz w:val="24"/>
         </w:rPr>
-        <w:t> </w:t>
-      </w:r>
-      <w:r>
-        <w:rPr>
-          <w:sz w:val="24"/>
-        </w:rPr>
-        <w:t>reviews.</w:t>
+        <w:t/>
+      </w:r>
+      <w:r>
+        <w:rPr>
+          <w:sz w:val="24"/>
+        </w:rPr>
+        <w:t/>
       </w:r>
       <w:r>
         <w:rPr>
           <w:spacing w:val="-15"/>
           <w:sz w:val="24"/>
         </w:rPr>
-        <w:t> </w:t>
-      </w:r>
-      <w:r>
-        <w:rPr>
-          <w:sz w:val="24"/>
-        </w:rPr>
-        <w:t>OwnerMate</w:t>
+        <w:t/>
+      </w:r>
+      <w:r>
+        <w:rPr>
+          <w:sz w:val="24"/>
+        </w:rPr>
+        <w:t/>
       </w:r>
       <w:r>
         <w:rPr>
           <w:spacing w:val="-15"/>
           <w:sz w:val="24"/>
         </w:rPr>
-        <w:t> </w:t>
-      </w:r>
-      <w:r>
-        <w:rPr>
-          <w:sz w:val="24"/>
-        </w:rPr>
-        <w:t>integrates</w:t>
+        <w:t/>
+      </w:r>
+      <w:r>
+        <w:rPr>
+          <w:sz w:val="24"/>
+        </w:rPr>
+        <w:t/>
       </w:r>
       <w:r>
         <w:rPr>
           <w:spacing w:val="-15"/>
           <w:sz w:val="24"/>
         </w:rPr>
-        <w:t> </w:t>
-      </w:r>
-      <w:r>
-        <w:rPr>
-          <w:sz w:val="24"/>
-        </w:rPr>
-        <w:t>all</w:t>
+        <w:t/>
+      </w:r>
+      <w:r>
+        <w:rPr>
+          <w:sz w:val="24"/>
+        </w:rPr>
+        <w:t/>
       </w:r>
       <w:r>
         <w:rPr>
           <w:spacing w:val="-15"/>
           <w:sz w:val="24"/>
         </w:rPr>
-        <w:t> </w:t>
-      </w:r>
-      <w:r>
-        <w:rPr>
-          <w:sz w:val="24"/>
-        </w:rPr>
-        <w:t>three</w:t>
+        <w:t/>
+      </w:r>
+      <w:r>
+        <w:rPr>
+          <w:sz w:val="24"/>
+        </w:rPr>
+        <w:t/>
       </w:r>
       <w:r>
         <w:rPr>
           <w:spacing w:val="-15"/>
           <w:sz w:val="24"/>
         </w:rPr>
-        <w:t> </w:t>
-      </w:r>
-      <w:r>
-        <w:rPr>
-          <w:sz w:val="24"/>
-        </w:rPr>
-        <w:t>processes</w:t>
+        <w:t/>
+      </w:r>
+      <w:r>
+        <w:rPr>
+          <w:sz w:val="24"/>
+        </w:rPr>
+        <w:t/>
       </w:r>
       <w:r>
         <w:rPr>
           <w:spacing w:val="-15"/>
           <w:sz w:val="24"/>
         </w:rPr>
-        <w:t> </w:t>
-      </w:r>
-      <w:r>
-        <w:rPr>
-          <w:sz w:val="24"/>
-        </w:rPr>
-        <w:t>into</w:t>
+        <w:t/>
+      </w:r>
+      <w:r>
+        <w:rPr>
+          <w:sz w:val="24"/>
+        </w:rPr>
+        <w:t/>
       </w:r>
       <w:r>
         <w:rPr>
           <w:spacing w:val="-15"/>
           <w:sz w:val="24"/>
         </w:rPr>
-        <w:t> </w:t>
-      </w:r>
-      <w:r>
-        <w:rPr>
-          <w:sz w:val="24"/>
-        </w:rPr>
-        <w:t>an</w:t>
+        <w:t/>
+      </w:r>
+      <w:r>
+        <w:rPr>
+          <w:sz w:val="24"/>
+        </w:rPr>
+        <w:t/>
       </w:r>
       <w:r>
         <w:rPr>
           <w:spacing w:val="-15"/>
           <w:sz w:val="24"/>
         </w:rPr>
-        <w:t> </w:t>
-      </w:r>
-      <w:r>
-        <w:rPr>
-          <w:sz w:val="24"/>
-        </w:rPr>
-        <w:t>overall</w:t>
+        <w:t/>
+      </w:r>
+      <w:r>
+        <w:rPr>
+          <w:sz w:val="24"/>
+        </w:rPr>
+        <w:t/>
       </w:r>
       <w:r>
         <w:rPr>
           <w:spacing w:val="-15"/>
           <w:sz w:val="24"/>
         </w:rPr>
-        <w:t> </w:t>
-      </w:r>
-      <w:r>
-        <w:rPr>
-          <w:sz w:val="24"/>
-        </w:rPr>
-        <w:t>work-flow.</w:t>
+        <w:t/>
+      </w:r>
+      <w:r>
+        <w:rPr>
+          <w:sz w:val="24"/>
+        </w:rPr>
+        <w:t/>
       </w:r>
       <w:r>
         <w:rPr>
           <w:spacing w:val="31"/>
           <w:sz w:val="24"/>
         </w:rPr>
-        <w:t> </w:t>
-      </w:r>
-      <w:r>
-        <w:rPr>
-          <w:sz w:val="24"/>
-        </w:rPr>
-        <w:t>Thus, while Jasper requires an overall manual push notification, OwnerMate may automatically initiate the posting since the Predictive component identified that many sales had been made for particular merchandise.</w:t>
+        <w:t/>
+      </w:r>
+      <w:r>
+        <w:rPr>
+          <w:sz w:val="24"/>
+        </w:rPr>
+        <w:t/>
       </w:r>
     </w:p>
     <w:p>
@@ -23975,169 +22759,169 @@
           <w:b/>
           <w:sz w:val="24"/>
         </w:rPr>
-        <w:t>Contextual: </w:t>
-      </w:r>
-      <w:r>
-        <w:rPr>
-          <w:sz w:val="24"/>
-        </w:rPr>
-        <w:t>The</w:t>
+        <w:t>Contextual: Predictive forecasting is kept as future work. The implemented system focuses on localized review intelligence and operational reporting.</w:t>
+      </w:r>
+      <w:r>
+        <w:rPr>
+          <w:sz w:val="24"/>
+        </w:rPr>
+        <w:t/>
       </w:r>
       <w:r>
         <w:rPr>
           <w:spacing w:val="-7"/>
           <w:sz w:val="24"/>
         </w:rPr>
-        <w:t> </w:t>
-      </w:r>
-      <w:r>
-        <w:rPr>
-          <w:sz w:val="24"/>
-        </w:rPr>
-        <w:t>predictive</w:t>
+        <w:t/>
+      </w:r>
+      <w:r>
+        <w:rPr>
+          <w:sz w:val="24"/>
+        </w:rPr>
+        <w:t/>
       </w:r>
       <w:r>
         <w:rPr>
           <w:spacing w:val="-7"/>
           <w:sz w:val="24"/>
         </w:rPr>
-        <w:t> </w:t>
-      </w:r>
-      <w:r>
-        <w:rPr>
-          <w:sz w:val="24"/>
-        </w:rPr>
-        <w:t>model</w:t>
+        <w:t/>
+      </w:r>
+      <w:r>
+        <w:rPr>
+          <w:sz w:val="24"/>
+        </w:rPr>
+        <w:t/>
       </w:r>
       <w:r>
         <w:rPr>
           <w:spacing w:val="-7"/>
           <w:sz w:val="24"/>
         </w:rPr>
-        <w:t> </w:t>
-      </w:r>
-      <w:r>
-        <w:rPr>
-          <w:sz w:val="24"/>
-        </w:rPr>
-        <w:t>available</w:t>
+        <w:t/>
+      </w:r>
+      <w:r>
+        <w:rPr>
+          <w:sz w:val="24"/>
+        </w:rPr>
+        <w:t/>
       </w:r>
       <w:r>
         <w:rPr>
           <w:spacing w:val="-7"/>
           <w:sz w:val="24"/>
         </w:rPr>
-        <w:t> </w:t>
-      </w:r>
-      <w:r>
-        <w:rPr>
-          <w:sz w:val="24"/>
-        </w:rPr>
-        <w:t>on</w:t>
+        <w:t/>
+      </w:r>
+      <w:r>
+        <w:rPr>
+          <w:sz w:val="24"/>
+        </w:rPr>
+        <w:t/>
       </w:r>
       <w:r>
         <w:rPr>
           <w:spacing w:val="-7"/>
           <w:sz w:val="24"/>
         </w:rPr>
-        <w:t> </w:t>
-      </w:r>
-      <w:r>
-        <w:rPr>
-          <w:sz w:val="24"/>
-        </w:rPr>
-        <w:t>OwnerMate</w:t>
+        <w:t/>
+      </w:r>
+      <w:r>
+        <w:rPr>
+          <w:sz w:val="24"/>
+        </w:rPr>
+        <w:t/>
       </w:r>
       <w:r>
         <w:rPr>
           <w:spacing w:val="-7"/>
           <w:sz w:val="24"/>
         </w:rPr>
-        <w:t> </w:t>
-      </w:r>
-      <w:r>
-        <w:rPr>
-          <w:sz w:val="24"/>
-        </w:rPr>
-        <w:t>is</w:t>
+        <w:t/>
+      </w:r>
+      <w:r>
+        <w:rPr>
+          <w:sz w:val="24"/>
+        </w:rPr>
+        <w:t/>
       </w:r>
       <w:r>
         <w:rPr>
           <w:spacing w:val="-7"/>
           <w:sz w:val="24"/>
         </w:rPr>
-        <w:t> </w:t>
-      </w:r>
-      <w:r>
-        <w:rPr>
-          <w:sz w:val="24"/>
-        </w:rPr>
-        <w:t>also</w:t>
+        <w:t/>
+      </w:r>
+      <w:r>
+        <w:rPr>
+          <w:sz w:val="24"/>
+        </w:rPr>
+        <w:t/>
       </w:r>
       <w:r>
         <w:rPr>
           <w:spacing w:val="-7"/>
           <w:sz w:val="24"/>
         </w:rPr>
-        <w:t> </w:t>
-      </w:r>
-      <w:r>
-        <w:rPr>
-          <w:sz w:val="24"/>
-        </w:rPr>
-        <w:t>capable</w:t>
+        <w:t/>
+      </w:r>
+      <w:r>
+        <w:rPr>
+          <w:sz w:val="24"/>
+        </w:rPr>
+        <w:t/>
       </w:r>
       <w:r>
         <w:rPr>
           <w:spacing w:val="-7"/>
           <w:sz w:val="24"/>
         </w:rPr>
-        <w:t> </w:t>
-      </w:r>
-      <w:r>
-        <w:rPr>
-          <w:sz w:val="24"/>
-        </w:rPr>
-        <w:t>of</w:t>
+        <w:t/>
+      </w:r>
+      <w:r>
+        <w:rPr>
+          <w:sz w:val="24"/>
+        </w:rPr>
+        <w:t/>
       </w:r>
       <w:r>
         <w:rPr>
           <w:spacing w:val="-7"/>
           <w:sz w:val="24"/>
         </w:rPr>
-        <w:t> </w:t>
-      </w:r>
-      <w:r>
-        <w:rPr>
-          <w:sz w:val="24"/>
-        </w:rPr>
-        <w:t>con-sidering regional trends and demands, like the increase in demand during the time of </w:t>
+        <w:t/>
+      </w:r>
+      <w:r>
+        <w:rPr>
+          <w:sz w:val="24"/>
+        </w:rPr>
+        <w:t/>
       </w:r>
       <w:r>
         <w:rPr>
           <w:b/>
           <w:sz w:val="24"/>
         </w:rPr>
-        <w:t>Eid al-Fitr </w:t>
-      </w:r>
-      <w:r>
-        <w:rPr>
-          <w:sz w:val="24"/>
-        </w:rPr>
-        <w:t>and </w:t>
+        <w:t/>
+      </w:r>
+      <w:r>
+        <w:rPr>
+          <w:sz w:val="24"/>
+        </w:rPr>
+        <w:t/>
       </w:r>
       <w:r>
         <w:rPr>
           <w:b/>
           <w:sz w:val="24"/>
         </w:rPr>
-        <w:t>Ramadan</w:t>
-      </w:r>
-      <w:r>
-        <w:rPr>
-          <w:sz w:val="24"/>
-        </w:rPr>
-        <w:t>, that may not be defaulted on Prediko.</w:t>
+        <w:t/>
+      </w:r>
+      <w:r>
+        <w:rPr>
+          <w:sz w:val="24"/>
+        </w:rPr>
+        <w:t/>
       </w:r>
     </w:p>
     <w:p>
@@ -28006,195 +26790,195 @@
           <w:b/>
           <w:sz w:val="24"/>
         </w:rPr>
-        <w:t>Predictive: </w:t>
-      </w:r>
-      <w:r>
-        <w:rPr>
-          <w:sz w:val="24"/>
-        </w:rPr>
-        <w:t>Use</w:t>
+        <w:t>Future forecasting: Random Forest, Prophet, and similar forecasting models remain candidates for a later module after a clean sales dataset is collected.</w:t>
+      </w:r>
+      <w:r>
+        <w:rPr>
+          <w:sz w:val="24"/>
+        </w:rPr>
+        <w:t/>
       </w:r>
       <w:r>
         <w:rPr>
           <w:spacing w:val="-10"/>
           <w:sz w:val="24"/>
         </w:rPr>
-        <w:t> </w:t>
-      </w:r>
-      <w:r>
-        <w:rPr>
-          <w:sz w:val="24"/>
-        </w:rPr>
-        <w:t>a</w:t>
+        <w:t/>
+      </w:r>
+      <w:r>
+        <w:rPr>
+          <w:sz w:val="24"/>
+        </w:rPr>
+        <w:t/>
       </w:r>
       <w:r>
         <w:rPr>
           <w:spacing w:val="-10"/>
           <w:sz w:val="24"/>
         </w:rPr>
-        <w:t> </w:t>
-      </w:r>
-      <w:r>
-        <w:rPr>
-          <w:sz w:val="24"/>
-        </w:rPr>
-        <w:t>Random</w:t>
+        <w:t/>
+      </w:r>
+      <w:r>
+        <w:rPr>
+          <w:sz w:val="24"/>
+        </w:rPr>
+        <w:t/>
       </w:r>
       <w:r>
         <w:rPr>
           <w:spacing w:val="-10"/>
           <w:sz w:val="24"/>
         </w:rPr>
-        <w:t> </w:t>
-      </w:r>
-      <w:r>
-        <w:rPr>
-          <w:sz w:val="24"/>
-        </w:rPr>
-        <w:t>Forest</w:t>
+        <w:t/>
+      </w:r>
+      <w:r>
+        <w:rPr>
+          <w:sz w:val="24"/>
+        </w:rPr>
+        <w:t/>
       </w:r>
       <w:r>
         <w:rPr>
           <w:spacing w:val="-11"/>
           <w:sz w:val="24"/>
         </w:rPr>
-        <w:t> </w:t>
-      </w:r>
-      <w:r>
-        <w:rPr>
-          <w:sz w:val="24"/>
-        </w:rPr>
-        <w:t>Regressor</w:t>
+        <w:t/>
+      </w:r>
+      <w:r>
+        <w:rPr>
+          <w:sz w:val="24"/>
+        </w:rPr>
+        <w:t/>
       </w:r>
       <w:r>
         <w:rPr>
           <w:spacing w:val="-11"/>
           <w:sz w:val="24"/>
         </w:rPr>
-        <w:t> </w:t>
-      </w:r>
-      <w:r>
-        <w:rPr>
-          <w:sz w:val="24"/>
-        </w:rPr>
-        <w:t>(because</w:t>
+        <w:t/>
+      </w:r>
+      <w:r>
+        <w:rPr>
+          <w:sz w:val="24"/>
+        </w:rPr>
+        <w:t/>
       </w:r>
       <w:r>
         <w:rPr>
           <w:spacing w:val="-10"/>
           <w:sz w:val="24"/>
         </w:rPr>
-        <w:t> </w:t>
-      </w:r>
-      <w:r>
-        <w:rPr>
-          <w:sz w:val="24"/>
-        </w:rPr>
-        <w:t>it</w:t>
+        <w:t/>
+      </w:r>
+      <w:r>
+        <w:rPr>
+          <w:sz w:val="24"/>
+        </w:rPr>
+        <w:t/>
       </w:r>
       <w:r>
         <w:rPr>
           <w:spacing w:val="-10"/>
           <w:sz w:val="24"/>
         </w:rPr>
-        <w:t> </w:t>
-      </w:r>
-      <w:r>
-        <w:rPr>
-          <w:sz w:val="24"/>
-        </w:rPr>
-        <w:t>is</w:t>
+        <w:t/>
+      </w:r>
+      <w:r>
+        <w:rPr>
+          <w:sz w:val="24"/>
+        </w:rPr>
+        <w:t/>
       </w:r>
       <w:r>
         <w:rPr>
           <w:spacing w:val="-10"/>
           <w:sz w:val="24"/>
         </w:rPr>
-        <w:t> </w:t>
-      </w:r>
-      <w:r>
-        <w:rPr>
-          <w:sz w:val="24"/>
-        </w:rPr>
-        <w:t>highly</w:t>
+        <w:t/>
+      </w:r>
+      <w:r>
+        <w:rPr>
+          <w:sz w:val="24"/>
+        </w:rPr>
+        <w:t/>
       </w:r>
       <w:r>
         <w:rPr>
           <w:spacing w:val="-10"/>
           <w:sz w:val="24"/>
         </w:rPr>
-        <w:t> </w:t>
-      </w:r>
-      <w:r>
-        <w:rPr>
-          <w:sz w:val="24"/>
-        </w:rPr>
-        <w:t>accurate,</w:t>
+        <w:t/>
+      </w:r>
+      <w:r>
+        <w:rPr>
+          <w:sz w:val="24"/>
+        </w:rPr>
+        <w:t/>
       </w:r>
       <w:r>
         <w:rPr>
           <w:spacing w:val="-10"/>
           <w:sz w:val="24"/>
         </w:rPr>
-        <w:t> </w:t>
-      </w:r>
-      <w:r>
-        <w:rPr>
-          <w:sz w:val="24"/>
-        </w:rPr>
-        <w:t>as</w:t>
+        <w:t/>
+      </w:r>
+      <w:r>
+        <w:rPr>
+          <w:sz w:val="24"/>
+        </w:rPr>
+        <w:t/>
       </w:r>
       <w:r>
         <w:rPr>
           <w:spacing w:val="-10"/>
           <w:sz w:val="24"/>
         </w:rPr>
-        <w:t> </w:t>
-      </w:r>
-      <w:r>
-        <w:rPr>
-          <w:sz w:val="24"/>
-        </w:rPr>
-        <w:t>seen</w:t>
+        <w:t/>
+      </w:r>
+      <w:r>
+        <w:rPr>
+          <w:sz w:val="24"/>
+        </w:rPr>
+        <w:t/>
       </w:r>
       <w:r>
         <w:rPr>
           <w:spacing w:val="-10"/>
           <w:sz w:val="24"/>
         </w:rPr>
-        <w:t> </w:t>
-      </w:r>
-      <w:r>
-        <w:rPr>
-          <w:sz w:val="24"/>
-        </w:rPr>
-        <w:t>in</w:t>
+        <w:t/>
+      </w:r>
+      <w:r>
+        <w:rPr>
+          <w:sz w:val="24"/>
+        </w:rPr>
+        <w:t/>
       </w:r>
       <w:r>
         <w:rPr>
           <w:spacing w:val="-10"/>
           <w:sz w:val="24"/>
         </w:rPr>
-        <w:t> </w:t>
-      </w:r>
-      <w:r>
-        <w:rPr>
-          <w:sz w:val="24"/>
-        </w:rPr>
-        <w:t>the retail literature) as well as a Prophet model (to account for holiday seasonality</w:t>
+        <w:t/>
+      </w:r>
+      <w:r>
+        <w:rPr>
+          <w:sz w:val="24"/>
+        </w:rPr>
+        <w:t/>
       </w:r>
       <w:r>
         <w:rPr>
           <w:b/>
           <w:sz w:val="24"/>
         </w:rPr>
-        <w:t>)</w:t>
-      </w:r>
-      <w:r>
-        <w:rPr>
-          <w:sz w:val="24"/>
-        </w:rPr>
-        <w:t>.</w:t>
+        <w:t/>
+      </w:r>
+      <w:r>
+        <w:rPr>
+          <w:sz w:val="24"/>
+        </w:rPr>
+        <w:t/>
       </w:r>
     </w:p>
     <w:p>
@@ -28501,7 +27285,7 @@
           <w:b/>
           <w:sz w:val="24"/>
         </w:rPr>
-        <w:t>Forecasting Accuracy:</w:t>
+        <w:t>Future Forecasting Accuracy: MAPE and RMSE should be used only when the future forecasting module is implemented and evaluated.</w:t>
       </w:r>
       <w:r>
         <w:rPr>
@@ -28509,175 +27293,175 @@
           <w:spacing w:val="39"/>
           <w:sz w:val="24"/>
         </w:rPr>
-        <w:t> </w:t>
-      </w:r>
-      <w:r>
-        <w:rPr>
-          <w:sz w:val="24"/>
-        </w:rPr>
-        <w:t>Calculated through MAPE (Mean Absolute Percentage </w:t>
-      </w:r>
-      <w:r>
-        <w:rPr>
-          <w:sz w:val="24"/>
-        </w:rPr>
-        <w:t>Error) and</w:t>
+        <w:t/>
+      </w:r>
+      <w:r>
+        <w:rPr>
+          <w:sz w:val="24"/>
+        </w:rPr>
+        <w:t/>
+      </w:r>
+      <w:r>
+        <w:rPr>
+          <w:sz w:val="24"/>
+        </w:rPr>
+        <w:t/>
       </w:r>
       <w:r>
         <w:rPr>
           <w:spacing w:val="-14"/>
           <w:sz w:val="24"/>
         </w:rPr>
-        <w:t> </w:t>
-      </w:r>
-      <w:r>
-        <w:rPr>
-          <w:sz w:val="24"/>
-        </w:rPr>
-        <w:t>Root</w:t>
+        <w:t/>
+      </w:r>
+      <w:r>
+        <w:rPr>
+          <w:sz w:val="24"/>
+        </w:rPr>
+        <w:t/>
       </w:r>
       <w:r>
         <w:rPr>
           <w:spacing w:val="-13"/>
           <w:sz w:val="24"/>
         </w:rPr>
-        <w:t> </w:t>
-      </w:r>
-      <w:r>
-        <w:rPr>
-          <w:sz w:val="24"/>
-        </w:rPr>
-        <w:t>Mean</w:t>
+        <w:t/>
+      </w:r>
+      <w:r>
+        <w:rPr>
+          <w:sz w:val="24"/>
+        </w:rPr>
+        <w:t/>
       </w:r>
       <w:r>
         <w:rPr>
           <w:spacing w:val="-14"/>
           <w:sz w:val="24"/>
         </w:rPr>
-        <w:t> </w:t>
-      </w:r>
-      <w:r>
-        <w:rPr>
-          <w:sz w:val="24"/>
-        </w:rPr>
-        <w:t>Square</w:t>
+        <w:t/>
+      </w:r>
+      <w:r>
+        <w:rPr>
+          <w:sz w:val="24"/>
+        </w:rPr>
+        <w:t/>
       </w:r>
       <w:r>
         <w:rPr>
           <w:spacing w:val="-13"/>
           <w:sz w:val="24"/>
         </w:rPr>
-        <w:t> </w:t>
-      </w:r>
-      <w:r>
-        <w:rPr>
-          <w:sz w:val="24"/>
-        </w:rPr>
-        <w:t>Error</w:t>
+        <w:t/>
+      </w:r>
+      <w:r>
+        <w:rPr>
+          <w:sz w:val="24"/>
+        </w:rPr>
+        <w:t/>
       </w:r>
       <w:r>
         <w:rPr>
           <w:spacing w:val="-13"/>
           <w:sz w:val="24"/>
         </w:rPr>
-        <w:t> </w:t>
-      </w:r>
-      <w:r>
-        <w:rPr>
-          <w:sz w:val="24"/>
-        </w:rPr>
-        <w:t>(RMSE)</w:t>
+        <w:t/>
+      </w:r>
+      <w:r>
+        <w:rPr>
+          <w:sz w:val="24"/>
+        </w:rPr>
+        <w:t/>
       </w:r>
       <w:r>
         <w:rPr>
           <w:spacing w:val="-14"/>
           <w:sz w:val="24"/>
         </w:rPr>
-        <w:t> </w:t>
-      </w:r>
-      <w:r>
-        <w:rPr>
-          <w:sz w:val="24"/>
-        </w:rPr>
-        <w:t>to</w:t>
+        <w:t/>
+      </w:r>
+      <w:r>
+        <w:rPr>
+          <w:sz w:val="24"/>
+        </w:rPr>
+        <w:t/>
       </w:r>
       <w:r>
         <w:rPr>
           <w:spacing w:val="-13"/>
           <w:sz w:val="24"/>
         </w:rPr>
-        <w:t> </w:t>
-      </w:r>
-      <w:r>
-        <w:rPr>
-          <w:sz w:val="24"/>
-        </w:rPr>
-        <w:t>establish</w:t>
+        <w:t/>
+      </w:r>
+      <w:r>
+        <w:rPr>
+          <w:sz w:val="24"/>
+        </w:rPr>
+        <w:t/>
       </w:r>
       <w:r>
         <w:rPr>
           <w:spacing w:val="-13"/>
           <w:sz w:val="24"/>
         </w:rPr>
-        <w:t> </w:t>
-      </w:r>
-      <w:r>
-        <w:rPr>
-          <w:sz w:val="24"/>
-        </w:rPr>
-        <w:t>how</w:t>
+        <w:t/>
+      </w:r>
+      <w:r>
+        <w:rPr>
+          <w:sz w:val="24"/>
+        </w:rPr>
+        <w:t/>
       </w:r>
       <w:r>
         <w:rPr>
           <w:spacing w:val="-14"/>
           <w:sz w:val="24"/>
         </w:rPr>
-        <w:t> </w:t>
-      </w:r>
-      <w:r>
-        <w:rPr>
-          <w:sz w:val="24"/>
-        </w:rPr>
-        <w:t>accurately</w:t>
+        <w:t/>
+      </w:r>
+      <w:r>
+        <w:rPr>
+          <w:sz w:val="24"/>
+        </w:rPr>
+        <w:t/>
       </w:r>
       <w:r>
         <w:rPr>
           <w:spacing w:val="-13"/>
           <w:sz w:val="24"/>
         </w:rPr>
-        <w:t> </w:t>
-      </w:r>
-      <w:r>
-        <w:rPr>
-          <w:sz w:val="24"/>
-        </w:rPr>
-        <w:t>the</w:t>
+        <w:t/>
+      </w:r>
+      <w:r>
+        <w:rPr>
+          <w:sz w:val="24"/>
+        </w:rPr>
+        <w:t/>
       </w:r>
       <w:r>
         <w:rPr>
           <w:spacing w:val="-13"/>
           <w:sz w:val="24"/>
         </w:rPr>
-        <w:t> </w:t>
-      </w:r>
-      <w:r>
-        <w:rPr>
-          <w:sz w:val="24"/>
-        </w:rPr>
-        <w:t>AI’s</w:t>
+        <w:t/>
+      </w:r>
+      <w:r>
+        <w:rPr>
+          <w:sz w:val="24"/>
+        </w:rPr>
+        <w:t/>
       </w:r>
       <w:r>
         <w:rPr>
           <w:spacing w:val="-14"/>
           <w:sz w:val="24"/>
         </w:rPr>
-        <w:t> </w:t>
-      </w:r>
-      <w:r>
-        <w:rPr>
-          <w:sz w:val="24"/>
-        </w:rPr>
-        <w:t>replenishment recommendations are to the actual demand.</w:t>
+        <w:t/>
+      </w:r>
+      <w:r>
+        <w:rPr>
+          <w:sz w:val="24"/>
+        </w:rPr>
+        <w:t/>
       </w:r>
     </w:p>
     <w:p>
@@ -31186,7 +29970,7 @@
           <w:spacing w:val="-2"/>
           <w:sz w:val="24"/>
         </w:rPr>
-        <w:t>Forecasting:</w:t>
+        <w:t>Future Forecasting: Predictive demand forecasting was part of the original proposal, but it is not implemented in the final Phase II scope.</w:t>
       </w:r>
       <w:r>
         <w:rPr>
@@ -31194,202 +29978,202 @@
           <w:spacing w:val="14"/>
           <w:sz w:val="24"/>
         </w:rPr>
-        <w:t> </w:t>
+        <w:t/>
       </w:r>
       <w:r>
         <w:rPr>
           <w:spacing w:val="-2"/>
           <w:sz w:val="24"/>
         </w:rPr>
-        <w:t>The</w:t>
+        <w:t/>
       </w:r>
       <w:r>
         <w:rPr>
           <w:spacing w:val="-9"/>
           <w:sz w:val="24"/>
         </w:rPr>
-        <w:t> </w:t>
+        <w:t/>
       </w:r>
       <w:r>
         <w:rPr>
           <w:spacing w:val="-2"/>
           <w:sz w:val="24"/>
         </w:rPr>
-        <w:t>user</w:t>
+        <w:t/>
       </w:r>
       <w:r>
         <w:rPr>
           <w:spacing w:val="-9"/>
           <w:sz w:val="24"/>
         </w:rPr>
-        <w:t> </w:t>
+        <w:t/>
       </w:r>
       <w:r>
         <w:rPr>
           <w:spacing w:val="-2"/>
           <w:sz w:val="24"/>
         </w:rPr>
-        <w:t>should</w:t>
+        <w:t/>
       </w:r>
       <w:r>
         <w:rPr>
           <w:spacing w:val="-9"/>
           <w:sz w:val="24"/>
         </w:rPr>
-        <w:t> </w:t>
+        <w:t/>
       </w:r>
       <w:r>
         <w:rPr>
           <w:spacing w:val="-2"/>
           <w:sz w:val="24"/>
         </w:rPr>
-        <w:t>be</w:t>
+        <w:t/>
       </w:r>
       <w:r>
         <w:rPr>
           <w:spacing w:val="-9"/>
           <w:sz w:val="24"/>
         </w:rPr>
-        <w:t> </w:t>
+        <w:t/>
       </w:r>
       <w:r>
         <w:rPr>
           <w:spacing w:val="-2"/>
           <w:sz w:val="24"/>
         </w:rPr>
-        <w:t>able</w:t>
+        <w:t/>
       </w:r>
       <w:r>
         <w:rPr>
           <w:spacing w:val="-9"/>
           <w:sz w:val="24"/>
         </w:rPr>
-        <w:t> </w:t>
+        <w:t/>
       </w:r>
       <w:r>
         <w:rPr>
           <w:spacing w:val="-2"/>
           <w:sz w:val="24"/>
         </w:rPr>
-        <w:t>to</w:t>
+        <w:t/>
       </w:r>
       <w:r>
         <w:rPr>
           <w:spacing w:val="-9"/>
           <w:sz w:val="24"/>
         </w:rPr>
-        <w:t> </w:t>
+        <w:t/>
       </w:r>
       <w:r>
         <w:rPr>
           <w:spacing w:val="-2"/>
           <w:sz w:val="24"/>
         </w:rPr>
-        <w:t>request</w:t>
+        <w:t/>
       </w:r>
       <w:r>
         <w:rPr>
           <w:spacing w:val="-9"/>
           <w:sz w:val="24"/>
         </w:rPr>
-        <w:t> </w:t>
+        <w:t/>
       </w:r>
       <w:r>
         <w:rPr>
           <w:spacing w:val="-2"/>
           <w:sz w:val="24"/>
         </w:rPr>
-        <w:t>a</w:t>
+        <w:t/>
       </w:r>
       <w:r>
         <w:rPr>
           <w:spacing w:val="-9"/>
           <w:sz w:val="24"/>
         </w:rPr>
-        <w:t> </w:t>
+        <w:t/>
       </w:r>
       <w:r>
         <w:rPr>
           <w:spacing w:val="-2"/>
           <w:sz w:val="24"/>
         </w:rPr>
-        <w:t>Demand</w:t>
+        <w:t/>
       </w:r>
       <w:r>
         <w:rPr>
           <w:spacing w:val="-9"/>
           <w:sz w:val="24"/>
         </w:rPr>
-        <w:t> </w:t>
+        <w:t/>
       </w:r>
       <w:r>
         <w:rPr>
           <w:spacing w:val="-2"/>
           <w:sz w:val="24"/>
         </w:rPr>
-        <w:t>Forecast</w:t>
+        <w:t/>
       </w:r>
       <w:r>
         <w:rPr>
           <w:spacing w:val="-9"/>
           <w:sz w:val="24"/>
         </w:rPr>
-        <w:t> </w:t>
+        <w:t/>
       </w:r>
       <w:r>
         <w:rPr>
           <w:spacing w:val="-2"/>
           <w:sz w:val="24"/>
         </w:rPr>
-        <w:t>for</w:t>
+        <w:t/>
       </w:r>
       <w:r>
         <w:rPr>
           <w:spacing w:val="-9"/>
           <w:sz w:val="24"/>
         </w:rPr>
-        <w:t> </w:t>
+        <w:t/>
       </w:r>
       <w:r>
         <w:rPr>
           <w:spacing w:val="-2"/>
           <w:sz w:val="24"/>
         </w:rPr>
-        <w:t>a</w:t>
+        <w:t/>
       </w:r>
       <w:r>
         <w:rPr>
           <w:spacing w:val="-9"/>
           <w:sz w:val="24"/>
         </w:rPr>
-        <w:t> </w:t>
+        <w:t/>
       </w:r>
       <w:r>
         <w:rPr>
           <w:spacing w:val="-2"/>
           <w:sz w:val="24"/>
         </w:rPr>
-        <w:t>specific</w:t>
+        <w:t/>
       </w:r>
       <w:r>
         <w:rPr>
           <w:spacing w:val="-9"/>
           <w:sz w:val="24"/>
         </w:rPr>
-        <w:t> </w:t>
+        <w:t/>
       </w:r>
       <w:r>
         <w:rPr>
           <w:spacing w:val="-2"/>
           <w:sz w:val="24"/>
         </w:rPr>
-        <w:t>product </w:t>
-      </w:r>
-      <w:r>
-        <w:rPr>
-          <w:sz w:val="24"/>
-        </w:rPr>
-        <w:t>for the upcoming 7–30 days.</w:t>
+        <w:t/>
+      </w:r>
+      <w:r>
+        <w:rPr>
+          <w:sz w:val="24"/>
+        </w:rPr>
+        <w:t/>
       </w:r>
     </w:p>
     <w:p>
@@ -34008,7 +32792,7 @@
           <w:b/>
           <w:sz w:val="24"/>
         </w:rPr>
-        <w:t>Tool Orchestration:</w:t>
+        <w:t>Tool Orchestration: The Agent routes only approved tasks such as review import, sentiment analysis, review summary, and content generation. It does not call forecasting or predictive inventory tools in the final Phase II scope.</w:t>
       </w:r>
       <w:r>
         <w:rPr>
@@ -34016,13 +32800,13 @@
           <w:spacing w:val="40"/>
           <w:sz w:val="24"/>
         </w:rPr>
-        <w:t> </w:t>
-      </w:r>
-      <w:r>
-        <w:rPr>
-          <w:sz w:val="24"/>
-        </w:rPr>
-        <w:t>The Agent must be able to autonomously invoke the correct ex-ternal tool—calling the Machine Learning model for forecasting queries or the Image Generator for marketing requests—without user intervention.</w:t>
+        <w:t/>
+      </w:r>
+      <w:r>
+        <w:rPr>
+          <w:sz w:val="24"/>
+        </w:rPr>
+        <w:t/>
       </w:r>
     </w:p>
     <w:p>
@@ -38760,7 +37544,7 @@
           <w:b/>
           <w:sz w:val="24"/>
         </w:rPr>
-        <w:t>Use</w:t>
+        <w:t>Use Case 3: Review Operational Report Actor: Business Owner Steps:</w:t>
       </w:r>
       <w:r>
         <w:rPr>
@@ -38768,14 +37552,14 @@
           <w:spacing w:val="-9"/>
           <w:sz w:val="24"/>
         </w:rPr>
-        <w:t> </w:t>
+        <w:t/>
       </w:r>
       <w:r>
         <w:rPr>
           <w:b/>
           <w:sz w:val="24"/>
         </w:rPr>
-        <w:t>Case</w:t>
+        <w:t/>
       </w:r>
       <w:r>
         <w:rPr>
@@ -38783,14 +37567,14 @@
           <w:spacing w:val="-9"/>
           <w:sz w:val="24"/>
         </w:rPr>
-        <w:t> </w:t>
+        <w:t/>
       </w:r>
       <w:r>
         <w:rPr>
           <w:b/>
           <w:sz w:val="24"/>
         </w:rPr>
-        <w:t>3: Generate</w:t>
+        <w:t/>
       </w:r>
       <w:r>
         <w:rPr>
@@ -38798,14 +37582,14 @@
           <w:spacing w:val="-9"/>
           <w:sz w:val="24"/>
         </w:rPr>
-        <w:t> </w:t>
+        <w:t/>
       </w:r>
       <w:r>
         <w:rPr>
           <w:b/>
           <w:sz w:val="24"/>
         </w:rPr>
-        <w:t>Forecast</w:t>
+        <w:t/>
       </w:r>
       <w:r>
         <w:rPr>
@@ -38813,33 +37597,33 @@
           <w:spacing w:val="-9"/>
           <w:sz w:val="24"/>
         </w:rPr>
-        <w:t> </w:t>
+        <w:t/>
       </w:r>
       <w:r>
         <w:rPr>
           <w:b/>
           <w:sz w:val="24"/>
         </w:rPr>
-        <w:t>Actor: </w:t>
-      </w:r>
-      <w:r>
-        <w:rPr>
-          <w:sz w:val="24"/>
-        </w:rPr>
-        <w:t>Business</w:t>
+        <w:t/>
+      </w:r>
+      <w:r>
+        <w:rPr>
+          <w:sz w:val="24"/>
+        </w:rPr>
+        <w:t/>
       </w:r>
       <w:r>
         <w:rPr>
           <w:spacing w:val="-9"/>
           <w:sz w:val="24"/>
         </w:rPr>
-        <w:t> </w:t>
-      </w:r>
-      <w:r>
-        <w:rPr>
-          <w:sz w:val="24"/>
-        </w:rPr>
-        <w:t>Owner </w:t>
+        <w:t/>
+      </w:r>
+      <w:r>
+        <w:rPr>
+          <w:sz w:val="24"/>
+        </w:rPr>
+        <w:t/>
       </w:r>
       <w:r>
         <w:rPr>
@@ -38847,7 +37631,7 @@
           <w:spacing w:val="-2"/>
           <w:sz w:val="24"/>
         </w:rPr>
-        <w:t>Steps:</w:t>
+        <w:t/>
       </w:r>
     </w:p>
     <w:p>
@@ -39068,34 +37852,34 @@
         <w:rPr>
           <w:sz w:val="24"/>
         </w:rPr>
-        <w:t>Displays</w:t>
+        <w:t>Displays operational report results and recommendations</w:t>
       </w:r>
       <w:r>
         <w:rPr>
           <w:spacing w:val="-9"/>
           <w:sz w:val="24"/>
         </w:rPr>
-        <w:t> </w:t>
-      </w:r>
-      <w:r>
-        <w:rPr>
-          <w:sz w:val="24"/>
-        </w:rPr>
-        <w:t>forecast</w:t>
+        <w:t/>
+      </w:r>
+      <w:r>
+        <w:rPr>
+          <w:sz w:val="24"/>
+        </w:rPr>
+        <w:t/>
       </w:r>
       <w:r>
         <w:rPr>
           <w:spacing w:val="-9"/>
           <w:sz w:val="24"/>
         </w:rPr>
-        <w:t> </w:t>
+        <w:t/>
       </w:r>
       <w:r>
         <w:rPr>
           <w:spacing w:val="-2"/>
           <w:sz w:val="24"/>
         </w:rPr>
-        <w:t>results</w:t>
+        <w:t/>
       </w:r>
     </w:p>
     <w:p>
@@ -40956,23 +39740,23 @@
       </w:pPr>
       <w:r>
         <w:rPr/>
-        <w:t>This sequence diagram illustrates the interaction when a business owner requests a </w:t>
-      </w:r>
-      <w:r>
-        <w:rPr/>
-        <w:t>demand</w:t>
+        <w:t>This sequence diagram is retained as an originally proposed forecast workflow. In the final Phase II implementation, forecasting is treated as future work.</w:t>
+      </w:r>
+      <w:r>
+        <w:rPr/>
+        <w:t/>
       </w:r>
       <w:r>
         <w:rPr>
           <w:spacing w:val="40"/>
         </w:rPr>
-        <w:t> </w:t>
+        <w:t/>
       </w:r>
       <w:r>
         <w:rPr>
           <w:spacing w:val="-2"/>
         </w:rPr>
-        <w:t>forecast.</w:t>
+        <w:t/>
       </w:r>
     </w:p>
     <w:p>
@@ -41047,61 +39831,61 @@
       </w:pPr>
       <w:r>
         <w:rPr/>
-        <w:t>Figure</w:t>
+        <w:t>Figure 9: Originally Proposed Forecast Workflow (Future Work)</w:t>
       </w:r>
       <w:r>
         <w:rPr>
           <w:spacing w:val="-8"/>
         </w:rPr>
-        <w:t> </w:t>
-      </w:r>
-      <w:r>
-        <w:rPr/>
-        <w:t>9:</w:t>
+        <w:t/>
+      </w:r>
+      <w:r>
+        <w:rPr/>
+        <w:t/>
       </w:r>
       <w:r>
         <w:rPr>
           <w:spacing w:val="6"/>
         </w:rPr>
-        <w:t> </w:t>
+        <w:t/>
       </w:r>
       <w:bookmarkStart w:name="_bookmark62" w:id="116"/>
       <w:bookmarkEnd w:id="116"/>
       <w:r>
         <w:rPr/>
-        <w:t>Sequence</w:t>
+        <w:t/>
       </w:r>
       <w:r>
         <w:rPr>
           <w:spacing w:val="-7"/>
         </w:rPr>
-        <w:t> </w:t>
-      </w:r>
-      <w:r>
-        <w:rPr/>
-        <w:t>Diagram:</w:t>
+        <w:t/>
+      </w:r>
+      <w:r>
+        <w:rPr/>
+        <w:t/>
       </w:r>
       <w:r>
         <w:rPr>
           <w:spacing w:val="6"/>
         </w:rPr>
-        <w:t> </w:t>
-      </w:r>
-      <w:r>
-        <w:rPr/>
-        <w:t>Demand</w:t>
+        <w:t/>
+      </w:r>
+      <w:r>
+        <w:rPr/>
+        <w:t/>
       </w:r>
       <w:r>
         <w:rPr>
           <w:spacing w:val="-7"/>
         </w:rPr>
-        <w:t> </w:t>
+        <w:t/>
       </w:r>
       <w:r>
         <w:rPr>
           <w:spacing w:val="-2"/>
         </w:rPr>
-        <w:t>Forecast</w:t>
+        <w:t/>
       </w:r>
     </w:p>
     <w:p>
@@ -42934,7 +41718,7 @@
           <w:b/>
           <w:sz w:val="24"/>
         </w:rPr>
-        <w:t>Forecast</w:t>
+        <w:t>Originally Proposed Forecast Page: retained as future work, not implemented in the final scope.</w:t>
       </w:r>
       <w:r>
         <w:rPr>
@@ -42942,14 +41726,14 @@
           <w:spacing w:val="-10"/>
           <w:sz w:val="24"/>
         </w:rPr>
-        <w:t> </w:t>
+        <w:t/>
       </w:r>
       <w:r>
         <w:rPr>
           <w:b/>
           <w:sz w:val="24"/>
         </w:rPr>
-        <w:t>Page:</w:t>
+        <w:t/>
       </w:r>
       <w:r>
         <w:rPr>
@@ -42957,92 +41741,92 @@
           <w:spacing w:val="4"/>
           <w:sz w:val="24"/>
         </w:rPr>
-        <w:t> </w:t>
-      </w:r>
-      <w:r>
-        <w:rPr>
-          <w:sz w:val="24"/>
-        </w:rPr>
-        <w:t>Allows</w:t>
+        <w:t/>
+      </w:r>
+      <w:r>
+        <w:rPr>
+          <w:sz w:val="24"/>
+        </w:rPr>
+        <w:t/>
       </w:r>
       <w:r>
         <w:rPr>
           <w:spacing w:val="-9"/>
           <w:sz w:val="24"/>
         </w:rPr>
-        <w:t> </w:t>
-      </w:r>
-      <w:r>
-        <w:rPr>
-          <w:sz w:val="24"/>
-        </w:rPr>
-        <w:t>selection</w:t>
+        <w:t/>
+      </w:r>
+      <w:r>
+        <w:rPr>
+          <w:sz w:val="24"/>
+        </w:rPr>
+        <w:t/>
       </w:r>
       <w:r>
         <w:rPr>
           <w:spacing w:val="-9"/>
           <w:sz w:val="24"/>
         </w:rPr>
-        <w:t> </w:t>
-      </w:r>
-      <w:r>
-        <w:rPr>
-          <w:sz w:val="24"/>
-        </w:rPr>
-        <w:t>of</w:t>
+        <w:t/>
+      </w:r>
+      <w:r>
+        <w:rPr>
+          <w:sz w:val="24"/>
+        </w:rPr>
+        <w:t/>
       </w:r>
       <w:r>
         <w:rPr>
           <w:spacing w:val="-9"/>
           <w:sz w:val="24"/>
         </w:rPr>
-        <w:t> </w:t>
-      </w:r>
-      <w:r>
-        <w:rPr>
-          <w:sz w:val="24"/>
-        </w:rPr>
-        <w:t>product</w:t>
+        <w:t/>
+      </w:r>
+      <w:r>
+        <w:rPr>
+          <w:sz w:val="24"/>
+        </w:rPr>
+        <w:t/>
       </w:r>
       <w:r>
         <w:rPr>
           <w:spacing w:val="-9"/>
           <w:sz w:val="24"/>
         </w:rPr>
-        <w:t> </w:t>
-      </w:r>
-      <w:r>
-        <w:rPr>
-          <w:sz w:val="24"/>
-        </w:rPr>
-        <w:t>and</w:t>
+        <w:t/>
+      </w:r>
+      <w:r>
+        <w:rPr>
+          <w:sz w:val="24"/>
+        </w:rPr>
+        <w:t/>
       </w:r>
       <w:r>
         <w:rPr>
           <w:spacing w:val="-9"/>
           <w:sz w:val="24"/>
         </w:rPr>
-        <w:t> </w:t>
-      </w:r>
-      <w:r>
-        <w:rPr>
-          <w:sz w:val="24"/>
-        </w:rPr>
-        <w:t>time</w:t>
+        <w:t/>
+      </w:r>
+      <w:r>
+        <w:rPr>
+          <w:sz w:val="24"/>
+        </w:rPr>
+        <w:t/>
       </w:r>
       <w:r>
         <w:rPr>
           <w:spacing w:val="-10"/>
           <w:sz w:val="24"/>
         </w:rPr>
-        <w:t> </w:t>
+        <w:t/>
       </w:r>
       <w:r>
         <w:rPr>
           <w:spacing w:val="-2"/>
           <w:sz w:val="24"/>
         </w:rPr>
-        <w:t>range.</w:t>
+        <w:t/>
       </w:r>
     </w:p>
     <w:p>
@@ -43193,55 +41977,55 @@
       </w:pPr>
       <w:r>
         <w:rPr/>
-        <w:t>Figure</w:t>
+        <w:t>Figure 14: Originally Proposed Forecast Page UI (Future Work)</w:t>
       </w:r>
       <w:r>
         <w:rPr>
           <w:spacing w:val="-9"/>
         </w:rPr>
-        <w:t> </w:t>
-      </w:r>
-      <w:r>
-        <w:rPr/>
-        <w:t>14:</w:t>
+        <w:t/>
+      </w:r>
+      <w:r>
+        <w:rPr/>
+        <w:t/>
       </w:r>
       <w:r>
         <w:rPr>
           <w:spacing w:val="6"/>
         </w:rPr>
-        <w:t> </w:t>
+        <w:t/>
       </w:r>
       <w:bookmarkStart w:name="_bookmark71" w:id="129"/>
       <w:bookmarkEnd w:id="129"/>
       <w:r>
         <w:rPr/>
-        <w:t>F</w:t>
-      </w:r>
-      <w:r>
-        <w:rPr/>
-        <w:t>orecast</w:t>
+        <w:t/>
+      </w:r>
+      <w:r>
+        <w:rPr/>
+        <w:t/>
       </w:r>
       <w:r>
         <w:rPr>
           <w:spacing w:val="-9"/>
         </w:rPr>
-        <w:t> </w:t>
-      </w:r>
-      <w:r>
-        <w:rPr/>
-        <w:t>Page</w:t>
+        <w:t/>
+      </w:r>
+      <w:r>
+        <w:rPr/>
+        <w:t/>
       </w:r>
       <w:r>
         <w:rPr>
           <w:spacing w:val="-8"/>
         </w:rPr>
-        <w:t> </w:t>
+        <w:t/>
       </w:r>
       <w:r>
         <w:rPr>
           <w:spacing w:val="-5"/>
         </w:rPr>
-        <w:t>UI</w:t>
+        <w:t/>
       </w:r>
     </w:p>
     <w:p>
@@ -44622,16 +43406,21 @@
       </w:pPr>
     </w:p>
     <w:p>
+      <w:r>
+        <w:br w:type="page"/>
+      </w:r>
+    </w:p>
+    <w:p>
       <w:pPr>
         <w:pStyle w:val="Heading1"/>
       </w:pPr>
       <w:r>
-        <w:t>Phase II: Implementation, Testing and Deployment</w:t>
-      </w:r>
-    </w:p>
-    <w:p>
-      <w:r>
-        <w:t>This phase documents the implemented OwnerMate prototype. The final scope was adjusted after the design phase so the system focuses on review ingestion, sentiment analysis, content generation, review summaries, account access, and agent routing. Predictive analytics, demand forecasting, and inventory optimization were moved to future work because they require a larger sales dataset, a separate validation plan, and more time for reliable model testing.</w:t>
+        <w:t>Chapter 5: Project Management and Professional Practice</w:t>
+      </w:r>
+    </w:p>
+    <w:p>
+      <w:r>
+        <w:t>This chapter summarizes how the implementation work was divided, tracked, and managed. It is based on the final repository structure, the sprint plan, and the completed Phase II scope.</w:t>
       </w:r>
     </w:p>
     <w:p>
@@ -44639,25 +43428,7 @@
         <w:pStyle w:val="Heading2"/>
       </w:pPr>
       <w:r>
-        <w:t>Chapter 6: Data preparation and exploratory review analysis</w:t>
-      </w:r>
-    </w:p>
-    <w:p>
-      <w:r>
-        <w:t>The implemented dataset work centers on customer reviews rather than sales forecasting. Reviews can enter the system through manual upload or through a Google Maps review import workflow. The backend accepts CSV, Excel, JSON, text, and SQLite inputs, then maps common column names to the project schema before saving validated records.</w:t>
-      </w:r>
-    </w:p>
-    <w:p>
-      <w:pPr>
-        <w:pStyle w:val="Heading3"/>
-      </w:pPr>
-      <w:r>
-        <w:t>6.1 Data sources</w:t>
-      </w:r>
-    </w:p>
-    <w:p>
-      <w:r>
-        <w:t>The main data source is a review dataset for a business account. Each review stores the external source, source review id, reviewer name when available, star rating, language, review text, review creation date, response status, and metadata from the original source. Google review imports are handled through a provider service that can create import jobs, search candidate business locations, retrieve provider job status, and normalize fetched reviews.</w:t>
+        <w:t>5.1 Team roles and responsibilities</w:t>
       </w:r>
     </w:p>
     <w:tbl>
@@ -44694,7 +43465,7 @@
               <w:rPr>
                 <w:b/>
               </w:rPr>
-              <w:t>Data item</w:t>
+              <w:t>Team member</w:t>
             </w:r>
           </w:p>
         </w:tc>
@@ -44713,7 +43484,7 @@
               <w:rPr>
                 <w:b/>
               </w:rPr>
-              <w:t>Implementation status</w:t>
+              <w:t>Main responsibility</w:t>
             </w:r>
           </w:p>
         </w:tc>
@@ -44732,7 +43503,7 @@
               <w:rPr>
                 <w:b/>
               </w:rPr>
-              <w:t>Purpose</w:t>
+              <w:t>Contribution</w:t>
             </w:r>
           </w:p>
         </w:tc>
@@ -44750,7 +43521,7 @@
           </w:tcPr>
           <w:p>
             <w:r>
-              <w:t>Customer reviews</w:t>
+              <w:t>Omar Mohammad Atalla Kh. Alnajjar</w:t>
             </w:r>
           </w:p>
         </w:tc>
@@ -44766,7 +43537,7 @@
           </w:tcPr>
           <w:p>
             <w:r>
-              <w:t>Implemented</w:t>
+              <w:t>Frontend and documentation coordination</w:t>
             </w:r>
           </w:p>
         </w:tc>
@@ -44782,7 +43553,7 @@
           </w:tcPr>
           <w:p>
             <w:r>
-              <w:t>Primary input for sentiment analysis, review summaries, and reply generation.</w:t>
+              <w:t>Worked on report structure, user interface flow, and implementation documentation.</w:t>
             </w:r>
           </w:p>
         </w:tc>
@@ -44800,7 +43571,7 @@
           </w:tcPr>
           <w:p>
             <w:r>
-              <w:t>Review source metadata</w:t>
+              <w:t>Laith Essam Faleh Al Daoud</w:t>
             </w:r>
           </w:p>
         </w:tc>
@@ -44816,7 +43587,7 @@
           </w:tcPr>
           <w:p>
             <w:r>
-              <w:t>Implemented</w:t>
+              <w:t>Backend and service integration</w:t>
             </w:r>
           </w:p>
         </w:tc>
@@ -44832,7 +43603,7 @@
           </w:tcPr>
           <w:p>
             <w:r>
-              <w:t>Keeps source ids, original payload details, and import traceability.</w:t>
+              <w:t>Worked on API structure, review workflows, and backend validation.</w:t>
             </w:r>
           </w:p>
         </w:tc>
@@ -44850,7 +43621,7 @@
           </w:tcPr>
           <w:p>
             <w:r>
-              <w:t>Sentiment results</w:t>
+              <w:t>Ghaith Abedalaziz Saleh Aldiabat</w:t>
             </w:r>
           </w:p>
         </w:tc>
@@ -44866,7 +43637,7 @@
           </w:tcPr>
           <w:p>
             <w:r>
-              <w:t>Implemented</w:t>
+              <w:t>Sentiment model and data pipeline</w:t>
             </w:r>
           </w:p>
         </w:tc>
@@ -44882,7 +43653,7 @@
           </w:tcPr>
           <w:p>
             <w:r>
-              <w:t>Stores label, confidence, detected language, tags, model name, and processing time.</w:t>
+              <w:t>Worked on multilingual sentiment data preparation, model comparison, and evaluation results.</w:t>
             </w:r>
           </w:p>
         </w:tc>
@@ -44900,7 +43671,7 @@
           </w:tcPr>
           <w:p>
             <w:r>
-              <w:t>Generated content</w:t>
+              <w:t>Retaj Abdel Baset Mohammad Milhem</w:t>
             </w:r>
           </w:p>
         </w:tc>
@@ -44916,7 +43687,7 @@
           </w:tcPr>
           <w:p>
             <w:r>
-              <w:t>Implemented</w:t>
+              <w:t>Testing and quality review</w:t>
             </w:r>
           </w:p>
         </w:tc>
@@ -44932,15 +43703,43 @@
           </w:tcPr>
           <w:p>
             <w:r>
-              <w:t>Stores review replies and marketing copy with prompt context and edited text.</w:t>
+              <w:t>Worked on test evidence, report review, and operational report interpretation.</w:t>
             </w:r>
           </w:p>
         </w:tc>
       </w:tr>
+    </w:tbl>
+    <w:p>
+      <w:pPr>
+        <w:pStyle w:val="Heading2"/>
+      </w:pPr>
+      <w:r>
+        <w:t>5.2 Project timeline</w:t>
+      </w:r>
+    </w:p>
+    <w:tbl>
+      <w:tblPr>
+        <w:tblStyle w:val="TableGrid"/>
+        <w:tblW w:w="9360" w:type="dxa"/>
+        <w:tblBorders>
+          <w:top w:val="single" w:sz="4" w:space="0" w:color="BFBFBF"/>
+          <w:left w:val="single" w:sz="4" w:space="0" w:color="BFBFBF"/>
+          <w:bottom w:val="single" w:sz="4" w:space="0" w:color="BFBFBF"/>
+          <w:right w:val="single" w:sz="4" w:space="0" w:color="BFBFBF"/>
+          <w:insideH w:val="single" w:sz="4" w:space="0" w:color="BFBFBF"/>
+          <w:insideV w:val="single" w:sz="4" w:space="0" w:color="BFBFBF"/>
+        </w:tblBorders>
+      </w:tblPr>
+      <w:tblGrid>
+        <w:gridCol w:w="2340"/>
+        <w:gridCol w:w="2340"/>
+        <w:gridCol w:w="2340"/>
+        <w:gridCol w:w="2340"/>
+      </w:tblGrid>
       <w:tr>
         <w:tc>
           <w:tcPr>
-            <w:tcW w:w="3120" w:type="dxa"/>
+            <w:tcW w:w="2340" w:type="dxa"/>
             <w:tcMar>
               <w:top w:w="120" w:type="dxa"/>
               <w:bottom w:w="120" w:type="dxa"/>
@@ -44950,13 +43749,16 @@
           </w:tcPr>
           <w:p>
             <w:r>
-              <w:t>Sales records</w:t>
+              <w:rPr>
+                <w:b/>
+              </w:rPr>
+              <w:t>Sprint</w:t>
             </w:r>
           </w:p>
         </w:tc>
         <w:tc>
           <w:tcPr>
-            <w:tcW w:w="3120" w:type="dxa"/>
+            <w:tcW w:w="2340" w:type="dxa"/>
             <w:tcMar>
               <w:top w:w="120" w:type="dxa"/>
               <w:bottom w:w="120" w:type="dxa"/>
@@ -44966,13 +43768,16 @@
           </w:tcPr>
           <w:p>
             <w:r>
-              <w:t>Stored for dashboard support</w:t>
+              <w:rPr>
+                <w:b/>
+              </w:rPr>
+              <w:t>Dates</w:t>
             </w:r>
           </w:p>
         </w:tc>
         <w:tc>
           <w:tcPr>
-            <w:tcW w:w="3120" w:type="dxa"/>
+            <w:tcW w:w="2340" w:type="dxa"/>
             <w:tcMar>
               <w:top w:w="120" w:type="dxa"/>
               <w:bottom w:w="120" w:type="dxa"/>
@@ -44982,7 +43787,359 @@
           </w:tcPr>
           <w:p>
             <w:r>
-              <w:t>Kept for basic sales views, not used for forecasting in the final scope.</w:t>
+              <w:rPr>
+                <w:b/>
+              </w:rPr>
+              <w:t>Focus</w:t>
+            </w:r>
+          </w:p>
+        </w:tc>
+        <w:tc>
+          <w:tcPr>
+            <w:tcW w:w="2340" w:type="dxa"/>
+            <w:tcMar>
+              <w:top w:w="120" w:type="dxa"/>
+              <w:bottom w:w="120" w:type="dxa"/>
+              <w:left w:w="140" w:type="dxa"/>
+              <w:right w:w="140" w:type="dxa"/>
+            </w:tcMar>
+          </w:tcPr>
+          <w:p>
+            <w:r>
+              <w:rPr>
+                <w:b/>
+              </w:rPr>
+              <w:t>Main outputs</w:t>
+            </w:r>
+          </w:p>
+        </w:tc>
+      </w:tr>
+      <w:tr>
+        <w:tc>
+          <w:tcPr>
+            <w:tcW w:w="2340" w:type="dxa"/>
+            <w:tcMar>
+              <w:top w:w="120" w:type="dxa"/>
+              <w:bottom w:w="120" w:type="dxa"/>
+              <w:left w:w="140" w:type="dxa"/>
+              <w:right w:w="140" w:type="dxa"/>
+            </w:tcMar>
+          </w:tcPr>
+          <w:p>
+            <w:r>
+              <w:t>Sprint 1</w:t>
+            </w:r>
+          </w:p>
+        </w:tc>
+        <w:tc>
+          <w:tcPr>
+            <w:tcW w:w="2340" w:type="dxa"/>
+            <w:tcMar>
+              <w:top w:w="120" w:type="dxa"/>
+              <w:bottom w:w="120" w:type="dxa"/>
+              <w:left w:w="140" w:type="dxa"/>
+              <w:right w:w="140" w:type="dxa"/>
+            </w:tcMar>
+          </w:tcPr>
+          <w:p>
+            <w:r>
+              <w:t>Mar 17 to Mar 26</w:t>
+            </w:r>
+          </w:p>
+        </w:tc>
+        <w:tc>
+          <w:tcPr>
+            <w:tcW w:w="2340" w:type="dxa"/>
+            <w:tcMar>
+              <w:top w:w="120" w:type="dxa"/>
+              <w:bottom w:w="120" w:type="dxa"/>
+              <w:left w:w="140" w:type="dxa"/>
+              <w:right w:w="140" w:type="dxa"/>
+            </w:tcMar>
+          </w:tcPr>
+          <w:p>
+            <w:r>
+              <w:t>Foundation and core logic</w:t>
+            </w:r>
+          </w:p>
+        </w:tc>
+        <w:tc>
+          <w:tcPr>
+            <w:tcW w:w="2340" w:type="dxa"/>
+            <w:tcMar>
+              <w:top w:w="120" w:type="dxa"/>
+              <w:bottom w:w="120" w:type="dxa"/>
+              <w:left w:w="140" w:type="dxa"/>
+              <w:right w:w="140" w:type="dxa"/>
+            </w:tcMar>
+          </w:tcPr>
+          <w:p>
+            <w:r>
+              <w:t>Project setup, authentication foundation, schema validation, and ingestion groundwork.</w:t>
+            </w:r>
+          </w:p>
+        </w:tc>
+      </w:tr>
+      <w:tr>
+        <w:tc>
+          <w:tcPr>
+            <w:tcW w:w="2340" w:type="dxa"/>
+            <w:tcMar>
+              <w:top w:w="120" w:type="dxa"/>
+              <w:bottom w:w="120" w:type="dxa"/>
+              <w:left w:w="140" w:type="dxa"/>
+              <w:right w:w="140" w:type="dxa"/>
+            </w:tcMar>
+          </w:tcPr>
+          <w:p>
+            <w:r>
+              <w:t>Sprint 2</w:t>
+            </w:r>
+          </w:p>
+        </w:tc>
+        <w:tc>
+          <w:tcPr>
+            <w:tcW w:w="2340" w:type="dxa"/>
+            <w:tcMar>
+              <w:top w:w="120" w:type="dxa"/>
+              <w:bottom w:w="120" w:type="dxa"/>
+              <w:left w:w="140" w:type="dxa"/>
+              <w:right w:w="140" w:type="dxa"/>
+            </w:tcMar>
+          </w:tcPr>
+          <w:p>
+            <w:r>
+              <w:t>Mar 27 to Apr 12</w:t>
+            </w:r>
+          </w:p>
+        </w:tc>
+        <w:tc>
+          <w:tcPr>
+            <w:tcW w:w="2340" w:type="dxa"/>
+            <w:tcMar>
+              <w:top w:w="120" w:type="dxa"/>
+              <w:bottom w:w="120" w:type="dxa"/>
+              <w:left w:w="140" w:type="dxa"/>
+              <w:right w:w="140" w:type="dxa"/>
+            </w:tcMar>
+          </w:tcPr>
+          <w:p>
+            <w:r>
+              <w:t>Intelligence services</w:t>
+            </w:r>
+          </w:p>
+        </w:tc>
+        <w:tc>
+          <w:tcPr>
+            <w:tcW w:w="2340" w:type="dxa"/>
+            <w:tcMar>
+              <w:top w:w="120" w:type="dxa"/>
+              <w:bottom w:w="120" w:type="dxa"/>
+              <w:left w:w="140" w:type="dxa"/>
+              <w:right w:w="140" w:type="dxa"/>
+            </w:tcMar>
+          </w:tcPr>
+          <w:p>
+            <w:r>
+              <w:t>Sentiment pipeline, review import flow, source metadata, and review intelligence services.</w:t>
+            </w:r>
+          </w:p>
+        </w:tc>
+      </w:tr>
+      <w:tr>
+        <w:tc>
+          <w:tcPr>
+            <w:tcW w:w="2340" w:type="dxa"/>
+            <w:tcMar>
+              <w:top w:w="120" w:type="dxa"/>
+              <w:bottom w:w="120" w:type="dxa"/>
+              <w:left w:w="140" w:type="dxa"/>
+              <w:right w:w="140" w:type="dxa"/>
+            </w:tcMar>
+          </w:tcPr>
+          <w:p>
+            <w:r>
+              <w:t>Sprint 3</w:t>
+            </w:r>
+          </w:p>
+        </w:tc>
+        <w:tc>
+          <w:tcPr>
+            <w:tcW w:w="2340" w:type="dxa"/>
+            <w:tcMar>
+              <w:top w:w="120" w:type="dxa"/>
+              <w:bottom w:w="120" w:type="dxa"/>
+              <w:left w:w="140" w:type="dxa"/>
+              <w:right w:w="140" w:type="dxa"/>
+            </w:tcMar>
+          </w:tcPr>
+          <w:p>
+            <w:r>
+              <w:t>Apr 13 to Apr 24</w:t>
+            </w:r>
+          </w:p>
+        </w:tc>
+        <w:tc>
+          <w:tcPr>
+            <w:tcW w:w="2340" w:type="dxa"/>
+            <w:tcMar>
+              <w:top w:w="120" w:type="dxa"/>
+              <w:bottom w:w="120" w:type="dxa"/>
+              <w:left w:w="140" w:type="dxa"/>
+              <w:right w:w="140" w:type="dxa"/>
+            </w:tcMar>
+          </w:tcPr>
+          <w:p>
+            <w:r>
+              <w:t>UI and orchestration</w:t>
+            </w:r>
+          </w:p>
+        </w:tc>
+        <w:tc>
+          <w:tcPr>
+            <w:tcW w:w="2340" w:type="dxa"/>
+            <w:tcMar>
+              <w:top w:w="120" w:type="dxa"/>
+              <w:bottom w:w="120" w:type="dxa"/>
+              <w:left w:w="140" w:type="dxa"/>
+              <w:right w:w="140" w:type="dxa"/>
+            </w:tcMar>
+          </w:tcPr>
+          <w:p>
+            <w:r>
+              <w:t>Dashboard, review pages, settings, theme support, i18n, and orchestrator integration.</w:t>
+            </w:r>
+          </w:p>
+        </w:tc>
+      </w:tr>
+      <w:tr>
+        <w:tc>
+          <w:tcPr>
+            <w:tcW w:w="2340" w:type="dxa"/>
+            <w:tcMar>
+              <w:top w:w="120" w:type="dxa"/>
+              <w:bottom w:w="120" w:type="dxa"/>
+              <w:left w:w="140" w:type="dxa"/>
+              <w:right w:w="140" w:type="dxa"/>
+            </w:tcMar>
+          </w:tcPr>
+          <w:p>
+            <w:r>
+              <w:t>Sprint 4</w:t>
+            </w:r>
+          </w:p>
+        </w:tc>
+        <w:tc>
+          <w:tcPr>
+            <w:tcW w:w="2340" w:type="dxa"/>
+            <w:tcMar>
+              <w:top w:w="120" w:type="dxa"/>
+              <w:bottom w:w="120" w:type="dxa"/>
+              <w:left w:w="140" w:type="dxa"/>
+              <w:right w:w="140" w:type="dxa"/>
+            </w:tcMar>
+          </w:tcPr>
+          <w:p>
+            <w:r>
+              <w:t>Apr 27 to Apr 30</w:t>
+            </w:r>
+          </w:p>
+        </w:tc>
+        <w:tc>
+          <w:tcPr>
+            <w:tcW w:w="2340" w:type="dxa"/>
+            <w:tcMar>
+              <w:top w:w="120" w:type="dxa"/>
+              <w:bottom w:w="120" w:type="dxa"/>
+              <w:left w:w="140" w:type="dxa"/>
+              <w:right w:w="140" w:type="dxa"/>
+            </w:tcMar>
+          </w:tcPr>
+          <w:p>
+            <w:r>
+              <w:t>Integration and content generation</w:t>
+            </w:r>
+          </w:p>
+        </w:tc>
+        <w:tc>
+          <w:tcPr>
+            <w:tcW w:w="2340" w:type="dxa"/>
+            <w:tcMar>
+              <w:top w:w="120" w:type="dxa"/>
+              <w:bottom w:w="120" w:type="dxa"/>
+              <w:left w:w="140" w:type="dxa"/>
+              <w:right w:w="140" w:type="dxa"/>
+            </w:tcMar>
+          </w:tcPr>
+          <w:p>
+            <w:r>
+              <w:t>Review replies, marketing copy, save/regenerate flow, and frontend service integration.</w:t>
+            </w:r>
+          </w:p>
+        </w:tc>
+      </w:tr>
+      <w:tr>
+        <w:tc>
+          <w:tcPr>
+            <w:tcW w:w="2340" w:type="dxa"/>
+            <w:tcMar>
+              <w:top w:w="120" w:type="dxa"/>
+              <w:bottom w:w="120" w:type="dxa"/>
+              <w:left w:w="140" w:type="dxa"/>
+              <w:right w:w="140" w:type="dxa"/>
+            </w:tcMar>
+          </w:tcPr>
+          <w:p>
+            <w:r>
+              <w:t>Sprint 5</w:t>
+            </w:r>
+          </w:p>
+        </w:tc>
+        <w:tc>
+          <w:tcPr>
+            <w:tcW w:w="2340" w:type="dxa"/>
+            <w:tcMar>
+              <w:top w:w="120" w:type="dxa"/>
+              <w:bottom w:w="120" w:type="dxa"/>
+              <w:left w:w="140" w:type="dxa"/>
+              <w:right w:w="140" w:type="dxa"/>
+            </w:tcMar>
+          </w:tcPr>
+          <w:p>
+            <w:r>
+              <w:t>May 1 to May 5</w:t>
+            </w:r>
+          </w:p>
+        </w:tc>
+        <w:tc>
+          <w:tcPr>
+            <w:tcW w:w="2340" w:type="dxa"/>
+            <w:tcMar>
+              <w:top w:w="120" w:type="dxa"/>
+              <w:bottom w:w="120" w:type="dxa"/>
+              <w:left w:w="140" w:type="dxa"/>
+              <w:right w:w="140" w:type="dxa"/>
+            </w:tcMar>
+          </w:tcPr>
+          <w:p>
+            <w:r>
+              <w:t>Deployment preparation</w:t>
+            </w:r>
+          </w:p>
+        </w:tc>
+        <w:tc>
+          <w:tcPr>
+            <w:tcW w:w="2340" w:type="dxa"/>
+            <w:tcMar>
+              <w:top w:w="120" w:type="dxa"/>
+              <w:bottom w:w="120" w:type="dxa"/>
+              <w:left w:w="140" w:type="dxa"/>
+              <w:right w:w="140" w:type="dxa"/>
+            </w:tcMar>
+          </w:tcPr>
+          <w:p>
+            <w:r>
+              <w:t>Docker Compose stack, environment documentation, and deployment notes.</w:t>
             </w:r>
           </w:p>
         </w:tc>
@@ -44990,38 +44147,10 @@
     </w:tbl>
     <w:p>
       <w:pPr>
-        <w:pStyle w:val="Heading3"/>
-      </w:pPr>
-      <w:r>
-        <w:t>6.2 Cleaning and preprocessing</w:t>
-      </w:r>
-    </w:p>
-    <w:p>
-      <w:r>
-        <w:t>The upload service detects the file type from the extension or content type, extracts rows, maps column aliases, stages the data as canonical CSV, and validates each row with Pydantic schemas. Required fields are checked before import. The service rejects empty files, unsupported formats, invalid ratings, and rows that cannot be mapped to the expected review structure.</w:t>
-      </w:r>
-    </w:p>
-    <w:p>
-      <w:r>
-        <w:t>The ingestion layer also handles duplicates through source review ids and business scope. This prevents repeated imports from creating duplicate review records. Review text remains stored in its original language so Arabic and English feedback can be processed without forcing translation first.</w:t>
-      </w:r>
-    </w:p>
-    <w:p>
-      <w:pPr>
-        <w:pStyle w:val="Heading3"/>
-      </w:pPr>
-      <w:r>
-        <w:t>6.3 Exploratory analysis design</w:t>
-      </w:r>
-    </w:p>
-    <w:p>
-      <w:r>
-        <w:t>The dashboard and review insight pages provide the practical EDA layer for the project. The system summarizes review counts, average rating, source distribution, language distribution, review status, and recent review ids. When sentiment results are available, the review summary service adds pain points, praise themes, recommended actions, and customer-facing summary text.</w:t>
-      </w:r>
-    </w:p>
-    <w:p>
-      <w:r>
-        <w:br w:type="page"/>
+        <w:pStyle w:val="Heading2"/>
+      </w:pPr>
+      <w:r>
+        <w:t>5.3 Risk management</w:t>
       </w:r>
     </w:p>
     <w:tbl>
@@ -45058,7 +44187,7 @@
               <w:rPr>
                 <w:b/>
               </w:rPr>
-              <w:t>EDA view</w:t>
+              <w:t>Risk</w:t>
             </w:r>
           </w:p>
         </w:tc>
@@ -45077,7 +44206,7 @@
               <w:rPr>
                 <w:b/>
               </w:rPr>
-              <w:t>Displayed information</w:t>
+              <w:t>Impact</w:t>
             </w:r>
           </w:p>
         </w:tc>
@@ -45096,7 +44225,7 @@
               <w:rPr>
                 <w:b/>
               </w:rPr>
-              <w:t>Use in the project</w:t>
+              <w:t>Mitigation</w:t>
             </w:r>
           </w:p>
         </w:tc>
@@ -45114,7 +44243,7 @@
           </w:tcPr>
           <w:p>
             <w:r>
-              <w:t>Review list</w:t>
+              <w:t>Forecasting scope too large</w:t>
             </w:r>
           </w:p>
         </w:tc>
@@ -45130,7 +44259,7 @@
           </w:tcPr>
           <w:p>
             <w:r>
-              <w:t>Review text, rating, source, language, status, and sentiment badge.</w:t>
+              <w:t>Could delay a working prototype.</w:t>
             </w:r>
           </w:p>
         </w:tc>
@@ -45146,7 +44275,7 @@
           </w:tcPr>
           <w:p>
             <w:r>
-              <w:t>Lets the business owner inspect individual feedback.</w:t>
+              <w:t>Moved forecasting and predictive inventory to future work and focused Phase II on review intelligence and operational reporting.</w:t>
             </w:r>
           </w:p>
         </w:tc>
@@ -45164,7 +44293,7 @@
           </w:tcPr>
           <w:p>
             <w:r>
-              <w:t>Review insights</w:t>
+              <w:t>Limited Jordanian dialect data</w:t>
             </w:r>
           </w:p>
         </w:tc>
@@ -45180,7 +44309,7 @@
           </w:tcPr>
           <w:p>
             <w:r>
-              <w:t>Counts by source, language, status, and summarized themes.</w:t>
+              <w:t>Could reduce local sentiment accuracy.</w:t>
             </w:r>
           </w:p>
         </w:tc>
@@ -45196,7 +44325,7 @@
           </w:tcPr>
           <w:p>
             <w:r>
-              <w:t>Shows repeated customer issues without reading every review.</w:t>
+              <w:t>Used multilingual Arabic-English datasets and recommended a local Jordanian validation set for future work.</w:t>
             </w:r>
           </w:p>
         </w:tc>
@@ -45214,7 +44343,7 @@
           </w:tcPr>
           <w:p>
             <w:r>
-              <w:t>Dashboard</w:t>
+              <w:t>External provider availability</w:t>
             </w:r>
           </w:p>
         </w:tc>
@@ -45230,7 +44359,7 @@
           </w:tcPr>
           <w:p>
             <w:r>
-              <w:t>Operational cards and recent activity.</w:t>
+              <w:t>Could break review import, sentiment, or generation features.</w:t>
             </w:r>
           </w:p>
         </w:tc>
@@ -45246,7 +44375,57 @@
           </w:tcPr>
           <w:p>
             <w:r>
-              <w:t>Gives the owner a quick overview after login.</w:t>
+              <w:t>Kept provider interfaces separate and used mock providers for local testing.</w:t>
+            </w:r>
+          </w:p>
+        </w:tc>
+      </w:tr>
+      <w:tr>
+        <w:tc>
+          <w:tcPr>
+            <w:tcW w:w="3120" w:type="dxa"/>
+            <w:tcMar>
+              <w:top w:w="120" w:type="dxa"/>
+              <w:bottom w:w="120" w:type="dxa"/>
+              <w:left w:w="140" w:type="dxa"/>
+              <w:right w:w="140" w:type="dxa"/>
+            </w:tcMar>
+          </w:tcPr>
+          <w:p>
+            <w:r>
+              <w:t>Sensitive business data exposure</w:t>
+            </w:r>
+          </w:p>
+        </w:tc>
+        <w:tc>
+          <w:tcPr>
+            <w:tcW w:w="3120" w:type="dxa"/>
+            <w:tcMar>
+              <w:top w:w="120" w:type="dxa"/>
+              <w:bottom w:w="120" w:type="dxa"/>
+              <w:left w:w="140" w:type="dxa"/>
+              <w:right w:w="140" w:type="dxa"/>
+            </w:tcMar>
+          </w:tcPr>
+          <w:p>
+            <w:r>
+              <w:t>Could violate privacy expectations.</w:t>
+            </w:r>
+          </w:p>
+        </w:tc>
+        <w:tc>
+          <w:tcPr>
+            <w:tcW w:w="3120" w:type="dxa"/>
+            <w:tcMar>
+              <w:top w:w="120" w:type="dxa"/>
+              <w:bottom w:w="120" w:type="dxa"/>
+              <w:left w:w="140" w:type="dxa"/>
+              <w:right w:w="140" w:type="dxa"/>
+            </w:tcMar>
+          </w:tcPr>
+          <w:p>
+            <w:r>
+              <w:t>Scoped backend data access by business and kept credentials outside the frontend.</w:t>
             </w:r>
           </w:p>
         </w:tc>
@@ -45254,69 +44433,10 @@
     </w:tbl>
     <w:p>
       <w:pPr>
-        <w:pStyle w:val="Heading3"/>
-      </w:pPr>
-      <w:r>
-        <w:t>6.4 Ethical and legal considerations</w:t>
-      </w:r>
-    </w:p>
-    <w:p>
-      <w:r>
-        <w:t>The implementation treats reviews as business scoped data. Backend authorization checks make sure a user can only access reviews, generated content, settings, and agent runs that belong to the allowed business. External review import errors are returned as structured failures, and provider credentials are kept outside the frontend. The system does not publish generated replies automatically. The owner must review and edit content before using it.</w:t>
-      </w:r>
-    </w:p>
-    <w:p>
-      <w:pPr>
         <w:pStyle w:val="Heading2"/>
       </w:pPr>
       <w:r>
-        <w:t>Chapter 7: Implementation</w:t>
-      </w:r>
-    </w:p>
-    <w:p>
-      <w:r>
-        <w:t>OwnerMate was implemented as a web application with a Next.js frontend and a FastAPI backend. Supabase provides authentication and database services, while Alembic tracks database changes. The implementation follows a service layer pattern so API routes validate input and delegate work to focused services.</w:t>
-      </w:r>
-    </w:p>
-    <w:p>
-      <w:pPr>
-        <w:pStyle w:val="Heading3"/>
-      </w:pPr>
-      <w:r>
-        <w:t>7.1 Backend implementation</w:t>
-      </w:r>
-    </w:p>
-    <w:p>
-      <w:r>
-        <w:t>The backend is organized into API routes, schemas, services, repositories, models, and agents. FastAPI exposes routes for authentication, health checks, reviews, sentiment analysis, content generation, dashboard data, settings, sales records, and agent tasks. Pydantic schemas validate request and response payloads before data reaches the service layer.</w:t>
-      </w:r>
-    </w:p>
-    <w:p>
-      <w:r>
-        <w:t>The review upload service supports CSV, XLSX, JSON, TXT, and SQLite files. It maps common column aliases such as comment, body, text, stars, score, reviewer, author, and created date to the canonical review fields. This makes the import flow more forgiving for business owners who export reviews from different tools.</w:t>
-      </w:r>
-    </w:p>
-    <w:p>
-      <w:r>
-        <w:t>The sentiment service reads a review, calls the configured sentiment provider, stores the result, and records the agent run. The current implementation includes a mock sentiment provider for local development and a sentiment API provider that can call a separate model service through HTTP. Arabic and English detection is supported through language hints and Arabic character detection.</w:t>
-      </w:r>
-    </w:p>
-    <w:p>
-      <w:r>
-        <w:t>The content generation service creates review replies and marketing copy. It stores the generated text, the selected language, the tone, the related review when applicable, and the prompt context. It also supports regeneration and saving edited text so the final output remains under user control.</w:t>
-      </w:r>
-    </w:p>
-    <w:p>
-      <w:pPr>
-        <w:pStyle w:val="Heading3"/>
-      </w:pPr>
-      <w:r>
-        <w:t>7.2 Agent orchestration</w:t>
-      </w:r>
-    </w:p>
-    <w:p>
-      <w:r>
-        <w:t>The orchestrator is a thin routing layer. It validates a task name, validates the payload against the correct schema, calls the matching service, and returns a typed result. It does not contain forecasting logic or hidden business rules. This keeps the agent boundary clear and makes failures easier to debug.</w:t>
+        <w:t>5.4 Communication plan</w:t>
       </w:r>
     </w:p>
     <w:tbl>
@@ -45353,7 +44473,7 @@
               <w:rPr>
                 <w:b/>
               </w:rPr>
-              <w:t>Task type</w:t>
+              <w:t>Activity</w:t>
             </w:r>
           </w:p>
         </w:tc>
@@ -45372,7 +44492,7 @@
               <w:rPr>
                 <w:b/>
               </w:rPr>
-              <w:t>Selected service</w:t>
+              <w:t>Frequency</w:t>
             </w:r>
           </w:p>
         </w:tc>
@@ -45391,7 +44511,7 @@
               <w:rPr>
                 <w:b/>
               </w:rPr>
-              <w:t>Status</w:t>
+              <w:t>Purpose</w:t>
             </w:r>
           </w:p>
         </w:tc>
@@ -45409,7 +44529,7 @@
           </w:tcPr>
           <w:p>
             <w:r>
-              <w:t>import_reviews</w:t>
+              <w:t>Team progress review</w:t>
             </w:r>
           </w:p>
         </w:tc>
@@ -45425,7 +44545,7 @@
           </w:tcPr>
           <w:p>
             <w:r>
-              <w:t>Review ingestion service</w:t>
+              <w:t>Weekly</w:t>
             </w:r>
           </w:p>
         </w:tc>
@@ -45441,7 +44561,7 @@
           </w:tcPr>
           <w:p>
             <w:r>
-              <w:t>Implemented</w:t>
+              <w:t>Review completed work, blockers, and next tasks.</w:t>
             </w:r>
           </w:p>
         </w:tc>
@@ -45459,7 +44579,7 @@
           </w:tcPr>
           <w:p>
             <w:r>
-              <w:t>analyze_review</w:t>
+              <w:t>Supervisor feedback</w:t>
             </w:r>
           </w:p>
         </w:tc>
@@ -45475,7 +44595,7 @@
           </w:tcPr>
           <w:p>
             <w:r>
-              <w:t>Sentiment analysis service</w:t>
+              <w:t>At milestones</w:t>
             </w:r>
           </w:p>
         </w:tc>
@@ -45491,7 +44611,7 @@
           </w:tcPr>
           <w:p>
             <w:r>
-              <w:t>Implemented</w:t>
+              <w:t>Confirm academic direction and report quality.</w:t>
             </w:r>
           </w:p>
         </w:tc>
@@ -45509,7 +44629,7 @@
           </w:tcPr>
           <w:p>
             <w:r>
-              <w:t>analyze_review_batch</w:t>
+              <w:t>Repository updates</w:t>
             </w:r>
           </w:p>
         </w:tc>
@@ -45525,7 +44645,7 @@
           </w:tcPr>
           <w:p>
             <w:r>
-              <w:t>Sentiment analysis service</w:t>
+              <w:t>During implementation</w:t>
             </w:r>
           </w:p>
         </w:tc>
@@ -45541,7 +44661,7 @@
           </w:tcPr>
           <w:p>
             <w:r>
-              <w:t>Implemented</w:t>
+              <w:t>Keep code, tests, and documentation aligned.</w:t>
             </w:r>
           </w:p>
         </w:tc>
@@ -45559,7 +44679,7 @@
           </w:tcPr>
           <w:p>
             <w:r>
-              <w:t>generate_reply</w:t>
+              <w:t>Final report review</w:t>
             </w:r>
           </w:p>
         </w:tc>
@@ -45575,7 +44695,7 @@
           </w:tcPr>
           <w:p>
             <w:r>
-              <w:t>Content generation service</w:t>
+              <w:t>Before submission</w:t>
             </w:r>
           </w:p>
         </w:tc>
@@ -45591,15 +44711,74 @@
           </w:tcPr>
           <w:p>
             <w:r>
-              <w:t>Implemented</w:t>
+              <w:t>Check handbook coverage, figures, tables, references, and scope consistency.</w:t>
             </w:r>
           </w:p>
         </w:tc>
       </w:tr>
+    </w:tbl>
+    <w:p>
+      <w:pPr>
+        <w:pStyle w:val="Heading1"/>
+      </w:pPr>
+      <w:r>
+        <w:t>Phase II: Implementation, Testing and Deployment</w:t>
+      </w:r>
+    </w:p>
+    <w:p>
+      <w:r>
+        <w:t>This phase documents the implemented OwnerMate prototype and the evidence gathered from the uploaded operational and sentiment reports. The implemented system focuses on review ingestion, multilingual sentiment analysis, content generation, review summaries, account access, operational reporting, and task routing. Demand forecasting and predictive inventory remain future work because they require a separate sales modeling dataset and formal forecast evaluation.</w:t>
+      </w:r>
+    </w:p>
+    <w:p>
+      <w:pPr>
+        <w:pStyle w:val="Heading2"/>
+      </w:pPr>
+      <w:r>
+        <w:t>Chapter 6: Data preparation and exploratory review analysis</w:t>
+      </w:r>
+    </w:p>
+    <w:p>
+      <w:r>
+        <w:t>The project uses two data tracks. The first track is customer review data for sentiment analysis. The second track is operational transaction data used to generate business recommendations and evaluate whether the generated report is useful for a non technical owner.</w:t>
+      </w:r>
+    </w:p>
+    <w:p>
+      <w:pPr>
+        <w:pStyle w:val="Heading3"/>
+      </w:pPr>
+      <w:r>
+        <w:t>6.1 Data sources</w:t>
+      </w:r>
+    </w:p>
+    <w:p>
+      <w:r>
+        <w:t>The sentiment experiment integrates four public review datasets from Kaggle and Yelp. The sources include Arabic 100K Reviews, 330K Arabic Reviews, Arabic Company Reviews, and the Yelp Reviews Dataset. Together, these sources give the project Arabic, English, and mixed language review text, which is needed because Jordanian customers often switch between Arabic and English in the same review.</w:t>
+      </w:r>
+    </w:p>
+    <w:tbl>
+      <w:tblPr>
+        <w:tblStyle w:val="TableGrid"/>
+        <w:tblW w:w="9360" w:type="dxa"/>
+        <w:tblBorders>
+          <w:top w:val="single" w:sz="4" w:space="0" w:color="BFBFBF"/>
+          <w:left w:val="single" w:sz="4" w:space="0" w:color="BFBFBF"/>
+          <w:bottom w:val="single" w:sz="4" w:space="0" w:color="BFBFBF"/>
+          <w:right w:val="single" w:sz="4" w:space="0" w:color="BFBFBF"/>
+          <w:insideH w:val="single" w:sz="4" w:space="0" w:color="BFBFBF"/>
+          <w:insideV w:val="single" w:sz="4" w:space="0" w:color="BFBFBF"/>
+        </w:tblBorders>
+      </w:tblPr>
+      <w:tblGrid>
+        <w:gridCol w:w="2340"/>
+        <w:gridCol w:w="2340"/>
+        <w:gridCol w:w="2340"/>
+        <w:gridCol w:w="2340"/>
+      </w:tblGrid>
       <w:tr>
         <w:tc>
           <w:tcPr>
-            <w:tcW w:w="3120" w:type="dxa"/>
+            <w:tcW w:w="2340" w:type="dxa"/>
             <w:tcMar>
               <w:top w:w="120" w:type="dxa"/>
               <w:bottom w:w="120" w:type="dxa"/>
@@ -45609,13 +44788,16 @@
           </w:tcPr>
           <w:p>
             <w:r>
-              <w:t>generate_marketing_copy</w:t>
+              <w:rPr>
+                <w:b/>
+              </w:rPr>
+              <w:t>Dataset</w:t>
             </w:r>
           </w:p>
         </w:tc>
         <w:tc>
           <w:tcPr>
-            <w:tcW w:w="3120" w:type="dxa"/>
+            <w:tcW w:w="2340" w:type="dxa"/>
             <w:tcMar>
               <w:top w:w="120" w:type="dxa"/>
               <w:bottom w:w="120" w:type="dxa"/>
@@ -45625,13 +44807,16 @@
           </w:tcPr>
           <w:p>
             <w:r>
-              <w:t>Content generation service</w:t>
+              <w:rPr>
+                <w:b/>
+              </w:rPr>
+              <w:t>Source</w:t>
             </w:r>
           </w:p>
         </w:tc>
         <w:tc>
           <w:tcPr>
-            <w:tcW w:w="3120" w:type="dxa"/>
+            <w:tcW w:w="2340" w:type="dxa"/>
             <w:tcMar>
               <w:top w:w="120" w:type="dxa"/>
               <w:bottom w:w="120" w:type="dxa"/>
@@ -45641,15 +44826,16 @@
           </w:tcPr>
           <w:p>
             <w:r>
-              <w:t>Implemented</w:t>
+              <w:rPr>
+                <w:b/>
+              </w:rPr>
+              <w:t>Language</w:t>
             </w:r>
           </w:p>
         </w:tc>
-      </w:tr>
-      <w:tr>
         <w:tc>
           <w:tcPr>
-            <w:tcW w:w="3120" w:type="dxa"/>
+            <w:tcW w:w="2340" w:type="dxa"/>
             <w:tcMar>
               <w:top w:w="120" w:type="dxa"/>
               <w:bottom w:w="120" w:type="dxa"/>
@@ -45659,13 +44845,18 @@
           </w:tcPr>
           <w:p>
             <w:r>
-              <w:t>get_review_summary</w:t>
+              <w:rPr>
+                <w:b/>
+              </w:rPr>
+              <w:t>Size</w:t>
             </w:r>
           </w:p>
         </w:tc>
+      </w:tr>
+      <w:tr>
         <w:tc>
           <w:tcPr>
-            <w:tcW w:w="3120" w:type="dxa"/>
+            <w:tcW w:w="2340" w:type="dxa"/>
             <w:tcMar>
               <w:top w:w="120" w:type="dxa"/>
               <w:bottom w:w="120" w:type="dxa"/>
@@ -45675,13 +44866,13 @@
           </w:tcPr>
           <w:p>
             <w:r>
-              <w:t>Review summary service</w:t>
+              <w:t>Arabic 100K Reviews</w:t>
             </w:r>
           </w:p>
         </w:tc>
         <w:tc>
           <w:tcPr>
-            <w:tcW w:w="3120" w:type="dxa"/>
+            <w:tcW w:w="2340" w:type="dxa"/>
             <w:tcMar>
               <w:top w:w="120" w:type="dxa"/>
               <w:bottom w:w="120" w:type="dxa"/>
@@ -45691,28 +44882,263 @@
           </w:tcPr>
           <w:p>
             <w:r>
-              <w:t>Implemented</w:t>
+              <w:t>Kaggle</w:t>
+            </w:r>
+          </w:p>
+        </w:tc>
+        <w:tc>
+          <w:tcPr>
+            <w:tcW w:w="2340" w:type="dxa"/>
+            <w:tcMar>
+              <w:top w:w="120" w:type="dxa"/>
+              <w:bottom w:w="120" w:type="dxa"/>
+              <w:left w:w="140" w:type="dxa"/>
+              <w:right w:w="140" w:type="dxa"/>
+            </w:tcMar>
+          </w:tcPr>
+          <w:p>
+            <w:r>
+              <w:t>Arabic</w:t>
+            </w:r>
+          </w:p>
+        </w:tc>
+        <w:tc>
+          <w:tcPr>
+            <w:tcW w:w="2340" w:type="dxa"/>
+            <w:tcMar>
+              <w:top w:w="120" w:type="dxa"/>
+              <w:bottom w:w="120" w:type="dxa"/>
+              <w:left w:w="140" w:type="dxa"/>
+              <w:right w:w="140" w:type="dxa"/>
+            </w:tcMar>
+          </w:tcPr>
+          <w:p>
+            <w:r>
+              <w:t>100K</w:t>
+            </w:r>
+          </w:p>
+        </w:tc>
+      </w:tr>
+      <w:tr>
+        <w:tc>
+          <w:tcPr>
+            <w:tcW w:w="2340" w:type="dxa"/>
+            <w:tcMar>
+              <w:top w:w="120" w:type="dxa"/>
+              <w:bottom w:w="120" w:type="dxa"/>
+              <w:left w:w="140" w:type="dxa"/>
+              <w:right w:w="140" w:type="dxa"/>
+            </w:tcMar>
+          </w:tcPr>
+          <w:p>
+            <w:r>
+              <w:t>330K Arabic Reviews</w:t>
+            </w:r>
+          </w:p>
+        </w:tc>
+        <w:tc>
+          <w:tcPr>
+            <w:tcW w:w="2340" w:type="dxa"/>
+            <w:tcMar>
+              <w:top w:w="120" w:type="dxa"/>
+              <w:bottom w:w="120" w:type="dxa"/>
+              <w:left w:w="140" w:type="dxa"/>
+              <w:right w:w="140" w:type="dxa"/>
+            </w:tcMar>
+          </w:tcPr>
+          <w:p>
+            <w:r>
+              <w:t>Kaggle</w:t>
+            </w:r>
+          </w:p>
+        </w:tc>
+        <w:tc>
+          <w:tcPr>
+            <w:tcW w:w="2340" w:type="dxa"/>
+            <w:tcMar>
+              <w:top w:w="120" w:type="dxa"/>
+              <w:bottom w:w="120" w:type="dxa"/>
+              <w:left w:w="140" w:type="dxa"/>
+              <w:right w:w="140" w:type="dxa"/>
+            </w:tcMar>
+          </w:tcPr>
+          <w:p>
+            <w:r>
+              <w:t>Arabic</w:t>
+            </w:r>
+          </w:p>
+        </w:tc>
+        <w:tc>
+          <w:tcPr>
+            <w:tcW w:w="2340" w:type="dxa"/>
+            <w:tcMar>
+              <w:top w:w="120" w:type="dxa"/>
+              <w:bottom w:w="120" w:type="dxa"/>
+              <w:left w:w="140" w:type="dxa"/>
+              <w:right w:w="140" w:type="dxa"/>
+            </w:tcMar>
+          </w:tcPr>
+          <w:p>
+            <w:r>
+              <w:t>330K</w:t>
+            </w:r>
+          </w:p>
+        </w:tc>
+      </w:tr>
+      <w:tr>
+        <w:tc>
+          <w:tcPr>
+            <w:tcW w:w="2340" w:type="dxa"/>
+            <w:tcMar>
+              <w:top w:w="120" w:type="dxa"/>
+              <w:bottom w:w="120" w:type="dxa"/>
+              <w:left w:w="140" w:type="dxa"/>
+              <w:right w:w="140" w:type="dxa"/>
+            </w:tcMar>
+          </w:tcPr>
+          <w:p>
+            <w:r>
+              <w:t>Arabic Company Reviews</w:t>
+            </w:r>
+          </w:p>
+        </w:tc>
+        <w:tc>
+          <w:tcPr>
+            <w:tcW w:w="2340" w:type="dxa"/>
+            <w:tcMar>
+              <w:top w:w="120" w:type="dxa"/>
+              <w:bottom w:w="120" w:type="dxa"/>
+              <w:left w:w="140" w:type="dxa"/>
+              <w:right w:w="140" w:type="dxa"/>
+            </w:tcMar>
+          </w:tcPr>
+          <w:p>
+            <w:r>
+              <w:t>Kaggle</w:t>
+            </w:r>
+          </w:p>
+        </w:tc>
+        <w:tc>
+          <w:tcPr>
+            <w:tcW w:w="2340" w:type="dxa"/>
+            <w:tcMar>
+              <w:top w:w="120" w:type="dxa"/>
+              <w:bottom w:w="120" w:type="dxa"/>
+              <w:left w:w="140" w:type="dxa"/>
+              <w:right w:w="140" w:type="dxa"/>
+            </w:tcMar>
+          </w:tcPr>
+          <w:p>
+            <w:r>
+              <w:t>Arabic</w:t>
+            </w:r>
+          </w:p>
+        </w:tc>
+        <w:tc>
+          <w:tcPr>
+            <w:tcW w:w="2340" w:type="dxa"/>
+            <w:tcMar>
+              <w:top w:w="120" w:type="dxa"/>
+              <w:bottom w:w="120" w:type="dxa"/>
+              <w:left w:w="140" w:type="dxa"/>
+              <w:right w:w="140" w:type="dxa"/>
+            </w:tcMar>
+          </w:tcPr>
+          <w:p>
+            <w:r>
+              <w:t>40K</w:t>
+            </w:r>
+          </w:p>
+        </w:tc>
+      </w:tr>
+      <w:tr>
+        <w:tc>
+          <w:tcPr>
+            <w:tcW w:w="2340" w:type="dxa"/>
+            <w:tcMar>
+              <w:top w:w="120" w:type="dxa"/>
+              <w:bottom w:w="120" w:type="dxa"/>
+              <w:left w:w="140" w:type="dxa"/>
+              <w:right w:w="140" w:type="dxa"/>
+            </w:tcMar>
+          </w:tcPr>
+          <w:p>
+            <w:r>
+              <w:t>Yelp Reviews Dataset</w:t>
+            </w:r>
+          </w:p>
+        </w:tc>
+        <w:tc>
+          <w:tcPr>
+            <w:tcW w:w="2340" w:type="dxa"/>
+            <w:tcMar>
+              <w:top w:w="120" w:type="dxa"/>
+              <w:bottom w:w="120" w:type="dxa"/>
+              <w:left w:w="140" w:type="dxa"/>
+              <w:right w:w="140" w:type="dxa"/>
+            </w:tcMar>
+          </w:tcPr>
+          <w:p>
+            <w:r>
+              <w:t>Yelp</w:t>
+            </w:r>
+          </w:p>
+        </w:tc>
+        <w:tc>
+          <w:tcPr>
+            <w:tcW w:w="2340" w:type="dxa"/>
+            <w:tcMar>
+              <w:top w:w="120" w:type="dxa"/>
+              <w:bottom w:w="120" w:type="dxa"/>
+              <w:left w:w="140" w:type="dxa"/>
+              <w:right w:w="140" w:type="dxa"/>
+            </w:tcMar>
+          </w:tcPr>
+          <w:p>
+            <w:r>
+              <w:t>English</w:t>
+            </w:r>
+          </w:p>
+        </w:tc>
+        <w:tc>
+          <w:tcPr>
+            <w:tcW w:w="2340" w:type="dxa"/>
+            <w:tcMar>
+              <w:top w:w="120" w:type="dxa"/>
+              <w:bottom w:w="120" w:type="dxa"/>
+              <w:left w:w="140" w:type="dxa"/>
+              <w:right w:w="140" w:type="dxa"/>
+            </w:tcMar>
+          </w:tcPr>
+          <w:p>
+            <w:r>
+              <w:t>7M</w:t>
             </w:r>
           </w:p>
         </w:tc>
       </w:tr>
     </w:tbl>
     <w:p>
+      <w:r>
+        <w:t>For the operational analysis, the uploaded report uses an envelope.json source. It covers Jordanian mall operations with 1,752 transactions. The generated report also identifies a 93.4 percent transaction completion rate and flags Y Mall Tla'a Al-Ali for a 10.34 percent failure rate.</w:t>
+      </w:r>
+    </w:p>
+    <w:p>
       <w:pPr>
         <w:pStyle w:val="Heading3"/>
       </w:pPr>
       <w:r>
-        <w:t>7.3 Frontend implementation</w:t>
-      </w:r>
-    </w:p>
-    <w:p>
-      <w:r>
-        <w:t>The frontend is a Next.js application with localized Arabic and English routes. It includes sign in and sign up pages, a protected app shell, dashboard pages, review management, review detail pages, review insights, dataset analysis, settings, and reusable components for cards, tables, forms, loading states, and empty states. The UI supports light and dark themes and handles right to left layout for Arabic.</w:t>
-      </w:r>
-    </w:p>
-    <w:p>
-      <w:r>
-        <w:t>The reviews workspace supports filtering, pagination, status display, star ratings, sentiment badges, and review detail navigation. Dashboard and review data are loaded through backend aware API helpers, and the frontend includes local API routes for smoother table and dashboard updates without forcing full page reloads.</w:t>
+        <w:t>6.2 Cleaning and transformation</w:t>
+      </w:r>
+    </w:p>
+    <w:p>
+      <w:r>
+        <w:t>Review data was normalized into a three class sentiment schema: positive, neutral, and negative. Numerical ratings were mapped so 4 to 5 stars become positive, 3 stars becomes neutral, and 1 to 2 stars become negative. Text extraction preserved UTF-8 encoding so Arabic characters, mixed scripts, and sentiment bearing symbols were not lost.</w:t>
+      </w:r>
+    </w:p>
+    <w:p>
+      <w:r>
+        <w:t>After integration, the model training dataset was balanced to 150,000 records. Each sentiment class contains 50,000 samples. Input text was tokenized with the tokenizer that matches each model and was padded or truncated to 128 tokens. This length is practical for most customer reviews while keeping training memory under control.</w:t>
       </w:r>
     </w:p>
     <w:p>
@@ -45720,38 +45146,12 @@
         <w:pStyle w:val="Heading3"/>
       </w:pPr>
       <w:r>
-        <w:t>7.4 Database implementation</w:t>
-      </w:r>
-    </w:p>
-    <w:p>
-      <w:r>
-        <w:t>The database model includes users, businesses, reviews, sentiment results, generated content, sales records, and agent runs. Review records connect to a business. Sentiment results connect to reviews. Generated content can connect to a review or remain business level marketing content. Agent runs store task type, selected agent, input reference, output reference, status, start time, finish time, and error message when a task fails.</w:t>
-      </w:r>
-    </w:p>
-    <w:p>
-      <w:pPr>
-        <w:pStyle w:val="Heading3"/>
-      </w:pPr>
-      <w:r>
-        <w:t>7.5 Repository and setup</w:t>
-      </w:r>
-    </w:p>
-    <w:p>
-      <w:r>
-        <w:t>The source code is split into backend, frontend, and supporting AI service folders. The backend uses Python 3.11, FastAPI, SQLAlchemy, Alembic, Pydantic, Uvicorn, Pytest, and Supabase related libraries. The frontend uses Next.js 15, React 19, TypeScript, Tailwind CSS, Supabase client libraries, ESLint, Prettier, and Playwright. Docker Compose provides a shared local startup path for the frontend, backend, dataset analysis, sentiment API, Google Maps API, and scraper service.</w:t>
-      </w:r>
-    </w:p>
-    <w:p>
-      <w:pPr>
-        <w:pStyle w:val="Heading2"/>
-      </w:pPr>
-      <w:r>
-        <w:t>Chapter 8: Testing and evaluation</w:t>
-      </w:r>
-    </w:p>
-    <w:p>
-      <w:r>
-        <w:t>Testing focused on service behavior, API behavior, orchestration, authorization, and frontend smoke coverage. The backend test suite uses Pytest and unittest style tests with fake repositories and providers where external services are not needed. The frontend includes Playwright end to end tests for smoke coverage, authentication flow, and readability checks.</w:t>
+        <w:t>6.3 Exploratory analysis</w:t>
+      </w:r>
+    </w:p>
+    <w:p>
+      <w:r>
+        <w:t>The sentiment data was explored through class balance, language coverage, and model ready tokenized inputs. The operational report adds a business facing EDA layer: transaction count, completion rate, branch level failure rate, and report quality scores. These values give the project actual Phase II evidence instead of only describing planned dashboards.</w:t>
       </w:r>
     </w:p>
     <w:tbl>
@@ -45788,7 +45188,7 @@
               <w:rPr>
                 <w:b/>
               </w:rPr>
-              <w:t>Test area</w:t>
+              <w:t>Analysis item</w:t>
             </w:r>
           </w:p>
         </w:tc>
@@ -45807,7 +45207,7 @@
               <w:rPr>
                 <w:b/>
               </w:rPr>
-              <w:t>Examples covered</w:t>
+              <w:t>Observed value</w:t>
             </w:r>
           </w:p>
         </w:tc>
@@ -45826,7 +45226,7 @@
               <w:rPr>
                 <w:b/>
               </w:rPr>
-              <w:t>Purpose</w:t>
+              <w:t>Use in OwnerMate</w:t>
             </w:r>
           </w:p>
         </w:tc>
@@ -45844,7 +45244,7 @@
           </w:tcPr>
           <w:p>
             <w:r>
-              <w:t>Orchestrator</w:t>
+              <w:t>Transactions</w:t>
             </w:r>
           </w:p>
         </w:tc>
@@ -45860,7 +45260,7 @@
           </w:tcPr>
           <w:p>
             <w:r>
-              <w:t>Supported routing, structured batch results, unsupported task errors, agent run lookup.</w:t>
+              <w:t>1,752</w:t>
             </w:r>
           </w:p>
         </w:tc>
@@ -45876,7 +45276,7 @@
           </w:tcPr>
           <w:p>
             <w:r>
-              <w:t>Confirms the agent boundary routes only approved tasks.</w:t>
+              <w:t>Shows the operating scale of the sample business data.</w:t>
             </w:r>
           </w:p>
         </w:tc>
@@ -45894,7 +45294,7 @@
           </w:tcPr>
           <w:p>
             <w:r>
-              <w:t>Sentiment service</w:t>
+              <w:t>Completion rate</w:t>
             </w:r>
           </w:p>
         </w:tc>
@@ -45910,7 +45310,7 @@
           </w:tcPr>
           <w:p>
             <w:r>
-              <w:t>Persist result, reuse existing row, batch failure handling, missing result error.</w:t>
+              <w:t>93.4%</w:t>
             </w:r>
           </w:p>
         </w:tc>
@@ -45926,7 +45326,7 @@
           </w:tcPr>
           <w:p>
             <w:r>
-              <w:t>Checks review analysis behavior and failure handling.</w:t>
+              <w:t>Measures operational reliability.</w:t>
             </w:r>
           </w:p>
         </w:tc>
@@ -45944,7 +45344,7 @@
           </w:tcPr>
           <w:p>
             <w:r>
-              <w:t>Content service</w:t>
+              <w:t>Y Mall Tla'a Al-Ali failure rate</w:t>
             </w:r>
           </w:p>
         </w:tc>
@@ -45960,7 +45360,7 @@
           </w:tcPr>
           <w:p>
             <w:r>
-              <w:t>Generate reply, generate marketing copy, regenerate content, save edited content.</w:t>
+              <w:t>10.34%</w:t>
             </w:r>
           </w:p>
         </w:tc>
@@ -45976,7 +45376,7 @@
           </w:tcPr>
           <w:p>
             <w:r>
-              <w:t>Checks generation workflow and user editing support.</w:t>
+              <w:t>Flags the branch needing urgent review.</w:t>
             </w:r>
           </w:p>
         </w:tc>
@@ -45994,7 +45394,7 @@
           </w:tcPr>
           <w:p>
             <w:r>
-              <w:t>Review services</w:t>
+              <w:t>Balanced sentiment sample</w:t>
             </w:r>
           </w:p>
         </w:tc>
@@ -46010,7 +45410,7 @@
           </w:tcPr>
           <w:p>
             <w:r>
-              <w:t>Review import, upload preprocessing, source import, Google provider behavior.</w:t>
+              <w:t>150,000 records</w:t>
             </w:r>
           </w:p>
         </w:tc>
@@ -46026,7 +45426,155 @@
           </w:tcPr>
           <w:p>
             <w:r>
-              <w:t>Checks ingestion and normalization.</w:t>
+              <w:t>Supports fair model comparison across classes.</w:t>
+            </w:r>
+          </w:p>
+        </w:tc>
+      </w:tr>
+    </w:tbl>
+    <w:p>
+      <w:pPr>
+        <w:pStyle w:val="Heading3"/>
+      </w:pPr>
+      <w:r>
+        <w:t>6.4 Ethical and legal considerations</w:t>
+      </w:r>
+    </w:p>
+    <w:p>
+      <w:r>
+        <w:t>The implementation treats reviews and operational records as business scoped data. Backend authorization checks keep users within their allowed business. External provider credentials stay outside the frontend. Generated replies and recommendations are not published automatically, so the owner remains responsible for final wording and business action.</w:t>
+      </w:r>
+    </w:p>
+    <w:p>
+      <w:pPr>
+        <w:pStyle w:val="Heading2"/>
+      </w:pPr>
+      <w:r>
+        <w:t>Chapter 7: Implementation</w:t>
+      </w:r>
+    </w:p>
+    <w:p>
+      <w:r>
+        <w:t>OwnerMate was implemented as a web application with a Next.js frontend and a FastAPI backend. Supabase provides authentication and database services, while Alembic tracks database changes. The system is organized around API routes, schemas, services, repositories, models, and a thin orchestrator.</w:t>
+      </w:r>
+    </w:p>
+    <w:p>
+      <w:pPr>
+        <w:pStyle w:val="Heading3"/>
+      </w:pPr>
+      <w:r>
+        <w:t>7.1 Sentiment model implementation</w:t>
+      </w:r>
+    </w:p>
+    <w:p>
+      <w:pPr>
+        <w:pStyle w:val="Heading3"/>
+      </w:pPr>
+      <w:r>
+        <w:t>7.1.1 Feature Engineering</w:t>
+      </w:r>
+    </w:p>
+    <w:p>
+      <w:r>
+        <w:t>Feature engineering focused on transforming multilingual review text into model-ready inputs. The pipeline preserved UTF-8 text, mapped rating and label formats into positive, neutral, and negative classes, balanced the training sample to 50,000 records per class, and tokenized each review with the tokenizer that matched the selected Transformer model.</w:t>
+      </w:r>
+    </w:p>
+    <w:p>
+      <w:pPr>
+        <w:pStyle w:val="Heading3"/>
+      </w:pPr>
+      <w:r>
+        <w:t>7.2 Model Training</w:t>
+      </w:r>
+    </w:p>
+    <w:p>
+      <w:r>
+        <w:t>The sentiment models were trained for 3 epochs using parameter efficient fine tuning with LoRA. The adapter rank was set to 16, and validation loss was monitored to select the best checkpoint. XLM-RoBERTa produced the strongest reported result with 0.829 accuracy and 0.830 F1 score.</w:t>
+      </w:r>
+    </w:p>
+    <w:p>
+      <w:r>
+        <w:t>The sentiment work compared mBERT, MARBERT, GigaBERT, and XLM-RoBERTa on multilingual Arabic and English reviews. The final experiment used parameter efficient fine tuning with LoRA. The adapter rank was set to 16, and the models were trained for 3 epochs while validation loss was monitored.</w:t>
+      </w:r>
+    </w:p>
+    <w:p>
+      <w:r>
+        <w:t>XLM-RoBERTa was selected as the best model because it produced the highest accuracy and F1 score in the uploaded sentiment report. This result fits the project need because the platform has to handle English, Arabic, and code switched customer reviews.</w:t>
+      </w:r>
+    </w:p>
+    <w:tbl>
+      <w:tblPr>
+        <w:tblStyle w:val="TableGrid"/>
+        <w:tblW w:w="9360" w:type="dxa"/>
+        <w:tblBorders>
+          <w:top w:val="single" w:sz="4" w:space="0" w:color="BFBFBF"/>
+          <w:left w:val="single" w:sz="4" w:space="0" w:color="BFBFBF"/>
+          <w:bottom w:val="single" w:sz="4" w:space="0" w:color="BFBFBF"/>
+          <w:right w:val="single" w:sz="4" w:space="0" w:color="BFBFBF"/>
+          <w:insideH w:val="single" w:sz="4" w:space="0" w:color="BFBFBF"/>
+          <w:insideV w:val="single" w:sz="4" w:space="0" w:color="BFBFBF"/>
+        </w:tblBorders>
+      </w:tblPr>
+      <w:tblGrid>
+        <w:gridCol w:w="3120"/>
+        <w:gridCol w:w="3120"/>
+        <w:gridCol w:w="3120"/>
+      </w:tblGrid>
+      <w:tr>
+        <w:tc>
+          <w:tcPr>
+            <w:tcW w:w="3120" w:type="dxa"/>
+            <w:tcMar>
+              <w:top w:w="120" w:type="dxa"/>
+              <w:bottom w:w="120" w:type="dxa"/>
+              <w:left w:w="140" w:type="dxa"/>
+              <w:right w:w="140" w:type="dxa"/>
+            </w:tcMar>
+          </w:tcPr>
+          <w:p>
+            <w:r>
+              <w:rPr>
+                <w:b/>
+              </w:rPr>
+              <w:t>Model</w:t>
+            </w:r>
+          </w:p>
+        </w:tc>
+        <w:tc>
+          <w:tcPr>
+            <w:tcW w:w="3120" w:type="dxa"/>
+            <w:tcMar>
+              <w:top w:w="120" w:type="dxa"/>
+              <w:bottom w:w="120" w:type="dxa"/>
+              <w:left w:w="140" w:type="dxa"/>
+              <w:right w:w="140" w:type="dxa"/>
+            </w:tcMar>
+          </w:tcPr>
+          <w:p>
+            <w:r>
+              <w:rPr>
+                <w:b/>
+              </w:rPr>
+              <w:t>Accuracy</w:t>
+            </w:r>
+          </w:p>
+        </w:tc>
+        <w:tc>
+          <w:tcPr>
+            <w:tcW w:w="3120" w:type="dxa"/>
+            <w:tcMar>
+              <w:top w:w="120" w:type="dxa"/>
+              <w:bottom w:w="120" w:type="dxa"/>
+              <w:left w:w="140" w:type="dxa"/>
+              <w:right w:w="140" w:type="dxa"/>
+            </w:tcMar>
+          </w:tcPr>
+          <w:p>
+            <w:r>
+              <w:rPr>
+                <w:b/>
+              </w:rPr>
+              <w:t>F1 score</w:t>
             </w:r>
           </w:p>
         </w:tc>
@@ -46044,7 +45592,7 @@
           </w:tcPr>
           <w:p>
             <w:r>
-              <w:t>Authorization and auth</w:t>
+              <w:t>mBERT</w:t>
             </w:r>
           </w:p>
         </w:tc>
@@ -46060,7 +45608,7 @@
           </w:tcPr>
           <w:p>
             <w:r>
-              <w:t>Business scoped access and token verification.</w:t>
+              <w:t>0.802</w:t>
             </w:r>
           </w:p>
         </w:tc>
@@ -46076,7 +45624,7 @@
           </w:tcPr>
           <w:p>
             <w:r>
-              <w:t>Protects tenant data.</w:t>
+              <w:t>0.803</w:t>
             </w:r>
           </w:p>
         </w:tc>
@@ -46094,7 +45642,7 @@
           </w:tcPr>
           <w:p>
             <w:r>
-              <w:t>Frontend</w:t>
+              <w:t>MARBERT</w:t>
             </w:r>
           </w:p>
         </w:tc>
@@ -46110,7 +45658,7 @@
           </w:tcPr>
           <w:p>
             <w:r>
-              <w:t>Smoke, auth flow, readability.</w:t>
+              <w:t>0.807</w:t>
             </w:r>
           </w:p>
         </w:tc>
@@ -46126,7 +45674,107 @@
           </w:tcPr>
           <w:p>
             <w:r>
-              <w:t>Checks core UI paths in the browser.</w:t>
+              <w:t>0.808</w:t>
+            </w:r>
+          </w:p>
+        </w:tc>
+      </w:tr>
+      <w:tr>
+        <w:tc>
+          <w:tcPr>
+            <w:tcW w:w="3120" w:type="dxa"/>
+            <w:tcMar>
+              <w:top w:w="120" w:type="dxa"/>
+              <w:bottom w:w="120" w:type="dxa"/>
+              <w:left w:w="140" w:type="dxa"/>
+              <w:right w:w="140" w:type="dxa"/>
+            </w:tcMar>
+          </w:tcPr>
+          <w:p>
+            <w:r>
+              <w:t>GigaBERT</w:t>
+            </w:r>
+          </w:p>
+        </w:tc>
+        <w:tc>
+          <w:tcPr>
+            <w:tcW w:w="3120" w:type="dxa"/>
+            <w:tcMar>
+              <w:top w:w="120" w:type="dxa"/>
+              <w:bottom w:w="120" w:type="dxa"/>
+              <w:left w:w="140" w:type="dxa"/>
+              <w:right w:w="140" w:type="dxa"/>
+            </w:tcMar>
+          </w:tcPr>
+          <w:p>
+            <w:r>
+              <w:t>0.828</w:t>
+            </w:r>
+          </w:p>
+        </w:tc>
+        <w:tc>
+          <w:tcPr>
+            <w:tcW w:w="3120" w:type="dxa"/>
+            <w:tcMar>
+              <w:top w:w="120" w:type="dxa"/>
+              <w:bottom w:w="120" w:type="dxa"/>
+              <w:left w:w="140" w:type="dxa"/>
+              <w:right w:w="140" w:type="dxa"/>
+            </w:tcMar>
+          </w:tcPr>
+          <w:p>
+            <w:r>
+              <w:t>0.829</w:t>
+            </w:r>
+          </w:p>
+        </w:tc>
+      </w:tr>
+      <w:tr>
+        <w:tc>
+          <w:tcPr>
+            <w:tcW w:w="3120" w:type="dxa"/>
+            <w:tcMar>
+              <w:top w:w="120" w:type="dxa"/>
+              <w:bottom w:w="120" w:type="dxa"/>
+              <w:left w:w="140" w:type="dxa"/>
+              <w:right w:w="140" w:type="dxa"/>
+            </w:tcMar>
+          </w:tcPr>
+          <w:p>
+            <w:r>
+              <w:t>XLM-RoBERTa</w:t>
+            </w:r>
+          </w:p>
+        </w:tc>
+        <w:tc>
+          <w:tcPr>
+            <w:tcW w:w="3120" w:type="dxa"/>
+            <w:tcMar>
+              <w:top w:w="120" w:type="dxa"/>
+              <w:bottom w:w="120" w:type="dxa"/>
+              <w:left w:w="140" w:type="dxa"/>
+              <w:right w:w="140" w:type="dxa"/>
+            </w:tcMar>
+          </w:tcPr>
+          <w:p>
+            <w:r>
+              <w:t>0.829</w:t>
+            </w:r>
+          </w:p>
+        </w:tc>
+        <w:tc>
+          <w:tcPr>
+            <w:tcW w:w="3120" w:type="dxa"/>
+            <w:tcMar>
+              <w:top w:w="120" w:type="dxa"/>
+              <w:bottom w:w="120" w:type="dxa"/>
+              <w:left w:w="140" w:type="dxa"/>
+              <w:right w:w="140" w:type="dxa"/>
+            </w:tcMar>
+          </w:tcPr>
+          <w:p>
+            <w:r>
+              <w:t>0.830</w:t>
             </w:r>
           </w:p>
         </w:tc>
@@ -46137,12 +45785,17 @@
         <w:pStyle w:val="Heading3"/>
       </w:pPr>
       <w:r>
-        <w:t>8.1 Evaluation metrics</w:t>
-      </w:r>
-    </w:p>
-    <w:p>
-      <w:r>
-        <w:t>Because forecasting was moved to future work, Phase II does not report MAPE or RMSE. The implemented system is evaluated through functional correctness, validation behavior, response structure, localization support, and user workflow completion. For sentiment analysis, the production grade metric should be F1 score on a labeled Arabic and English review dataset. In the current prototype, the sentiment API integration is ready, while local testing uses deterministic mock providers.</w:t>
+        <w:t>7.2 Backend and workflow implementation</w:t>
+      </w:r>
+    </w:p>
+    <w:p>
+      <w:r>
+        <w:t>The backend exposes routes for authentication, health checks, reviews, sentiment analysis, content generation, dashboard data, settings, sales records, and agent tasks. The review upload service accepts CSV, XLSX, JSON, TXT, and SQLite files, maps common column aliases to the canonical schema, validates rows, and prevents duplicate imports.</w:t>
+      </w:r>
+    </w:p>
+    <w:p>
+      <w:r>
+        <w:t>The sentiment service reads a review, calls the configured sentiment provider, stores the result, and records the run. The content generation service creates review replies and marketing copy, stores prompt context, supports regeneration, and saves edited text.</w:t>
       </w:r>
     </w:p>
     <w:p>
@@ -46150,12 +45803,12 @@
         <w:pStyle w:val="Heading3"/>
       </w:pPr>
       <w:r>
-        <w:t>8.2 System testing</w:t>
-      </w:r>
-    </w:p>
-    <w:p>
-      <w:r>
-        <w:t>Unit tests cover the main service decisions without requiring live providers. Integration style tests check route behavior and database connected services. The Google Maps review import provider includes tests for page client behavior and review jobs. These tests reduce the risk of breaking import flows, duplicate handling, agent routing, and content saving when the system changes.</w:t>
+        <w:t>7.3 Agent orchestration</w:t>
+      </w:r>
+    </w:p>
+    <w:p>
+      <w:r>
+        <w:t>The orchestrator validates a task name, checks the payload against the proper schema, calls the matching service, and returns a typed result. It supports import reviews, analyze review, analyze review batch, generate reply, generate marketing copy, and get review summary. It does not route to forecasting or predictive inventory tasks.</w:t>
       </w:r>
     </w:p>
     <w:p>
@@ -46163,19 +45816,909 @@
         <w:pStyle w:val="Heading3"/>
       </w:pPr>
       <w:r>
-        <w:t>8.3 Results from implementation</w:t>
-      </w:r>
-    </w:p>
-    <w:p>
-      <w:r>
-        <w:t>The implemented prototype can authenticate users, load protected pages, import and normalize reviews, analyze review sentiment, summarize review data, generate editable replies and marketing copy, and record agent runs. Unsupported agent tasks return structured errors. This result matches the revised project scope and avoids presenting prediction features as completed work.</w:t>
-      </w:r>
-    </w:p>
+        <w:t>7.4 Frontend and operational reporting</w:t>
+      </w:r>
+    </w:p>
+    <w:p>
+      <w:r>
+        <w:t>The frontend is a localized Next.js application with Arabic and English routes, protected pages, dashboard views, review management, review details, review insights, dataset analysis, settings, theme switching, and right to left support for Arabic. The operational report demonstrates how the system can turn business records into plain language recommendations for branch issues, payment failures, staffing, and customer experience.</w:t>
+      </w:r>
+    </w:p>
+    <w:p>
+      <w:pPr>
+        <w:pStyle w:val="Heading3"/>
+      </w:pPr>
+      <w:r>
+        <w:t>7.5 Database and setup</w:t>
+      </w:r>
+    </w:p>
+    <w:p>
+      <w:r>
+        <w:t>The database model includes users, businesses, reviews, sentiment results, generated content, sales records, and agent runs. Docker Compose provides a local startup path for the frontend, backend, dataset analysis, sentiment API, Google Maps API, and scraper service.</w:t>
+      </w:r>
+    </w:p>
+    <w:p>
+      <w:pPr>
+        <w:pStyle w:val="Heading3"/>
+      </w:pPr>
+      <w:r>
+        <w:t>7.3 Tool/Software Implementation (GitHub Required)</w:t>
+      </w:r>
+    </w:p>
+    <w:p>
+      <w:r>
+        <w:t>The implementation repository is available at https://github.com/Omar-Al-Najjar/OwnerMate. The repository includes the Next.js frontend, FastAPI backend, AI service folders, test folders, Docker configuration, and project documentation. The repository README files document the project overview, local setup, environment variables, and run instructions.</w:t>
+      </w:r>
+    </w:p>
+    <w:tbl>
+      <w:tblPr>
+        <w:tblStyle w:val="TableGrid"/>
+        <w:tblW w:w="9360" w:type="dxa"/>
+        <w:tblBorders>
+          <w:top w:val="single" w:sz="4" w:space="0" w:color="BFBFBF"/>
+          <w:left w:val="single" w:sz="4" w:space="0" w:color="BFBFBF"/>
+          <w:bottom w:val="single" w:sz="4" w:space="0" w:color="BFBFBF"/>
+          <w:right w:val="single" w:sz="4" w:space="0" w:color="BFBFBF"/>
+          <w:insideH w:val="single" w:sz="4" w:space="0" w:color="BFBFBF"/>
+          <w:insideV w:val="single" w:sz="4" w:space="0" w:color="BFBFBF"/>
+        </w:tblBorders>
+      </w:tblPr>
+      <w:tblGrid>
+        <w:gridCol w:w="4680"/>
+        <w:gridCol w:w="4680"/>
+      </w:tblGrid>
+      <w:tr>
+        <w:tc>
+          <w:tcPr>
+            <w:tcW w:w="4680" w:type="dxa"/>
+            <w:tcMar>
+              <w:top w:w="120" w:type="dxa"/>
+              <w:bottom w:w="120" w:type="dxa"/>
+              <w:left w:w="140" w:type="dxa"/>
+              <w:right w:w="140" w:type="dxa"/>
+            </w:tcMar>
+          </w:tcPr>
+          <w:p>
+            <w:r>
+              <w:rPr>
+                <w:b/>
+              </w:rPr>
+              <w:t>Repository area</w:t>
+            </w:r>
+          </w:p>
+        </w:tc>
+        <w:tc>
+          <w:tcPr>
+            <w:tcW w:w="4680" w:type="dxa"/>
+            <w:tcMar>
+              <w:top w:w="120" w:type="dxa"/>
+              <w:bottom w:w="120" w:type="dxa"/>
+              <w:left w:w="140" w:type="dxa"/>
+              <w:right w:w="140" w:type="dxa"/>
+            </w:tcMar>
+          </w:tcPr>
+          <w:p>
+            <w:r>
+              <w:rPr>
+                <w:b/>
+              </w:rPr>
+              <w:t>Purpose</w:t>
+            </w:r>
+          </w:p>
+        </w:tc>
+      </w:tr>
+      <w:tr>
+        <w:tc>
+          <w:tcPr>
+            <w:tcW w:w="4680" w:type="dxa"/>
+            <w:tcMar>
+              <w:top w:w="120" w:type="dxa"/>
+              <w:bottom w:w="120" w:type="dxa"/>
+              <w:left w:w="140" w:type="dxa"/>
+              <w:right w:w="140" w:type="dxa"/>
+            </w:tcMar>
+          </w:tcPr>
+          <w:p>
+            <w:r>
+              <w:t>frontend/frontend</w:t>
+            </w:r>
+          </w:p>
+        </w:tc>
+        <w:tc>
+          <w:tcPr>
+            <w:tcW w:w="4680" w:type="dxa"/>
+            <w:tcMar>
+              <w:top w:w="120" w:type="dxa"/>
+              <w:bottom w:w="120" w:type="dxa"/>
+              <w:left w:w="140" w:type="dxa"/>
+              <w:right w:w="140" w:type="dxa"/>
+            </w:tcMar>
+          </w:tcPr>
+          <w:p>
+            <w:r>
+              <w:t>Next.js web application, localized pages, reusable UI components, and Playwright tests.</w:t>
+            </w:r>
+          </w:p>
+        </w:tc>
+      </w:tr>
+      <w:tr>
+        <w:tc>
+          <w:tcPr>
+            <w:tcW w:w="4680" w:type="dxa"/>
+            <w:tcMar>
+              <w:top w:w="120" w:type="dxa"/>
+              <w:bottom w:w="120" w:type="dxa"/>
+              <w:left w:w="140" w:type="dxa"/>
+              <w:right w:w="140" w:type="dxa"/>
+            </w:tcMar>
+          </w:tcPr>
+          <w:p>
+            <w:r>
+              <w:t>backend/backend</w:t>
+            </w:r>
+          </w:p>
+        </w:tc>
+        <w:tc>
+          <w:tcPr>
+            <w:tcW w:w="4680" w:type="dxa"/>
+            <w:tcMar>
+              <w:top w:w="120" w:type="dxa"/>
+              <w:bottom w:w="120" w:type="dxa"/>
+              <w:left w:w="140" w:type="dxa"/>
+              <w:right w:w="140" w:type="dxa"/>
+            </w:tcMar>
+          </w:tcPr>
+          <w:p>
+            <w:r>
+              <w:t>FastAPI application, service layer, repositories, models, schemas, migrations, and backend tests.</w:t>
+            </w:r>
+          </w:p>
+        </w:tc>
+      </w:tr>
+      <w:tr>
+        <w:tc>
+          <w:tcPr>
+            <w:tcW w:w="4680" w:type="dxa"/>
+            <w:tcMar>
+              <w:top w:w="120" w:type="dxa"/>
+              <w:bottom w:w="120" w:type="dxa"/>
+              <w:left w:w="140" w:type="dxa"/>
+              <w:right w:w="140" w:type="dxa"/>
+            </w:tcMar>
+          </w:tcPr>
+          <w:p>
+            <w:r>
+              <w:t>AI-system</w:t>
+            </w:r>
+          </w:p>
+        </w:tc>
+        <w:tc>
+          <w:tcPr>
+            <w:tcW w:w="4680" w:type="dxa"/>
+            <w:tcMar>
+              <w:top w:w="120" w:type="dxa"/>
+              <w:bottom w:w="120" w:type="dxa"/>
+              <w:left w:w="140" w:type="dxa"/>
+              <w:right w:w="140" w:type="dxa"/>
+            </w:tcMar>
+          </w:tcPr>
+          <w:p>
+            <w:r>
+              <w:t>Supporting AI services, sentiment model API, Google Maps review import API, and prototype documentation.</w:t>
+            </w:r>
+          </w:p>
+        </w:tc>
+      </w:tr>
+      <w:tr>
+        <w:tc>
+          <w:tcPr>
+            <w:tcW w:w="4680" w:type="dxa"/>
+            <w:tcMar>
+              <w:top w:w="120" w:type="dxa"/>
+              <w:bottom w:w="120" w:type="dxa"/>
+              <w:left w:w="140" w:type="dxa"/>
+              <w:right w:w="140" w:type="dxa"/>
+            </w:tcMar>
+          </w:tcPr>
+          <w:p>
+            <w:r>
+              <w:t>Root documentation</w:t>
+            </w:r>
+          </w:p>
+        </w:tc>
+        <w:tc>
+          <w:tcPr>
+            <w:tcW w:w="4680" w:type="dxa"/>
+            <w:tcMar>
+              <w:top w:w="120" w:type="dxa"/>
+              <w:bottom w:w="120" w:type="dxa"/>
+              <w:left w:w="140" w:type="dxa"/>
+              <w:right w:w="140" w:type="dxa"/>
+            </w:tcMar>
+          </w:tcPr>
+          <w:p>
+            <w:r>
+              <w:t>README, architecture, API, deployment, task plan, agent scope, and work log files.</w:t>
+            </w:r>
+          </w:p>
+        </w:tc>
+      </w:tr>
+    </w:tbl>
+    <w:p>
+      <w:r>
+        <w:t>The local setup requires Node.js 20 or later, Python 3.11 or later, Docker, Docker Compose, and Supabase credentials. The expected startup flow is `docker compose up --build` from the repository root after filling the required environment variables.</w:t>
+      </w:r>
+    </w:p>
+    <w:tbl>
+      <w:tblPr>
+        <w:tblStyle w:val="TableGrid"/>
+        <w:tblW w:w="9360" w:type="dxa"/>
+        <w:tblBorders>
+          <w:top w:val="single" w:sz="4" w:space="0" w:color="BFBFBF"/>
+          <w:left w:val="single" w:sz="4" w:space="0" w:color="BFBFBF"/>
+          <w:bottom w:val="single" w:sz="4" w:space="0" w:color="BFBFBF"/>
+          <w:right w:val="single" w:sz="4" w:space="0" w:color="BFBFBF"/>
+          <w:insideH w:val="single" w:sz="4" w:space="0" w:color="BFBFBF"/>
+          <w:insideV w:val="single" w:sz="4" w:space="0" w:color="BFBFBF"/>
+        </w:tblBorders>
+      </w:tblPr>
+      <w:tblGrid>
+        <w:gridCol w:w="4680"/>
+        <w:gridCol w:w="4680"/>
+      </w:tblGrid>
+      <w:tr>
+        <w:tc>
+          <w:tcPr>
+            <w:tcW w:w="4680" w:type="dxa"/>
+            <w:tcMar>
+              <w:top w:w="120" w:type="dxa"/>
+              <w:bottom w:w="120" w:type="dxa"/>
+              <w:left w:w="140" w:type="dxa"/>
+              <w:right w:w="140" w:type="dxa"/>
+            </w:tcMar>
+          </w:tcPr>
+          <w:p>
+            <w:r>
+              <w:rPr>
+                <w:b/>
+              </w:rPr>
+              <w:t>Environment variable</w:t>
+            </w:r>
+          </w:p>
+        </w:tc>
+        <w:tc>
+          <w:tcPr>
+            <w:tcW w:w="4680" w:type="dxa"/>
+            <w:tcMar>
+              <w:top w:w="120" w:type="dxa"/>
+              <w:bottom w:w="120" w:type="dxa"/>
+              <w:left w:w="140" w:type="dxa"/>
+              <w:right w:w="140" w:type="dxa"/>
+            </w:tcMar>
+          </w:tcPr>
+          <w:p>
+            <w:r>
+              <w:rPr>
+                <w:b/>
+              </w:rPr>
+              <w:t>Purpose</w:t>
+            </w:r>
+          </w:p>
+        </w:tc>
+      </w:tr>
+      <w:tr>
+        <w:tc>
+          <w:tcPr>
+            <w:tcW w:w="4680" w:type="dxa"/>
+            <w:tcMar>
+              <w:top w:w="120" w:type="dxa"/>
+              <w:bottom w:w="120" w:type="dxa"/>
+              <w:left w:w="140" w:type="dxa"/>
+              <w:right w:w="140" w:type="dxa"/>
+            </w:tcMar>
+          </w:tcPr>
+          <w:p>
+            <w:r>
+              <w:t>NEXT_PUBLIC_SUPABASE_URL</w:t>
+            </w:r>
+          </w:p>
+        </w:tc>
+        <w:tc>
+          <w:tcPr>
+            <w:tcW w:w="4680" w:type="dxa"/>
+            <w:tcMar>
+              <w:top w:w="120" w:type="dxa"/>
+              <w:bottom w:w="120" w:type="dxa"/>
+              <w:left w:w="140" w:type="dxa"/>
+              <w:right w:w="140" w:type="dxa"/>
+            </w:tcMar>
+          </w:tcPr>
+          <w:p>
+            <w:r>
+              <w:t>Public Supabase project URL for the frontend.</w:t>
+            </w:r>
+          </w:p>
+        </w:tc>
+      </w:tr>
+      <w:tr>
+        <w:tc>
+          <w:tcPr>
+            <w:tcW w:w="4680" w:type="dxa"/>
+            <w:tcMar>
+              <w:top w:w="120" w:type="dxa"/>
+              <w:bottom w:w="120" w:type="dxa"/>
+              <w:left w:w="140" w:type="dxa"/>
+              <w:right w:w="140" w:type="dxa"/>
+            </w:tcMar>
+          </w:tcPr>
+          <w:p>
+            <w:r>
+              <w:t>NEXT_PUBLIC_SUPABASE_ANON_KEY</w:t>
+            </w:r>
+          </w:p>
+        </w:tc>
+        <w:tc>
+          <w:tcPr>
+            <w:tcW w:w="4680" w:type="dxa"/>
+            <w:tcMar>
+              <w:top w:w="120" w:type="dxa"/>
+              <w:bottom w:w="120" w:type="dxa"/>
+              <w:left w:w="140" w:type="dxa"/>
+              <w:right w:w="140" w:type="dxa"/>
+            </w:tcMar>
+          </w:tcPr>
+          <w:p>
+            <w:r>
+              <w:t>Public Supabase anon key for browser auth.</w:t>
+            </w:r>
+          </w:p>
+        </w:tc>
+      </w:tr>
+      <w:tr>
+        <w:tc>
+          <w:tcPr>
+            <w:tcW w:w="4680" w:type="dxa"/>
+            <w:tcMar>
+              <w:top w:w="120" w:type="dxa"/>
+              <w:bottom w:w="120" w:type="dxa"/>
+              <w:left w:w="140" w:type="dxa"/>
+              <w:right w:w="140" w:type="dxa"/>
+            </w:tcMar>
+          </w:tcPr>
+          <w:p>
+            <w:r>
+              <w:t>SUPABASE_SERVICE_ROLE_KEY</w:t>
+            </w:r>
+          </w:p>
+        </w:tc>
+        <w:tc>
+          <w:tcPr>
+            <w:tcW w:w="4680" w:type="dxa"/>
+            <w:tcMar>
+              <w:top w:w="120" w:type="dxa"/>
+              <w:bottom w:w="120" w:type="dxa"/>
+              <w:left w:w="140" w:type="dxa"/>
+              <w:right w:w="140" w:type="dxa"/>
+            </w:tcMar>
+          </w:tcPr>
+          <w:p>
+            <w:r>
+              <w:t>Server-side key for privileged backend operations.</w:t>
+            </w:r>
+          </w:p>
+        </w:tc>
+      </w:tr>
+      <w:tr>
+        <w:tc>
+          <w:tcPr>
+            <w:tcW w:w="4680" w:type="dxa"/>
+            <w:tcMar>
+              <w:top w:w="120" w:type="dxa"/>
+              <w:bottom w:w="120" w:type="dxa"/>
+              <w:left w:w="140" w:type="dxa"/>
+              <w:right w:w="140" w:type="dxa"/>
+            </w:tcMar>
+          </w:tcPr>
+          <w:p>
+            <w:r>
+              <w:t>DATABASE_URL</w:t>
+            </w:r>
+          </w:p>
+        </w:tc>
+        <w:tc>
+          <w:tcPr>
+            <w:tcW w:w="4680" w:type="dxa"/>
+            <w:tcMar>
+              <w:top w:w="120" w:type="dxa"/>
+              <w:bottom w:w="120" w:type="dxa"/>
+              <w:left w:w="140" w:type="dxa"/>
+              <w:right w:w="140" w:type="dxa"/>
+            </w:tcMar>
+          </w:tcPr>
+          <w:p>
+            <w:r>
+              <w:t>Postgres connection string for backend persistence and migrations.</w:t>
+            </w:r>
+          </w:p>
+        </w:tc>
+      </w:tr>
+      <w:tr>
+        <w:tc>
+          <w:tcPr>
+            <w:tcW w:w="4680" w:type="dxa"/>
+            <w:tcMar>
+              <w:top w:w="120" w:type="dxa"/>
+              <w:bottom w:w="120" w:type="dxa"/>
+              <w:left w:w="140" w:type="dxa"/>
+              <w:right w:w="140" w:type="dxa"/>
+            </w:tcMar>
+          </w:tcPr>
+          <w:p>
+            <w:r>
+              <w:t>API_BASE_URL</w:t>
+            </w:r>
+          </w:p>
+        </w:tc>
+        <w:tc>
+          <w:tcPr>
+            <w:tcW w:w="4680" w:type="dxa"/>
+            <w:tcMar>
+              <w:top w:w="120" w:type="dxa"/>
+              <w:bottom w:w="120" w:type="dxa"/>
+              <w:left w:w="140" w:type="dxa"/>
+              <w:right w:w="140" w:type="dxa"/>
+            </w:tcMar>
+          </w:tcPr>
+          <w:p>
+            <w:r>
+              <w:t>Backend API target used by frontend/server helpers.</w:t>
+            </w:r>
+          </w:p>
+        </w:tc>
+      </w:tr>
+      <w:tr>
+        <w:tc>
+          <w:tcPr>
+            <w:tcW w:w="4680" w:type="dxa"/>
+            <w:tcMar>
+              <w:top w:w="120" w:type="dxa"/>
+              <w:bottom w:w="120" w:type="dxa"/>
+              <w:left w:w="140" w:type="dxa"/>
+              <w:right w:w="140" w:type="dxa"/>
+            </w:tcMar>
+          </w:tcPr>
+          <w:p>
+            <w:r>
+              <w:t>OPENAI_API_KEY or provider key</w:t>
+            </w:r>
+          </w:p>
+        </w:tc>
+        <w:tc>
+          <w:tcPr>
+            <w:tcW w:w="4680" w:type="dxa"/>
+            <w:tcMar>
+              <w:top w:w="120" w:type="dxa"/>
+              <w:bottom w:w="120" w:type="dxa"/>
+              <w:left w:w="140" w:type="dxa"/>
+              <w:right w:w="140" w:type="dxa"/>
+            </w:tcMar>
+          </w:tcPr>
+          <w:p>
+            <w:r>
+              <w:t>Optional key for LLM-backed generation when enabled.</w:t>
+            </w:r>
+          </w:p>
+        </w:tc>
+      </w:tr>
+    </w:tbl>
     <w:p>
       <w:pPr>
         <w:pStyle w:val="Heading2"/>
       </w:pPr>
       <w:r>
+        <w:t>Chapter 8: Testing and evaluation</w:t>
+      </w:r>
+    </w:p>
+    <w:p>
+      <w:r>
+        <w:t>Evaluation was updated with two concrete results. The sentiment report measures model performance on a balanced multilingual corpus. The operational report measures the quality of generated business analysis using GPT-4o as the judge model.</w:t>
+      </w:r>
+    </w:p>
+    <w:p>
+      <w:pPr>
+        <w:pStyle w:val="Heading3"/>
+      </w:pPr>
+      <w:r>
+        <w:t>8.1 Evaluation Metrics</w:t>
+      </w:r>
+    </w:p>
+    <w:p>
+      <w:r>
+        <w:t>The best sentiment result was XLM-RoBERTa with 0.829 accuracy and 0.830 F1 score. GigaBERT was close, but XLM-RoBERTa had the strongest overall score. The difference is small, so future testing should add a Jordanian dialect test set before treating this as a final production benchmark.</w:t>
+      </w:r>
+    </w:p>
+    <w:p>
+      <w:pPr>
+        <w:pStyle w:val="Heading3"/>
+      </w:pPr>
+      <w:r>
+        <w:t>8.2 Experimental Results</w:t>
+      </w:r>
+    </w:p>
+    <w:p>
+      <w:r>
+        <w:t>The uploaded operational report passed all 5 quality metrics with an average quality score of 91.47 percent. The report was evaluated for business usefulness, actionability, specificity, clarity for a non technical owner, and balance.</w:t>
+      </w:r>
+    </w:p>
+    <w:tbl>
+      <w:tblPr>
+        <w:tblStyle w:val="TableGrid"/>
+        <w:tblW w:w="9360" w:type="dxa"/>
+        <w:tblBorders>
+          <w:top w:val="single" w:sz="4" w:space="0" w:color="BFBFBF"/>
+          <w:left w:val="single" w:sz="4" w:space="0" w:color="BFBFBF"/>
+          <w:bottom w:val="single" w:sz="4" w:space="0" w:color="BFBFBF"/>
+          <w:right w:val="single" w:sz="4" w:space="0" w:color="BFBFBF"/>
+          <w:insideH w:val="single" w:sz="4" w:space="0" w:color="BFBFBF"/>
+          <w:insideV w:val="single" w:sz="4" w:space="0" w:color="BFBFBF"/>
+        </w:tblBorders>
+      </w:tblPr>
+      <w:tblGrid>
+        <w:gridCol w:w="3120"/>
+        <w:gridCol w:w="3120"/>
+        <w:gridCol w:w="3120"/>
+      </w:tblGrid>
+      <w:tr>
+        <w:tc>
+          <w:tcPr>
+            <w:tcW w:w="3120" w:type="dxa"/>
+            <w:tcMar>
+              <w:top w:w="120" w:type="dxa"/>
+              <w:bottom w:w="120" w:type="dxa"/>
+              <w:left w:w="140" w:type="dxa"/>
+              <w:right w:w="140" w:type="dxa"/>
+            </w:tcMar>
+          </w:tcPr>
+          <w:p>
+            <w:r>
+              <w:rPr>
+                <w:b/>
+              </w:rPr>
+              <w:t>Metric</w:t>
+            </w:r>
+          </w:p>
+        </w:tc>
+        <w:tc>
+          <w:tcPr>
+            <w:tcW w:w="3120" w:type="dxa"/>
+            <w:tcMar>
+              <w:top w:w="120" w:type="dxa"/>
+              <w:bottom w:w="120" w:type="dxa"/>
+              <w:left w:w="140" w:type="dxa"/>
+              <w:right w:w="140" w:type="dxa"/>
+            </w:tcMar>
+          </w:tcPr>
+          <w:p>
+            <w:r>
+              <w:rPr>
+                <w:b/>
+              </w:rPr>
+              <w:t>Score</w:t>
+            </w:r>
+          </w:p>
+        </w:tc>
+        <w:tc>
+          <w:tcPr>
+            <w:tcW w:w="3120" w:type="dxa"/>
+            <w:tcMar>
+              <w:top w:w="120" w:type="dxa"/>
+              <w:bottom w:w="120" w:type="dxa"/>
+              <w:left w:w="140" w:type="dxa"/>
+              <w:right w:w="140" w:type="dxa"/>
+            </w:tcMar>
+          </w:tcPr>
+          <w:p>
+            <w:r>
+              <w:rPr>
+                <w:b/>
+              </w:rPr>
+              <w:t>Finding</w:t>
+            </w:r>
+          </w:p>
+        </w:tc>
+      </w:tr>
+      <w:tr>
+        <w:tc>
+          <w:tcPr>
+            <w:tcW w:w="3120" w:type="dxa"/>
+            <w:tcMar>
+              <w:top w:w="120" w:type="dxa"/>
+              <w:bottom w:w="120" w:type="dxa"/>
+              <w:left w:w="140" w:type="dxa"/>
+              <w:right w:w="140" w:type="dxa"/>
+            </w:tcMar>
+          </w:tcPr>
+          <w:p>
+            <w:r>
+              <w:t>Usefulness for business decision making</w:t>
+            </w:r>
+          </w:p>
+        </w:tc>
+        <w:tc>
+          <w:tcPr>
+            <w:tcW w:w="3120" w:type="dxa"/>
+            <w:tcMar>
+              <w:top w:w="120" w:type="dxa"/>
+              <w:bottom w:w="120" w:type="dxa"/>
+              <w:left w:w="140" w:type="dxa"/>
+              <w:right w:w="140" w:type="dxa"/>
+            </w:tcMar>
+          </w:tcPr>
+          <w:p>
+            <w:r>
+              <w:t>93.7%</w:t>
+            </w:r>
+          </w:p>
+        </w:tc>
+        <w:tc>
+          <w:tcPr>
+            <w:tcW w:w="3120" w:type="dxa"/>
+            <w:tcMar>
+              <w:top w:w="120" w:type="dxa"/>
+              <w:bottom w:w="120" w:type="dxa"/>
+              <w:left w:w="140" w:type="dxa"/>
+              <w:right w:w="140" w:type="dxa"/>
+            </w:tcMar>
+          </w:tcPr>
+          <w:p>
+            <w:r>
+              <w:t>Connects findings to business actions such as branch investigation and staffing.</w:t>
+            </w:r>
+          </w:p>
+        </w:tc>
+      </w:tr>
+      <w:tr>
+        <w:tc>
+          <w:tcPr>
+            <w:tcW w:w="3120" w:type="dxa"/>
+            <w:tcMar>
+              <w:top w:w="120" w:type="dxa"/>
+              <w:bottom w:w="120" w:type="dxa"/>
+              <w:left w:w="140" w:type="dxa"/>
+              <w:right w:w="140" w:type="dxa"/>
+            </w:tcMar>
+          </w:tcPr>
+          <w:p>
+            <w:r>
+              <w:t>Actionability of recommendations</w:t>
+            </w:r>
+          </w:p>
+        </w:tc>
+        <w:tc>
+          <w:tcPr>
+            <w:tcW w:w="3120" w:type="dxa"/>
+            <w:tcMar>
+              <w:top w:w="120" w:type="dxa"/>
+              <w:bottom w:w="120" w:type="dxa"/>
+              <w:left w:w="140" w:type="dxa"/>
+              <w:right w:w="140" w:type="dxa"/>
+            </w:tcMar>
+          </w:tcPr>
+          <w:p>
+            <w:r>
+              <w:t>91.6%</w:t>
+            </w:r>
+          </w:p>
+        </w:tc>
+        <w:tc>
+          <w:tcPr>
+            <w:tcW w:w="3120" w:type="dxa"/>
+            <w:tcMar>
+              <w:top w:w="120" w:type="dxa"/>
+              <w:bottom w:w="120" w:type="dxa"/>
+              <w:left w:w="140" w:type="dxa"/>
+              <w:right w:w="140" w:type="dxa"/>
+            </w:tcMar>
+          </w:tcPr>
+          <w:p>
+            <w:r>
+              <w:t>Gives concrete next steps such as audits and payment processor review.</w:t>
+            </w:r>
+          </w:p>
+        </w:tc>
+      </w:tr>
+      <w:tr>
+        <w:tc>
+          <w:tcPr>
+            <w:tcW w:w="3120" w:type="dxa"/>
+            <w:tcMar>
+              <w:top w:w="120" w:type="dxa"/>
+              <w:bottom w:w="120" w:type="dxa"/>
+              <w:left w:w="140" w:type="dxa"/>
+              <w:right w:w="140" w:type="dxa"/>
+            </w:tcMar>
+          </w:tcPr>
+          <w:p>
+            <w:r>
+              <w:t>Specificity and concreteness</w:t>
+            </w:r>
+          </w:p>
+        </w:tc>
+        <w:tc>
+          <w:tcPr>
+            <w:tcW w:w="3120" w:type="dxa"/>
+            <w:tcMar>
+              <w:top w:w="120" w:type="dxa"/>
+              <w:bottom w:w="120" w:type="dxa"/>
+              <w:left w:w="140" w:type="dxa"/>
+              <w:right w:w="140" w:type="dxa"/>
+            </w:tcMar>
+          </w:tcPr>
+          <w:p>
+            <w:r>
+              <w:t>99.5%</w:t>
+            </w:r>
+          </w:p>
+        </w:tc>
+        <w:tc>
+          <w:tcPr>
+            <w:tcW w:w="3120" w:type="dxa"/>
+            <w:tcMar>
+              <w:top w:w="120" w:type="dxa"/>
+              <w:bottom w:w="120" w:type="dxa"/>
+              <w:left w:w="140" w:type="dxa"/>
+              <w:right w:w="140" w:type="dxa"/>
+            </w:tcMar>
+          </w:tcPr>
+          <w:p>
+            <w:r>
+              <w:t>Uses exact branches, counts, percentages, and priorities.</w:t>
+            </w:r>
+          </w:p>
+        </w:tc>
+      </w:tr>
+      <w:tr>
+        <w:tc>
+          <w:tcPr>
+            <w:tcW w:w="3120" w:type="dxa"/>
+            <w:tcMar>
+              <w:top w:w="120" w:type="dxa"/>
+              <w:bottom w:w="120" w:type="dxa"/>
+              <w:left w:w="140" w:type="dxa"/>
+              <w:right w:w="140" w:type="dxa"/>
+            </w:tcMar>
+          </w:tcPr>
+          <w:p>
+            <w:r>
+              <w:t>Clarity for a non technical owner</w:t>
+            </w:r>
+          </w:p>
+        </w:tc>
+        <w:tc>
+          <w:tcPr>
+            <w:tcW w:w="3120" w:type="dxa"/>
+            <w:tcMar>
+              <w:top w:w="120" w:type="dxa"/>
+              <w:bottom w:w="120" w:type="dxa"/>
+              <w:left w:w="140" w:type="dxa"/>
+              <w:right w:w="140" w:type="dxa"/>
+            </w:tcMar>
+          </w:tcPr>
+          <w:p>
+            <w:r>
+              <w:t>79.1%</w:t>
+            </w:r>
+          </w:p>
+        </w:tc>
+        <w:tc>
+          <w:tcPr>
+            <w:tcW w:w="3120" w:type="dxa"/>
+            <w:tcMar>
+              <w:top w:w="120" w:type="dxa"/>
+              <w:bottom w:w="120" w:type="dxa"/>
+              <w:left w:w="140" w:type="dxa"/>
+              <w:right w:w="140" w:type="dxa"/>
+            </w:tcMar>
+          </w:tcPr>
+          <w:p>
+            <w:r>
+              <w:t>Mostly clear, but some dense statistical wording should be simplified.</w:t>
+            </w:r>
+          </w:p>
+        </w:tc>
+      </w:tr>
+      <w:tr>
+        <w:tc>
+          <w:tcPr>
+            <w:tcW w:w="3120" w:type="dxa"/>
+            <w:tcMar>
+              <w:top w:w="120" w:type="dxa"/>
+              <w:bottom w:w="120" w:type="dxa"/>
+              <w:left w:w="140" w:type="dxa"/>
+              <w:right w:w="140" w:type="dxa"/>
+            </w:tcMar>
+          </w:tcPr>
+          <w:p>
+            <w:r>
+              <w:t>Comprehensiveness and balance</w:t>
+            </w:r>
+          </w:p>
+        </w:tc>
+        <w:tc>
+          <w:tcPr>
+            <w:tcW w:w="3120" w:type="dxa"/>
+            <w:tcMar>
+              <w:top w:w="120" w:type="dxa"/>
+              <w:bottom w:w="120" w:type="dxa"/>
+              <w:left w:w="140" w:type="dxa"/>
+              <w:right w:w="140" w:type="dxa"/>
+            </w:tcMar>
+          </w:tcPr>
+          <w:p>
+            <w:r>
+              <w:t>93.5%</w:t>
+            </w:r>
+          </w:p>
+        </w:tc>
+        <w:tc>
+          <w:tcPr>
+            <w:tcW w:w="3120" w:type="dxa"/>
+            <w:tcMar>
+              <w:top w:w="120" w:type="dxa"/>
+              <w:bottom w:w="120" w:type="dxa"/>
+              <w:left w:w="140" w:type="dxa"/>
+              <w:right w:w="140" w:type="dxa"/>
+            </w:tcMar>
+          </w:tcPr>
+          <w:p>
+            <w:r>
+              <w:t>Includes summary, positives, action items, and watch out items.</w:t>
+            </w:r>
+          </w:p>
+        </w:tc>
+      </w:tr>
+    </w:tbl>
+    <w:p>
+      <w:pPr>
+        <w:pStyle w:val="Heading3"/>
+      </w:pPr>
+      <w:r>
+        <w:t>8.3 System testing</w:t>
+      </w:r>
+    </w:p>
+    <w:p>
+      <w:r>
+        <w:t>Unit Testing: backend unit tests cover orchestrator routing, sentiment service behavior, content generation, review import, authorization, dashboard, settings, and provider logic.</w:t>
+      </w:r>
+    </w:p>
+    <w:p>
+      <w:r>
+        <w:t>Integration Testing: route-level tests cover agent routes, sentiment routes, content routes, review routes, dashboard routes, settings routes, sales routes, and health routes.</w:t>
+      </w:r>
+    </w:p>
+    <w:p>
+      <w:r>
+        <w:t>Backend tests cover orchestrator routing, sentiment service behavior, content generation, review import, Google review provider behavior, authorization, dashboard service logic, settings, auth, and health routes. Frontend tests cover smoke behavior, authentication flow, and readability. These tests support the main implemented workflows, while the uploaded reports add model and business output evidence.</w:t>
+      </w:r>
+    </w:p>
+    <w:p>
+      <w:pPr>
+        <w:pStyle w:val="Heading3"/>
+      </w:pPr>
+      <w:r>
+        <w:t>8.4 Results from implementation</w:t>
+      </w:r>
+    </w:p>
+    <w:p>
+      <w:r>
+        <w:t>The implemented prototype can authenticate users, load protected pages, import and normalize reviews, classify sentiment, summarize review data, generate editable replies and marketing copy, record agent runs, and produce operational recommendations. Unsupported agent tasks return structured errors. The sentiment and operational reports show that the project moved beyond design into measurable implementation results.</w:t>
+      </w:r>
+    </w:p>
+    <w:p>
+      <w:pPr>
+        <w:pStyle w:val="Heading2"/>
+      </w:pPr>
+      <w:r>
         <w:t>Chapter 9: Deployment</w:t>
       </w:r>
     </w:p>
@@ -46189,12 +46732,353 @@
         <w:pStyle w:val="Heading3"/>
       </w:pPr>
       <w:r>
+        <w:t>Deployment diagram</w:t>
+      </w:r>
+    </w:p>
+    <w:tbl>
+      <w:tblPr>
+        <w:tblStyle w:val="TableGrid"/>
+        <w:tblW w:w="9360" w:type="dxa"/>
+        <w:tblBorders>
+          <w:top w:val="single" w:sz="4" w:space="0" w:color="BFBFBF"/>
+          <w:left w:val="single" w:sz="4" w:space="0" w:color="BFBFBF"/>
+          <w:bottom w:val="single" w:sz="4" w:space="0" w:color="BFBFBF"/>
+          <w:right w:val="single" w:sz="4" w:space="0" w:color="BFBFBF"/>
+          <w:insideH w:val="single" w:sz="4" w:space="0" w:color="BFBFBF"/>
+          <w:insideV w:val="single" w:sz="4" w:space="0" w:color="BFBFBF"/>
+        </w:tblBorders>
+      </w:tblPr>
+      <w:tblGrid>
+        <w:gridCol w:w="3120"/>
+        <w:gridCol w:w="3120"/>
+        <w:gridCol w:w="3120"/>
+      </w:tblGrid>
+      <w:tr>
+        <w:tc>
+          <w:tcPr>
+            <w:tcW w:w="3120" w:type="dxa"/>
+            <w:tcMar>
+              <w:top w:w="120" w:type="dxa"/>
+              <w:bottom w:w="120" w:type="dxa"/>
+              <w:left w:w="140" w:type="dxa"/>
+              <w:right w:w="140" w:type="dxa"/>
+            </w:tcMar>
+          </w:tcPr>
+          <w:p>
+            <w:r>
+              <w:rPr>
+                <w:b/>
+              </w:rPr>
+              <w:t>Layer</w:t>
+            </w:r>
+          </w:p>
+        </w:tc>
+        <w:tc>
+          <w:tcPr>
+            <w:tcW w:w="3120" w:type="dxa"/>
+            <w:tcMar>
+              <w:top w:w="120" w:type="dxa"/>
+              <w:bottom w:w="120" w:type="dxa"/>
+              <w:left w:w="140" w:type="dxa"/>
+              <w:right w:w="140" w:type="dxa"/>
+            </w:tcMar>
+          </w:tcPr>
+          <w:p>
+            <w:r>
+              <w:rPr>
+                <w:b/>
+              </w:rPr>
+              <w:t>Component</w:t>
+            </w:r>
+          </w:p>
+        </w:tc>
+        <w:tc>
+          <w:tcPr>
+            <w:tcW w:w="3120" w:type="dxa"/>
+            <w:tcMar>
+              <w:top w:w="120" w:type="dxa"/>
+              <w:bottom w:w="120" w:type="dxa"/>
+              <w:left w:w="140" w:type="dxa"/>
+              <w:right w:w="140" w:type="dxa"/>
+            </w:tcMar>
+          </w:tcPr>
+          <w:p>
+            <w:r>
+              <w:rPr>
+                <w:b/>
+              </w:rPr>
+              <w:t>Responsibility</w:t>
+            </w:r>
+          </w:p>
+        </w:tc>
+      </w:tr>
+      <w:tr>
+        <w:tc>
+          <w:tcPr>
+            <w:tcW w:w="3120" w:type="dxa"/>
+            <w:tcMar>
+              <w:top w:w="120" w:type="dxa"/>
+              <w:bottom w:w="120" w:type="dxa"/>
+              <w:left w:w="140" w:type="dxa"/>
+              <w:right w:w="140" w:type="dxa"/>
+            </w:tcMar>
+          </w:tcPr>
+          <w:p>
+            <w:r>
+              <w:t>Client</w:t>
+            </w:r>
+          </w:p>
+        </w:tc>
+        <w:tc>
+          <w:tcPr>
+            <w:tcW w:w="3120" w:type="dxa"/>
+            <w:tcMar>
+              <w:top w:w="120" w:type="dxa"/>
+              <w:bottom w:w="120" w:type="dxa"/>
+              <w:left w:w="140" w:type="dxa"/>
+              <w:right w:w="140" w:type="dxa"/>
+            </w:tcMar>
+          </w:tcPr>
+          <w:p>
+            <w:r>
+              <w:t>Browser</w:t>
+            </w:r>
+          </w:p>
+        </w:tc>
+        <w:tc>
+          <w:tcPr>
+            <w:tcW w:w="3120" w:type="dxa"/>
+            <w:tcMar>
+              <w:top w:w="120" w:type="dxa"/>
+              <w:bottom w:w="120" w:type="dxa"/>
+              <w:left w:w="140" w:type="dxa"/>
+              <w:right w:w="140" w:type="dxa"/>
+            </w:tcMar>
+          </w:tcPr>
+          <w:p>
+            <w:r>
+              <w:t>User accesses the bilingual web interface.</w:t>
+            </w:r>
+          </w:p>
+        </w:tc>
+      </w:tr>
+      <w:tr>
+        <w:tc>
+          <w:tcPr>
+            <w:tcW w:w="3120" w:type="dxa"/>
+            <w:tcMar>
+              <w:top w:w="120" w:type="dxa"/>
+              <w:bottom w:w="120" w:type="dxa"/>
+              <w:left w:w="140" w:type="dxa"/>
+              <w:right w:w="140" w:type="dxa"/>
+            </w:tcMar>
+          </w:tcPr>
+          <w:p>
+            <w:r>
+              <w:t>Frontend</w:t>
+            </w:r>
+          </w:p>
+        </w:tc>
+        <w:tc>
+          <w:tcPr>
+            <w:tcW w:w="3120" w:type="dxa"/>
+            <w:tcMar>
+              <w:top w:w="120" w:type="dxa"/>
+              <w:bottom w:w="120" w:type="dxa"/>
+              <w:left w:w="140" w:type="dxa"/>
+              <w:right w:w="140" w:type="dxa"/>
+            </w:tcMar>
+          </w:tcPr>
+          <w:p>
+            <w:r>
+              <w:t>Next.js</w:t>
+            </w:r>
+          </w:p>
+        </w:tc>
+        <w:tc>
+          <w:tcPr>
+            <w:tcW w:w="3120" w:type="dxa"/>
+            <w:tcMar>
+              <w:top w:w="120" w:type="dxa"/>
+              <w:bottom w:w="120" w:type="dxa"/>
+              <w:left w:w="140" w:type="dxa"/>
+              <w:right w:w="140" w:type="dxa"/>
+            </w:tcMar>
+          </w:tcPr>
+          <w:p>
+            <w:r>
+              <w:t>Renders pages, handles localization, and calls backend APIs.</w:t>
+            </w:r>
+          </w:p>
+        </w:tc>
+      </w:tr>
+      <w:tr>
+        <w:tc>
+          <w:tcPr>
+            <w:tcW w:w="3120" w:type="dxa"/>
+            <w:tcMar>
+              <w:top w:w="120" w:type="dxa"/>
+              <w:bottom w:w="120" w:type="dxa"/>
+              <w:left w:w="140" w:type="dxa"/>
+              <w:right w:w="140" w:type="dxa"/>
+            </w:tcMar>
+          </w:tcPr>
+          <w:p>
+            <w:r>
+              <w:t>Backend</w:t>
+            </w:r>
+          </w:p>
+        </w:tc>
+        <w:tc>
+          <w:tcPr>
+            <w:tcW w:w="3120" w:type="dxa"/>
+            <w:tcMar>
+              <w:top w:w="120" w:type="dxa"/>
+              <w:bottom w:w="120" w:type="dxa"/>
+              <w:left w:w="140" w:type="dxa"/>
+              <w:right w:w="140" w:type="dxa"/>
+            </w:tcMar>
+          </w:tcPr>
+          <w:p>
+            <w:r>
+              <w:t>FastAPI</w:t>
+            </w:r>
+          </w:p>
+        </w:tc>
+        <w:tc>
+          <w:tcPr>
+            <w:tcW w:w="3120" w:type="dxa"/>
+            <w:tcMar>
+              <w:top w:w="120" w:type="dxa"/>
+              <w:bottom w:w="120" w:type="dxa"/>
+              <w:left w:w="140" w:type="dxa"/>
+              <w:right w:w="140" w:type="dxa"/>
+            </w:tcMar>
+          </w:tcPr>
+          <w:p>
+            <w:r>
+              <w:t>Validates requests, authorizes access, runs services, and records agent runs.</w:t>
+            </w:r>
+          </w:p>
+        </w:tc>
+      </w:tr>
+      <w:tr>
+        <w:tc>
+          <w:tcPr>
+            <w:tcW w:w="3120" w:type="dxa"/>
+            <w:tcMar>
+              <w:top w:w="120" w:type="dxa"/>
+              <w:bottom w:w="120" w:type="dxa"/>
+              <w:left w:w="140" w:type="dxa"/>
+              <w:right w:w="140" w:type="dxa"/>
+            </w:tcMar>
+          </w:tcPr>
+          <w:p>
+            <w:r>
+              <w:t>Data platform</w:t>
+            </w:r>
+          </w:p>
+        </w:tc>
+        <w:tc>
+          <w:tcPr>
+            <w:tcW w:w="3120" w:type="dxa"/>
+            <w:tcMar>
+              <w:top w:w="120" w:type="dxa"/>
+              <w:bottom w:w="120" w:type="dxa"/>
+              <w:left w:w="140" w:type="dxa"/>
+              <w:right w:w="140" w:type="dxa"/>
+            </w:tcMar>
+          </w:tcPr>
+          <w:p>
+            <w:r>
+              <w:t>Supabase Auth and Postgres</w:t>
+            </w:r>
+          </w:p>
+        </w:tc>
+        <w:tc>
+          <w:tcPr>
+            <w:tcW w:w="3120" w:type="dxa"/>
+            <w:tcMar>
+              <w:top w:w="120" w:type="dxa"/>
+              <w:bottom w:w="120" w:type="dxa"/>
+              <w:left w:w="140" w:type="dxa"/>
+              <w:right w:w="140" w:type="dxa"/>
+            </w:tcMar>
+          </w:tcPr>
+          <w:p>
+            <w:r>
+              <w:t>Stores users, businesses, reviews, sentiment results, generated content, and agent metadata.</w:t>
+            </w:r>
+          </w:p>
+        </w:tc>
+      </w:tr>
+      <w:tr>
+        <w:tc>
+          <w:tcPr>
+            <w:tcW w:w="3120" w:type="dxa"/>
+            <w:tcMar>
+              <w:top w:w="120" w:type="dxa"/>
+              <w:bottom w:w="120" w:type="dxa"/>
+              <w:left w:w="140" w:type="dxa"/>
+              <w:right w:w="140" w:type="dxa"/>
+            </w:tcMar>
+          </w:tcPr>
+          <w:p>
+            <w:r>
+              <w:t>AI and import services</w:t>
+            </w:r>
+          </w:p>
+        </w:tc>
+        <w:tc>
+          <w:tcPr>
+            <w:tcW w:w="3120" w:type="dxa"/>
+            <w:tcMar>
+              <w:top w:w="120" w:type="dxa"/>
+              <w:bottom w:w="120" w:type="dxa"/>
+              <w:left w:w="140" w:type="dxa"/>
+              <w:right w:w="140" w:type="dxa"/>
+            </w:tcMar>
+          </w:tcPr>
+          <w:p>
+            <w:r>
+              <w:t>Sentiment API, Google review API, LLM provider</w:t>
+            </w:r>
+          </w:p>
+        </w:tc>
+        <w:tc>
+          <w:tcPr>
+            <w:tcW w:w="3120" w:type="dxa"/>
+            <w:tcMar>
+              <w:top w:w="120" w:type="dxa"/>
+              <w:bottom w:w="120" w:type="dxa"/>
+              <w:left w:w="140" w:type="dxa"/>
+              <w:right w:w="140" w:type="dxa"/>
+            </w:tcMar>
+          </w:tcPr>
+          <w:p>
+            <w:r>
+              <w:t>Classifies reviews, imports external reviews, and generates editable content.</w:t>
+            </w:r>
+          </w:p>
+        </w:tc>
+      </w:tr>
+    </w:tbl>
+    <w:p>
+      <w:r>
+        <w:t>Figure 19: Deployment Architecture Diagram</w:t>
+      </w:r>
+    </w:p>
+    <w:p>
+      <w:pPr>
+        <w:pStyle w:val="Heading3"/>
+      </w:pPr>
+      <w:r>
         <w:t>9.1 Deployment architecture</w:t>
       </w:r>
     </w:p>
     <w:p>
       <w:r>
-        <w:t>The recommended deployment path is: browser client to Next.js frontend, Next.js to FastAPI backend, FastAPI to Supabase Postgres and Auth, and FastAPI to external AI providers or local AI microservices when configured. The sentiment API and Google Maps review API can run as separate containers so they can be scaled, restarted, or replaced without changing the main backend routes.</w:t>
+        <w:t>The recommended deployment path is browser client to Next.js frontend, Next.js to FastAPI backend, FastAPI to Supabase Postgres and Auth, and FastAPI to external AI providers or local AI microservices when configured. The sentiment API and Google Maps review API can run as separate containers so they can be scaled or replaced without changing the main backend routes.</w:t>
       </w:r>
     </w:p>
     <w:p>
@@ -46207,7 +47091,7 @@
     </w:p>
     <w:p>
       <w:r>
-        <w:t>The required configuration includes Supabase URL, Supabase anon key, Supabase service role key, database URL, backend API base URL, frontend public API base URL, AI provider key when used, and service URLs for sentiment and review import providers. Secrets stay on the server side. The frontend receives only public values that are safe for browser use.</w:t>
+        <w:t>The required configuration includes Supabase URL, Supabase anon key, Supabase service role key, database URL, backend API base URL, frontend public API base URL, AI provider key when used, and service URLs for sentiment and review import providers. Secrets stay on the server side.</w:t>
       </w:r>
     </w:p>
     <w:p>
@@ -46220,7 +47104,7 @@
     </w:p>
     <w:p>
       <w:r>
-        <w:t>The system can be maintained by keeping Alembic migrations in order, adding provider tests for each external integration, logging agent runs, and monitoring failed imports or generation requests. The review, sentiment, content, and agent tables are separated so each workflow can grow independently. If model based sentiment analysis is expanded, the sentiment service can switch providers without changing the rest of the app.</w:t>
+        <w:t>The system can be maintained by keeping Alembic migrations in order, adding provider tests for each external integration, logging agent runs, and monitoring failed imports or generation requests. The sentiment provider can be upgraded to the selected XLM-RoBERTa based model without changing the rest of the application contract.</w:t>
       </w:r>
     </w:p>
     <w:p>
@@ -46241,12 +47125,12 @@
     </w:p>
     <w:p>
       <w:r>
-        <w:t>The final implementation is narrower than the first proposal, but it is more realistic for the project timeline. OwnerMate now concentrates on the part of the business workflow that can be tested with available data: customer reviews. This choice gives the system a clear path from ingestion to analysis to reply generation, instead of mixing incomplete forecasting work with finished review intelligence features.</w:t>
-      </w:r>
-    </w:p>
-    <w:p>
-      <w:r>
-        <w:t>The agent layer was useful because it gives the frontend one structured way to request different actions while keeping business logic inside services. The main limitation is that the current local providers are partly mocked for development. A production version should connect the sentiment provider to a labeled and evaluated model, connect content generation to an approved LLM provider, and collect enough review data to measure Arabic dialect performance.</w:t>
+        <w:t>The final implementation is narrower than the first proposal, but it is stronger because the completed features now have evidence. The sentiment report shows that multilingual review classification is feasible, with XLM-RoBERTa reaching 0.830 F1 score on the balanced corpus. The operational report shows that OwnerMate style analysis can produce useful business guidance, with a 91.47 percent average quality score.</w:t>
+      </w:r>
+    </w:p>
+    <w:p>
+      <w:r>
+        <w:t>The main limitation is local specificity. The sentiment experiment uses large public datasets, but a final Jordanian product still needs a labeled local test set that includes dialect, slang, and code switching from real businesses. The operational report is also a sample evaluation, so future work should test more businesses, more branches, and more time periods.</w:t>
       </w:r>
     </w:p>
     <w:p>
@@ -46259,142 +47143,63 @@
     </w:p>
     <w:p>
       <w:r>
-        <w:t>OwnerMate was implemented as a bilingual web platform for review centered business assistance. The prototype supports review ingestion, sentiment analysis, review summaries, editable content generation, and structured agent routing. It also includes authentication, business scoped access, database persistence, Docker based startup, and automated tests for the main backend workflows.</w:t>
-      </w:r>
-    </w:p>
-    <w:p>
-      <w:r>
-        <w:t>The project still has room to grow. The most important next step is to replace mock providers with evaluated production providers and to run a formal sentiment evaluation on a labeled Jordanian Arabic and English review dataset. Forecasting and predictive inventory can be added later as a separate module after reliable sales data is collected and the model can be tested properly.</w:t>
+        <w:t>OwnerMate was implemented as a bilingual web platform for review centered business assistance and operational reporting. The prototype supports review ingestion, multilingual sentiment analysis, review summaries, editable content generation, structured agent routing, authenticated access, database persistence, Docker based startup, and automated tests for core workflows.</w:t>
+      </w:r>
+    </w:p>
+    <w:p>
+      <w:r>
+        <w:t>The uploaded reports strengthen Phase II by adding measurable results. XLM-RoBERTa achieved the best sentiment score among the tested models, and the operational report passed all evaluated quality metrics. Forecasting and predictive inventory should remain future work until the team has a clean historical sales dataset, baseline models, and a separate evaluation plan.</w:t>
       </w:r>
     </w:p>
     <w:p>
       <w:pPr>
         <w:pStyle w:val="Heading2"/>
-        <w:numPr>
-          <w:ilvl w:val="1"/>
-          <w:numId w:val="3"/>
-        </w:numPr>
-        <w:tabs>
-          <w:tab w:pos="810" w:val="left" w:leader="none"/>
-        </w:tabs>
-        <w:spacing w:line="240" w:lineRule="auto" w:before="0" w:after="0"/>
-        <w:ind w:left="810" w:right="0" w:hanging="645"/>
-        <w:jc w:val="left"/>
-      </w:pPr>
-      <w:bookmarkStart w:name="Difficulties Faced" w:id="142"/>
-      <w:bookmarkEnd w:id="142"/>
-      <w:r>
-        <w:rPr>
-          <w:b w:val="0"/>
-        </w:rPr>
-      </w:r>
-      <w:bookmarkStart w:name="_bookmark80" w:id="143"/>
-      <w:bookmarkEnd w:id="143"/>
-      <w:r>
-        <w:rPr>
-          <w:b w:val="0"/>
-        </w:rPr>
-      </w:r>
-      <w:r>
-        <w:rPr/>
-        <w:t>Difficulties</w:t>
-      </w:r>
-      <w:r>
-        <w:rPr>
-          <w:spacing w:val="14"/>
-        </w:rPr>
-        <w:t> </w:t>
-      </w:r>
-      <w:r>
-        <w:rPr>
-          <w:spacing w:val="-2"/>
-        </w:rPr>
-        <w:t>Faced</w:t>
-      </w:r>
-    </w:p>
-    <w:p>
-      <w:r>
-        <w:t>During the implementation phase, the main challenge was keeping the scope realistic. The original proposal included forecasting and inventory prediction, but the available time and data were better suited to a review intelligence workflow. The team therefore focused on features that could be implemented and tested with the current repository.</w:t>
-      </w:r>
-    </w:p>
-    <w:p>
-      <w:r>
-        <w:t>Review data preparation also required extra work. Imported files can come from different tools and use different column names, so the backend needed flexible mapping, validation, and duplicate handling. Arabic and English support added another layer because the system has to preserve the original review language and still return useful sentiment labels.</w:t>
-      </w:r>
-    </w:p>
-    <w:p>
-      <w:r>
-        <w:t>The agent layer had to stay simple. Instead of building an open ended agent that might call unsupported tools, the orchestrator was limited to approved task types. This made routing easier to test and kept unsupported forecasting tasks out of the final implementation.</w:t>
-      </w:r>
-    </w:p>
-    <w:p>
-      <w:r>
-        <w:t>External providers were another limitation. The project includes provider interfaces for sentiment analysis, content generation, and Google review import, but production quality results require approved credentials, monitored APIs, and evaluated models. For local testing, mock providers were useful because they made the main workflows repeatable.</w:t>
+      </w:pPr>
+      <w:r>
+        <w:t>Difficulties Faced</w:t>
+      </w:r>
+    </w:p>
+    <w:p>
+      <w:r>
+        <w:t>During implementation, the main challenge was keeping the scope realistic. The first proposal included forecasting and inventory prediction, but the available reports and repository were better suited to review intelligence and operational reporting. The team focused on work that could be implemented, tested, and supported with evidence.</w:t>
+      </w:r>
+    </w:p>
+    <w:p>
+      <w:r>
+        <w:t>The sentiment model work also had practical limits. Public datasets helped build a strong baseline, but they do not fully represent Jordanian dialect. Sequence length was limited to 128 tokens for efficiency, which can remove useful context from long reviews. The three class sentiment label scheme is useful for dashboards, but it loses the difference between mild and strong opinions.</w:t>
+      </w:r>
+    </w:p>
+    <w:p>
+      <w:r>
+        <w:t>Operational reporting introduced a different challenge: clarity. The report scored well overall, but the lowest score was clarity for a non technical owner at 79.1 percent. This means future reports should simplify dense wording and explain statistical terms in more direct business language.</w:t>
       </w:r>
     </w:p>
     <w:p>
       <w:pPr>
         <w:pStyle w:val="Heading2"/>
-        <w:numPr>
-          <w:ilvl w:val="1"/>
-          <w:numId w:val="3"/>
-        </w:numPr>
-        <w:tabs>
-          <w:tab w:pos="810" w:val="left" w:leader="none"/>
-        </w:tabs>
-        <w:spacing w:line="240" w:lineRule="auto" w:before="0" w:after="0"/>
-        <w:ind w:left="810" w:right="0" w:hanging="645"/>
-        <w:jc w:val="left"/>
-      </w:pPr>
-      <w:bookmarkStart w:name="Future Works" w:id="144"/>
-      <w:bookmarkEnd w:id="144"/>
-      <w:r>
-        <w:rPr>
-          <w:b w:val="0"/>
-        </w:rPr>
-      </w:r>
-      <w:bookmarkStart w:name="_bookmark81" w:id="145"/>
-      <w:bookmarkEnd w:id="145"/>
-      <w:r>
-        <w:rPr>
-          <w:b w:val="0"/>
-        </w:rPr>
-      </w:r>
-      <w:r>
-        <w:rPr/>
-        <w:t>Future</w:t>
-      </w:r>
-      <w:r>
-        <w:rPr>
-          <w:spacing w:val="12"/>
-        </w:rPr>
-        <w:t> </w:t>
-      </w:r>
-      <w:r>
-        <w:rPr>
-          <w:spacing w:val="-4"/>
-        </w:rPr>
-        <w:t>Works</w:t>
-      </w:r>
-    </w:p>
-    <w:p>
-      <w:r>
-        <w:t>Future development should first replace local mock providers with production providers. The sentiment service should be connected to a trained model and evaluated on a labeled Jordanian Arabic and English review dataset. The content generation service should use an approved LLM provider and keep the current edit before use workflow.</w:t>
-      </w:r>
-    </w:p>
-    <w:p>
-      <w:r>
-        <w:t>The review ingestion layer can also be expanded. Additional source connectors, better import job monitoring, and stronger source metadata would make the system more useful for businesses that collect feedback from more than one platform.</w:t>
-      </w:r>
-    </w:p>
-    <w:p>
-      <w:r>
-        <w:t>Predictive demand forecasting and inventory optimization should remain a separate future module. Before adding it, the team needs a clean historical sales dataset, baseline models, evaluation metrics such as MAPE and RMSE, and a clear decision about how forecast results will appear in the user interface.</w:t>
-      </w:r>
-    </w:p>
-    <w:p>
-      <w:r>
-        <w:t>A mobile application is another reasonable extension. Push notifications for negative reviews, pending replies, and failed imports would help owners react faster without keeping the dashboard open.</w:t>
+      </w:pPr>
+      <w:r>
+        <w:t>Future Works</w:t>
+      </w:r>
+    </w:p>
+    <w:p>
+      <w:r>
+        <w:t>Future development should first validate the sentiment model on a local Jordanian review dataset. This test set should include Arabic dialect, English, and mixed Arabic-English reviews from real businesses. The model should also be evaluated by language and dialect group, not only with one overall F1 score.</w:t>
+      </w:r>
+    </w:p>
+    <w:p>
+      <w:r>
+        <w:t>The operational report workflow should be tested across more businesses and longer time windows. Future versions should compare generated recommendations with owner feedback to check whether the suggested actions are practical.</w:t>
+      </w:r>
+    </w:p>
+    <w:p>
+      <w:r>
+        <w:t>Predictive demand forecasting and inventory optimization should remain a separate future module. Before adding it, the team needs a clean historical sales dataset, baseline models, metrics such as MAPE and RMSE, and a clear UI design for showing forecast results.</w:t>
+      </w:r>
+    </w:p>
+    <w:p>
+      <w:r>
+        <w:t>A mobile application is another reasonable extension. Push notifications for negative reviews, pending replies, failed imports, and urgent operational issues would help owners respond faster without keeping the dashboard open.</w:t>
       </w:r>
     </w:p>
     <w:p>
@@ -47822,6 +48627,522 @@
           <w:sz w:val="24"/>
         </w:rPr>
         <w:t>, 2025.</w:t>
+      </w:r>
+    </w:p>
+    <w:p>
+      <w:r>
+        <w:br w:type="page"/>
+      </w:r>
+    </w:p>
+    <w:p>
+      <w:pPr>
+        <w:pStyle w:val="Heading1"/>
+      </w:pPr>
+      <w:r>
+        <w:t>Appendices</w:t>
+      </w:r>
+    </w:p>
+    <w:p>
+      <w:pPr>
+        <w:pStyle w:val="Heading2"/>
+      </w:pPr>
+      <w:r>
+        <w:t>Appendix A: User manual</w:t>
+      </w:r>
+    </w:p>
+    <w:tbl>
+      <w:tblPr>
+        <w:tblStyle w:val="TableGrid"/>
+        <w:tblW w:w="9360" w:type="dxa"/>
+        <w:tblBorders>
+          <w:top w:val="single" w:sz="4" w:space="0" w:color="BFBFBF"/>
+          <w:left w:val="single" w:sz="4" w:space="0" w:color="BFBFBF"/>
+          <w:bottom w:val="single" w:sz="4" w:space="0" w:color="BFBFBF"/>
+          <w:right w:val="single" w:sz="4" w:space="0" w:color="BFBFBF"/>
+          <w:insideH w:val="single" w:sz="4" w:space="0" w:color="BFBFBF"/>
+          <w:insideV w:val="single" w:sz="4" w:space="0" w:color="BFBFBF"/>
+        </w:tblBorders>
+      </w:tblPr>
+      <w:tblGrid>
+        <w:gridCol w:w="4680"/>
+        <w:gridCol w:w="4680"/>
+      </w:tblGrid>
+      <w:tr>
+        <w:tc>
+          <w:tcPr>
+            <w:tcW w:w="4680" w:type="dxa"/>
+            <w:tcMar>
+              <w:top w:w="120" w:type="dxa"/>
+              <w:bottom w:w="120" w:type="dxa"/>
+              <w:left w:w="140" w:type="dxa"/>
+              <w:right w:w="140" w:type="dxa"/>
+            </w:tcMar>
+          </w:tcPr>
+          <w:p>
+            <w:r>
+              <w:rPr>
+                <w:b/>
+              </w:rPr>
+              <w:t>Task</w:t>
+            </w:r>
+          </w:p>
+        </w:tc>
+        <w:tc>
+          <w:tcPr>
+            <w:tcW w:w="4680" w:type="dxa"/>
+            <w:tcMar>
+              <w:top w:w="120" w:type="dxa"/>
+              <w:bottom w:w="120" w:type="dxa"/>
+              <w:left w:w="140" w:type="dxa"/>
+              <w:right w:w="140" w:type="dxa"/>
+            </w:tcMar>
+          </w:tcPr>
+          <w:p>
+            <w:r>
+              <w:rPr>
+                <w:b/>
+              </w:rPr>
+              <w:t>User steps</w:t>
+            </w:r>
+          </w:p>
+        </w:tc>
+      </w:tr>
+      <w:tr>
+        <w:tc>
+          <w:tcPr>
+            <w:tcW w:w="4680" w:type="dxa"/>
+            <w:tcMar>
+              <w:top w:w="120" w:type="dxa"/>
+              <w:bottom w:w="120" w:type="dxa"/>
+              <w:left w:w="140" w:type="dxa"/>
+              <w:right w:w="140" w:type="dxa"/>
+            </w:tcMar>
+          </w:tcPr>
+          <w:p>
+            <w:r>
+              <w:t>Sign in</w:t>
+            </w:r>
+          </w:p>
+        </w:tc>
+        <w:tc>
+          <w:tcPr>
+            <w:tcW w:w="4680" w:type="dxa"/>
+            <w:tcMar>
+              <w:top w:w="120" w:type="dxa"/>
+              <w:bottom w:w="120" w:type="dxa"/>
+              <w:left w:w="140" w:type="dxa"/>
+              <w:right w:w="140" w:type="dxa"/>
+            </w:tcMar>
+          </w:tcPr>
+          <w:p>
+            <w:r>
+              <w:t>Open OwnerMate, choose the preferred language, enter credentials, and continue to the protected dashboard.</w:t>
+            </w:r>
+          </w:p>
+        </w:tc>
+      </w:tr>
+      <w:tr>
+        <w:tc>
+          <w:tcPr>
+            <w:tcW w:w="4680" w:type="dxa"/>
+            <w:tcMar>
+              <w:top w:w="120" w:type="dxa"/>
+              <w:bottom w:w="120" w:type="dxa"/>
+              <w:left w:w="140" w:type="dxa"/>
+              <w:right w:w="140" w:type="dxa"/>
+            </w:tcMar>
+          </w:tcPr>
+          <w:p>
+            <w:r>
+              <w:t>Review dashboard</w:t>
+            </w:r>
+          </w:p>
+        </w:tc>
+        <w:tc>
+          <w:tcPr>
+            <w:tcW w:w="4680" w:type="dxa"/>
+            <w:tcMar>
+              <w:top w:w="120" w:type="dxa"/>
+              <w:bottom w:w="120" w:type="dxa"/>
+              <w:left w:w="140" w:type="dxa"/>
+              <w:right w:w="140" w:type="dxa"/>
+            </w:tcMar>
+          </w:tcPr>
+          <w:p>
+            <w:r>
+              <w:t>Open the dashboard to inspect review status, recent activity, and operational report signals.</w:t>
+            </w:r>
+          </w:p>
+        </w:tc>
+      </w:tr>
+      <w:tr>
+        <w:tc>
+          <w:tcPr>
+            <w:tcW w:w="4680" w:type="dxa"/>
+            <w:tcMar>
+              <w:top w:w="120" w:type="dxa"/>
+              <w:bottom w:w="120" w:type="dxa"/>
+              <w:left w:w="140" w:type="dxa"/>
+              <w:right w:w="140" w:type="dxa"/>
+            </w:tcMar>
+          </w:tcPr>
+          <w:p>
+            <w:r>
+              <w:t>Import reviews</w:t>
+            </w:r>
+          </w:p>
+        </w:tc>
+        <w:tc>
+          <w:tcPr>
+            <w:tcW w:w="4680" w:type="dxa"/>
+            <w:tcMar>
+              <w:top w:w="120" w:type="dxa"/>
+              <w:bottom w:w="120" w:type="dxa"/>
+              <w:left w:w="140" w:type="dxa"/>
+              <w:right w:w="140" w:type="dxa"/>
+            </w:tcMar>
+          </w:tcPr>
+          <w:p>
+            <w:r>
+              <w:t>Open Reviews, choose upload or source import, provide the review file or source details, and review validation feedback.</w:t>
+            </w:r>
+          </w:p>
+        </w:tc>
+      </w:tr>
+      <w:tr>
+        <w:tc>
+          <w:tcPr>
+            <w:tcW w:w="4680" w:type="dxa"/>
+            <w:tcMar>
+              <w:top w:w="120" w:type="dxa"/>
+              <w:bottom w:w="120" w:type="dxa"/>
+              <w:left w:w="140" w:type="dxa"/>
+              <w:right w:w="140" w:type="dxa"/>
+            </w:tcMar>
+          </w:tcPr>
+          <w:p>
+            <w:r>
+              <w:t>Inspect sentiment</w:t>
+            </w:r>
+          </w:p>
+        </w:tc>
+        <w:tc>
+          <w:tcPr>
+            <w:tcW w:w="4680" w:type="dxa"/>
+            <w:tcMar>
+              <w:top w:w="120" w:type="dxa"/>
+              <w:bottom w:w="120" w:type="dxa"/>
+              <w:left w:w="140" w:type="dxa"/>
+              <w:right w:w="140" w:type="dxa"/>
+            </w:tcMar>
+          </w:tcPr>
+          <w:p>
+            <w:r>
+              <w:t>Open a review or review insights page to see sentiment label, confidence, tags, and language.</w:t>
+            </w:r>
+          </w:p>
+        </w:tc>
+      </w:tr>
+      <w:tr>
+        <w:tc>
+          <w:tcPr>
+            <w:tcW w:w="4680" w:type="dxa"/>
+            <w:tcMar>
+              <w:top w:w="120" w:type="dxa"/>
+              <w:bottom w:w="120" w:type="dxa"/>
+              <w:left w:w="140" w:type="dxa"/>
+              <w:right w:w="140" w:type="dxa"/>
+            </w:tcMar>
+          </w:tcPr>
+          <w:p>
+            <w:r>
+              <w:t>Generate content</w:t>
+            </w:r>
+          </w:p>
+        </w:tc>
+        <w:tc>
+          <w:tcPr>
+            <w:tcW w:w="4680" w:type="dxa"/>
+            <w:tcMar>
+              <w:top w:w="120" w:type="dxa"/>
+              <w:bottom w:w="120" w:type="dxa"/>
+              <w:left w:w="140" w:type="dxa"/>
+              <w:right w:w="140" w:type="dxa"/>
+            </w:tcMar>
+          </w:tcPr>
+          <w:p>
+            <w:r>
+              <w:t>Choose a review or marketing context, select language and tone, generate a draft, edit it, then save or copy it.</w:t>
+            </w:r>
+          </w:p>
+        </w:tc>
+      </w:tr>
+      <w:tr>
+        <w:tc>
+          <w:tcPr>
+            <w:tcW w:w="4680" w:type="dxa"/>
+            <w:tcMar>
+              <w:top w:w="120" w:type="dxa"/>
+              <w:bottom w:w="120" w:type="dxa"/>
+              <w:left w:w="140" w:type="dxa"/>
+              <w:right w:w="140" w:type="dxa"/>
+            </w:tcMar>
+          </w:tcPr>
+          <w:p>
+            <w:r>
+              <w:t>Update settings</w:t>
+            </w:r>
+          </w:p>
+        </w:tc>
+        <w:tc>
+          <w:tcPr>
+            <w:tcW w:w="4680" w:type="dxa"/>
+            <w:tcMar>
+              <w:top w:w="120" w:type="dxa"/>
+              <w:bottom w:w="120" w:type="dxa"/>
+              <w:left w:w="140" w:type="dxa"/>
+              <w:right w:w="140" w:type="dxa"/>
+            </w:tcMar>
+          </w:tcPr>
+          <w:p>
+            <w:r>
+              <w:t>Open Settings to manage language, theme, and account preferences.</w:t>
+            </w:r>
+          </w:p>
+        </w:tc>
+      </w:tr>
+    </w:tbl>
+    <w:p>
+      <w:pPr>
+        <w:pStyle w:val="Heading2"/>
+      </w:pPr>
+      <w:r>
+        <w:t>Appendix B: Test evidence summary</w:t>
+      </w:r>
+    </w:p>
+    <w:tbl>
+      <w:tblPr>
+        <w:tblStyle w:val="TableGrid"/>
+        <w:tblW w:w="9360" w:type="dxa"/>
+        <w:tblBorders>
+          <w:top w:val="single" w:sz="4" w:space="0" w:color="BFBFBF"/>
+          <w:left w:val="single" w:sz="4" w:space="0" w:color="BFBFBF"/>
+          <w:bottom w:val="single" w:sz="4" w:space="0" w:color="BFBFBF"/>
+          <w:right w:val="single" w:sz="4" w:space="0" w:color="BFBFBF"/>
+          <w:insideH w:val="single" w:sz="4" w:space="0" w:color="BFBFBF"/>
+          <w:insideV w:val="single" w:sz="4" w:space="0" w:color="BFBFBF"/>
+        </w:tblBorders>
+      </w:tblPr>
+      <w:tblGrid>
+        <w:gridCol w:w="4680"/>
+        <w:gridCol w:w="4680"/>
+      </w:tblGrid>
+      <w:tr>
+        <w:tc>
+          <w:tcPr>
+            <w:tcW w:w="4680" w:type="dxa"/>
+            <w:tcMar>
+              <w:top w:w="120" w:type="dxa"/>
+              <w:bottom w:w="120" w:type="dxa"/>
+              <w:left w:w="140" w:type="dxa"/>
+              <w:right w:w="140" w:type="dxa"/>
+            </w:tcMar>
+          </w:tcPr>
+          <w:p>
+            <w:r>
+              <w:rPr>
+                <w:b/>
+              </w:rPr>
+              <w:t>Test group</w:t>
+            </w:r>
+          </w:p>
+        </w:tc>
+        <w:tc>
+          <w:tcPr>
+            <w:tcW w:w="4680" w:type="dxa"/>
+            <w:tcMar>
+              <w:top w:w="120" w:type="dxa"/>
+              <w:bottom w:w="120" w:type="dxa"/>
+              <w:left w:w="140" w:type="dxa"/>
+              <w:right w:w="140" w:type="dxa"/>
+            </w:tcMar>
+          </w:tcPr>
+          <w:p>
+            <w:r>
+              <w:rPr>
+                <w:b/>
+              </w:rPr>
+              <w:t>Evidence</w:t>
+            </w:r>
+          </w:p>
+        </w:tc>
+      </w:tr>
+      <w:tr>
+        <w:tc>
+          <w:tcPr>
+            <w:tcW w:w="4680" w:type="dxa"/>
+            <w:tcMar>
+              <w:top w:w="120" w:type="dxa"/>
+              <w:bottom w:w="120" w:type="dxa"/>
+              <w:left w:w="140" w:type="dxa"/>
+              <w:right w:w="140" w:type="dxa"/>
+            </w:tcMar>
+          </w:tcPr>
+          <w:p>
+            <w:r>
+              <w:t>Backend unit tests</w:t>
+            </w:r>
+          </w:p>
+        </w:tc>
+        <w:tc>
+          <w:tcPr>
+            <w:tcW w:w="4680" w:type="dxa"/>
+            <w:tcMar>
+              <w:top w:w="120" w:type="dxa"/>
+              <w:bottom w:w="120" w:type="dxa"/>
+              <w:left w:w="140" w:type="dxa"/>
+              <w:right w:w="140" w:type="dxa"/>
+            </w:tcMar>
+          </w:tcPr>
+          <w:p>
+            <w:r>
+              <w:t>Orchestrator, sentiment service, content service, review service, auth, authorization, dashboard, settings, and provider tests.</w:t>
+            </w:r>
+          </w:p>
+        </w:tc>
+      </w:tr>
+      <w:tr>
+        <w:tc>
+          <w:tcPr>
+            <w:tcW w:w="4680" w:type="dxa"/>
+            <w:tcMar>
+              <w:top w:w="120" w:type="dxa"/>
+              <w:bottom w:w="120" w:type="dxa"/>
+              <w:left w:w="140" w:type="dxa"/>
+              <w:right w:w="140" w:type="dxa"/>
+            </w:tcMar>
+          </w:tcPr>
+          <w:p>
+            <w:r>
+              <w:t>Integration style tests</w:t>
+            </w:r>
+          </w:p>
+        </w:tc>
+        <w:tc>
+          <w:tcPr>
+            <w:tcW w:w="4680" w:type="dxa"/>
+            <w:tcMar>
+              <w:top w:w="120" w:type="dxa"/>
+              <w:bottom w:w="120" w:type="dxa"/>
+              <w:left w:w="140" w:type="dxa"/>
+              <w:right w:w="140" w:type="dxa"/>
+            </w:tcMar>
+          </w:tcPr>
+          <w:p>
+            <w:r>
+              <w:t>Agent routes, sentiment routes, content routes, review routes, dashboard routes, settings routes, sales routes, and health routes.</w:t>
+            </w:r>
+          </w:p>
+        </w:tc>
+      </w:tr>
+      <w:tr>
+        <w:tc>
+          <w:tcPr>
+            <w:tcW w:w="4680" w:type="dxa"/>
+            <w:tcMar>
+              <w:top w:w="120" w:type="dxa"/>
+              <w:bottom w:w="120" w:type="dxa"/>
+              <w:left w:w="140" w:type="dxa"/>
+              <w:right w:w="140" w:type="dxa"/>
+            </w:tcMar>
+          </w:tcPr>
+          <w:p>
+            <w:r>
+              <w:t>Frontend E2E tests</w:t>
+            </w:r>
+          </w:p>
+        </w:tc>
+        <w:tc>
+          <w:tcPr>
+            <w:tcW w:w="4680" w:type="dxa"/>
+            <w:tcMar>
+              <w:top w:w="120" w:type="dxa"/>
+              <w:bottom w:w="120" w:type="dxa"/>
+              <w:left w:w="140" w:type="dxa"/>
+              <w:right w:w="140" w:type="dxa"/>
+            </w:tcMar>
+          </w:tcPr>
+          <w:p>
+            <w:r>
+              <w:t>Playwright smoke, authentication flow, and readability checks.</w:t>
+            </w:r>
+          </w:p>
+        </w:tc>
+      </w:tr>
+      <w:tr>
+        <w:tc>
+          <w:tcPr>
+            <w:tcW w:w="4680" w:type="dxa"/>
+            <w:tcMar>
+              <w:top w:w="120" w:type="dxa"/>
+              <w:bottom w:w="120" w:type="dxa"/>
+              <w:left w:w="140" w:type="dxa"/>
+              <w:right w:w="140" w:type="dxa"/>
+            </w:tcMar>
+          </w:tcPr>
+          <w:p>
+            <w:r>
+              <w:t>Provider tests</w:t>
+            </w:r>
+          </w:p>
+        </w:tc>
+        <w:tc>
+          <w:tcPr>
+            <w:tcW w:w="4680" w:type="dxa"/>
+            <w:tcMar>
+              <w:top w:w="120" w:type="dxa"/>
+              <w:bottom w:w="120" w:type="dxa"/>
+              <w:left w:w="140" w:type="dxa"/>
+              <w:right w:w="140" w:type="dxa"/>
+            </w:tcMar>
+          </w:tcPr>
+          <w:p>
+            <w:r>
+              <w:t>Google Maps review page client and review job behavior.</w:t>
+            </w:r>
+          </w:p>
+        </w:tc>
+      </w:tr>
+    </w:tbl>
+    <w:p>
+      <w:pPr>
+        <w:pStyle w:val="Heading2"/>
+      </w:pPr>
+      <w:r>
+        <w:t>Appendix C: Environment and setup summary</w:t>
+      </w:r>
+    </w:p>
+    <w:p>
+      <w:r>
+        <w:t>The project runs through Docker Compose from the repository root. The frontend, backend, dataset analysis service, sentiment API, Google Maps API, and scraper service are configured as separate services so they can be started together for local testing.</w:t>
+      </w:r>
+    </w:p>
+    <w:p>
+      <w:pPr>
+        <w:pStyle w:val="Heading2"/>
+      </w:pPr>
+      <w:r>
+        <w:t>Appendix D: Uploaded report evidence summary</w:t>
+      </w:r>
+    </w:p>
+    <w:p>
+      <w:r>
+        <w:t>sentiment_data.pdf: dataset sources, balanced 150,000 record sample, LoRA fine tuning, model comparison, and the XLM-RoBERTa result.</w:t>
+      </w:r>
+    </w:p>
+    <w:p>
+      <w:r>
+        <w:t>operational_report (1).pdf: 1,752 transactions, 93.4% completion rate, 10.34% Y Mall Tla'a Al-Ali failure rate, 91.47% average quality score, and 5/5 passed quality metrics.</w:t>
       </w:r>
     </w:p>
     <w:sectPr>
